--- a/rapports/16_02_2026/ALPHA_BALDE/coh_EQ24_sup_061101000258.docx
+++ b/rapports/16_02_2026/ALPHA_BALDE/coh_EQ24_sup_061101000258.docx
@@ -25,7 +25,7 @@
         <w:br/>
         <w:t>Grappe: 061101000258</w:t>
         <w:br/>
-        <w:t>Date: 16/02/2026 a 12:40</w:t>
+        <w:t>Date: 16/02/2026 a 12:58</w:t>
       </w:r>
     </w:p>
     <w:p/>

--- a/rapports/16_02_2026/ALPHA_BALDE/coh_EQ24_sup_061101000258.docx
+++ b/rapports/16_02_2026/ALPHA_BALDE/coh_EQ24_sup_061101000258.docx
@@ -25,7 +25,7 @@
         <w:br/>
         <w:t>Grappe: 061101000258</w:t>
         <w:br/>
-        <w:t>Date: 16/02/2026 a 12:58</w:t>
+        <w:t>Date: 16/02/2026 a 13:05</w:t>
       </w:r>
     </w:p>
     <w:p/>
@@ -97,7 +97,7 @@
           </w:tcPr>
           <w:p>
             <w:r>
-              <w:t>3</w:t>
+              <w:t>12</w:t>
             </w:r>
           </w:p>
         </w:tc>
@@ -119,7 +119,7 @@
           </w:tcPr>
           <w:p>
             <w:r>
-              <w:t>21</w:t>
+              <w:t>22</w:t>
             </w:r>
           </w:p>
         </w:tc>
@@ -219,7 +219,7 @@
           </w:tcPr>
           <w:p>
             <w:r>
-              <w:t>3</w:t>
+              <w:t>12</w:t>
             </w:r>
           </w:p>
         </w:tc>
@@ -251,39 +251,7 @@
           </w:tcPr>
           <w:p>
             <w:r>
-              <w:t>3</w:t>
-            </w:r>
-          </w:p>
-        </w:tc>
-      </w:tr>
-      <w:tr>
-        <w:tc>
-          <w:tcPr>
-            <w:tcW w:type="dxa" w:w="3324"/>
-          </w:tcPr>
-          <w:p>
-            <w:r>
-              <w:t>Section12</w:t>
-            </w:r>
-          </w:p>
-        </w:tc>
-        <w:tc>
-          <w:tcPr>
-            <w:tcW w:type="dxa" w:w="3324"/>
-          </w:tcPr>
-          <w:p>
-            <w:r>
-              <w:t>Actifs du menage</w:t>
-            </w:r>
-          </w:p>
-        </w:tc>
-        <w:tc>
-          <w:tcPr>
-            <w:tcW w:type="dxa" w:w="3324"/>
-          </w:tcPr>
-          <w:p>
-            <w:r>
-              <w:t>3</w:t>
+              <w:t>12</w:t>
             </w:r>
           </w:p>
         </w:tc>
@@ -315,7 +283,39 @@
           </w:tcPr>
           <w:p>
             <w:r>
-              <w:t>3</w:t>
+              <w:t>12</w:t>
+            </w:r>
+          </w:p>
+        </w:tc>
+      </w:tr>
+      <w:tr>
+        <w:tc>
+          <w:tcPr>
+            <w:tcW w:type="dxa" w:w="3324"/>
+          </w:tcPr>
+          <w:p>
+            <w:r>
+              <w:t>Section13a</w:t>
+            </w:r>
+          </w:p>
+        </w:tc>
+        <w:tc>
+          <w:tcPr>
+            <w:tcW w:type="dxa" w:w="3324"/>
+          </w:tcPr>
+          <w:p>
+            <w:r>
+              <w:t>Transferts recus</w:t>
+            </w:r>
+          </w:p>
+        </w:tc>
+        <w:tc>
+          <w:tcPr>
+            <w:tcW w:type="dxa" w:w="3324"/>
+          </w:tcPr>
+          <w:p>
+            <w:r>
+              <w:t>10</w:t>
             </w:r>
           </w:p>
         </w:tc>
@@ -347,7 +347,103 @@
           </w:tcPr>
           <w:p>
             <w:r>
-              <w:t>2</w:t>
+              <w:t>7</w:t>
+            </w:r>
+          </w:p>
+        </w:tc>
+      </w:tr>
+      <w:tr>
+        <w:tc>
+          <w:tcPr>
+            <w:tcW w:type="dxa" w:w="3324"/>
+          </w:tcPr>
+          <w:p>
+            <w:r>
+              <w:t>Section1</w:t>
+            </w:r>
+          </w:p>
+        </w:tc>
+        <w:tc>
+          <w:tcPr>
+            <w:tcW w:type="dxa" w:w="3324"/>
+          </w:tcPr>
+          <w:p>
+            <w:r>
+              <w:t>Caracteristiques des membres</w:t>
+            </w:r>
+          </w:p>
+        </w:tc>
+        <w:tc>
+          <w:tcPr>
+            <w:tcW w:type="dxa" w:w="3324"/>
+          </w:tcPr>
+          <w:p>
+            <w:r>
+              <w:t>7</w:t>
+            </w:r>
+          </w:p>
+        </w:tc>
+      </w:tr>
+      <w:tr>
+        <w:tc>
+          <w:tcPr>
+            <w:tcW w:type="dxa" w:w="3324"/>
+          </w:tcPr>
+          <w:p>
+            <w:r>
+              <w:t>Section4a</w:t>
+            </w:r>
+          </w:p>
+        </w:tc>
+        <w:tc>
+          <w:tcPr>
+            <w:tcW w:type="dxa" w:w="3324"/>
+          </w:tcPr>
+          <w:p>
+            <w:r>
+              <w:t>Emploi</w:t>
+            </w:r>
+          </w:p>
+        </w:tc>
+        <w:tc>
+          <w:tcPr>
+            <w:tcW w:type="dxa" w:w="3324"/>
+          </w:tcPr>
+          <w:p>
+            <w:r>
+              <w:t>7</w:t>
+            </w:r>
+          </w:p>
+        </w:tc>
+      </w:tr>
+      <w:tr>
+        <w:tc>
+          <w:tcPr>
+            <w:tcW w:type="dxa" w:w="3324"/>
+          </w:tcPr>
+          <w:p>
+            <w:r>
+              <w:t>Section9c</w:t>
+            </w:r>
+          </w:p>
+        </w:tc>
+        <w:tc>
+          <w:tcPr>
+            <w:tcW w:type="dxa" w:w="3324"/>
+          </w:tcPr>
+          <w:p>
+            <w:r>
+              <w:t>Depenses non-alimentaires - 30 jours</w:t>
+            </w:r>
+          </w:p>
+        </w:tc>
+        <w:tc>
+          <w:tcPr>
+            <w:tcW w:type="dxa" w:w="3324"/>
+          </w:tcPr>
+          <w:p>
+            <w:r>
+              <w:t>7</w:t>
             </w:r>
           </w:p>
         </w:tc>
@@ -379,7 +475,7 @@
           </w:tcPr>
           <w:p>
             <w:r>
-              <w:t>2</w:t>
+              <w:t>6</w:t>
             </w:r>
           </w:p>
         </w:tc>
@@ -411,103 +507,7 @@
           </w:tcPr>
           <w:p>
             <w:r>
-              <w:t>2</w:t>
-            </w:r>
-          </w:p>
-        </w:tc>
-      </w:tr>
-      <w:tr>
-        <w:tc>
-          <w:tcPr>
-            <w:tcW w:type="dxa" w:w="3324"/>
-          </w:tcPr>
-          <w:p>
-            <w:r>
-              <w:t>Section13a</w:t>
-            </w:r>
-          </w:p>
-        </w:tc>
-        <w:tc>
-          <w:tcPr>
-            <w:tcW w:type="dxa" w:w="3324"/>
-          </w:tcPr>
-          <w:p>
-            <w:r>
-              <w:t>Transferts recus</w:t>
-            </w:r>
-          </w:p>
-        </w:tc>
-        <w:tc>
-          <w:tcPr>
-            <w:tcW w:type="dxa" w:w="3324"/>
-          </w:tcPr>
-          <w:p>
-            <w:r>
-              <w:t>2</w:t>
-            </w:r>
-          </w:p>
-        </w:tc>
-      </w:tr>
-      <w:tr>
-        <w:tc>
-          <w:tcPr>
-            <w:tcW w:type="dxa" w:w="3324"/>
-          </w:tcPr>
-          <w:p>
-            <w:r>
-              <w:t>Section14</w:t>
-            </w:r>
-          </w:p>
-        </w:tc>
-        <w:tc>
-          <w:tcPr>
-            <w:tcW w:type="dxa" w:w="3324"/>
-          </w:tcPr>
-          <w:p>
-            <w:r>
-              <w:t>Chocs</w:t>
-            </w:r>
-          </w:p>
-        </w:tc>
-        <w:tc>
-          <w:tcPr>
-            <w:tcW w:type="dxa" w:w="3324"/>
-          </w:tcPr>
-          <w:p>
-            <w:r>
-              <w:t>2</w:t>
-            </w:r>
-          </w:p>
-        </w:tc>
-      </w:tr>
-      <w:tr>
-        <w:tc>
-          <w:tcPr>
-            <w:tcW w:type="dxa" w:w="3324"/>
-          </w:tcPr>
-          <w:p>
-            <w:r>
-              <w:t>Section4a</w:t>
-            </w:r>
-          </w:p>
-        </w:tc>
-        <w:tc>
-          <w:tcPr>
-            <w:tcW w:type="dxa" w:w="3324"/>
-          </w:tcPr>
-          <w:p>
-            <w:r>
-              <w:t>Emploi</w:t>
-            </w:r>
-          </w:p>
-        </w:tc>
-        <w:tc>
-          <w:tcPr>
-            <w:tcW w:type="dxa" w:w="3324"/>
-          </w:tcPr>
-          <w:p>
-            <w:r>
-              <w:t>1</w:t>
+              <w:t>6</w:t>
             </w:r>
           </w:p>
         </w:tc>
@@ -520,6 +520,4047 @@
       </w:pPr>
       <w:r>
         <w:t>Details des erreurs par menage</w:t>
+      </w:r>
+    </w:p>
+    <w:p>
+      <w:pPr>
+        <w:pStyle w:val="Heading2"/>
+      </w:pPr>
+      <w:r>
+        <w:t>Menage 1</w:t>
+      </w:r>
+    </w:p>
+    <w:tbl>
+      <w:tblPr>
+        <w:tblStyle w:val="TableGrid"/>
+        <w:tblW w:type="auto" w:w="0"/>
+        <w:tblLook w:firstColumn="1" w:firstRow="1" w:lastColumn="0" w:lastRow="0" w:noHBand="0" w:noVBand="1" w:val="04A0"/>
+      </w:tblPr>
+      <w:tblGrid>
+        <w:gridCol w:w="1662"/>
+        <w:gridCol w:w="1662"/>
+        <w:gridCol w:w="1662"/>
+        <w:gridCol w:w="1662"/>
+        <w:gridCol w:w="1662"/>
+        <w:gridCol w:w="1662"/>
+      </w:tblGrid>
+      <w:tr>
+        <w:tc>
+          <w:tcPr>
+            <w:tcW w:type="dxa" w:w="1662"/>
+            <w:shd w:fill="5B9BD5"/>
+          </w:tcPr>
+          <w:p>
+            <w:r>
+              <w:rPr>
+                <w:b/>
+                <w:color w:val="FFFFFF"/>
+                <w:sz w:val="16"/>
+              </w:rPr>
+              <w:t>Interview Key</w:t>
+            </w:r>
+          </w:p>
+        </w:tc>
+        <w:tc>
+          <w:tcPr>
+            <w:tcW w:type="dxa" w:w="1662"/>
+            <w:shd w:fill="5B9BD5"/>
+          </w:tcPr>
+          <w:p>
+            <w:r>
+              <w:rPr>
+                <w:b/>
+                <w:color w:val="FFFFFF"/>
+                <w:sz w:val="16"/>
+              </w:rPr>
+              <w:t>Interview ID</w:t>
+            </w:r>
+          </w:p>
+        </w:tc>
+        <w:tc>
+          <w:tcPr>
+            <w:tcW w:type="dxa" w:w="1662"/>
+            <w:shd w:fill="5B9BD5"/>
+          </w:tcPr>
+          <w:p>
+            <w:r>
+              <w:rPr>
+                <w:b/>
+                <w:color w:val="FFFFFF"/>
+                <w:sz w:val="16"/>
+              </w:rPr>
+              <w:t>ID Agent</w:t>
+            </w:r>
+          </w:p>
+        </w:tc>
+        <w:tc>
+          <w:tcPr>
+            <w:tcW w:type="dxa" w:w="1662"/>
+            <w:shd w:fill="5B9BD5"/>
+          </w:tcPr>
+          <w:p>
+            <w:r>
+              <w:rPr>
+                <w:b/>
+                <w:color w:val="FFFFFF"/>
+                <w:sz w:val="16"/>
+              </w:rPr>
+              <w:t>ID Equipe</w:t>
+            </w:r>
+          </w:p>
+        </w:tc>
+        <w:tc>
+          <w:tcPr>
+            <w:tcW w:type="dxa" w:w="1662"/>
+            <w:shd w:fill="5B9BD5"/>
+          </w:tcPr>
+          <w:p>
+            <w:r>
+              <w:rPr>
+                <w:b/>
+                <w:color w:val="FFFFFF"/>
+                <w:sz w:val="16"/>
+              </w:rPr>
+              <w:t>Agent</w:t>
+            </w:r>
+          </w:p>
+        </w:tc>
+        <w:tc>
+          <w:tcPr>
+            <w:tcW w:type="dxa" w:w="1662"/>
+            <w:shd w:fill="5B9BD5"/>
+          </w:tcPr>
+          <w:p>
+            <w:r>
+              <w:rPr>
+                <w:b/>
+                <w:color w:val="FFFFFF"/>
+                <w:sz w:val="16"/>
+              </w:rPr>
+              <w:t>Chef d'equipe</w:t>
+            </w:r>
+          </w:p>
+        </w:tc>
+      </w:tr>
+      <w:tr>
+        <w:tc>
+          <w:tcPr>
+            <w:tcW w:type="dxa" w:w="1662"/>
+          </w:tcPr>
+          <w:p>
+            <w:r>
+              <w:rPr>
+                <w:sz w:val="14"/>
+              </w:rPr>
+              <w:t>34-40-38-19</w:t>
+            </w:r>
+          </w:p>
+        </w:tc>
+        <w:tc>
+          <w:tcPr>
+            <w:tcW w:type="dxa" w:w="1662"/>
+          </w:tcPr>
+          <w:p>
+            <w:r>
+              <w:rPr>
+                <w:sz w:val="14"/>
+              </w:rPr>
+              <w:t>83c15dd138db49c09f88a62d4b503997</w:t>
+            </w:r>
+          </w:p>
+        </w:tc>
+        <w:tc>
+          <w:tcPr>
+            <w:tcW w:type="dxa" w:w="1662"/>
+          </w:tcPr>
+          <w:p>
+            <w:r>
+              <w:rPr>
+                <w:sz w:val="14"/>
+              </w:rPr>
+              <w:t>EQ24_enq1</w:t>
+            </w:r>
+          </w:p>
+        </w:tc>
+        <w:tc>
+          <w:tcPr>
+            <w:tcW w:type="dxa" w:w="1662"/>
+          </w:tcPr>
+          <w:p>
+            <w:r>
+              <w:rPr>
+                <w:sz w:val="14"/>
+              </w:rPr>
+              <w:t>Equipe24</w:t>
+            </w:r>
+          </w:p>
+        </w:tc>
+        <w:tc>
+          <w:tcPr>
+            <w:tcW w:type="dxa" w:w="1662"/>
+          </w:tcPr>
+          <w:p>
+            <w:r>
+              <w:rPr>
+                <w:sz w:val="14"/>
+              </w:rPr>
+              <w:t>Serigne Modou Bousso GUEYE</w:t>
+            </w:r>
+          </w:p>
+        </w:tc>
+        <w:tc>
+          <w:tcPr>
+            <w:tcW w:type="dxa" w:w="1662"/>
+          </w:tcPr>
+          <w:p>
+            <w:r>
+              <w:rPr>
+                <w:sz w:val="14"/>
+              </w:rPr>
+              <w:t>Bintou SAGNA</w:t>
+            </w:r>
+          </w:p>
+        </w:tc>
+      </w:tr>
+    </w:tbl>
+    <w:p/>
+    <w:tbl>
+      <w:tblPr>
+        <w:tblStyle w:val="TableGrid"/>
+        <w:tblW w:type="auto" w:w="0"/>
+        <w:tblLook w:firstColumn="1" w:firstRow="1" w:lastColumn="0" w:lastRow="0" w:noHBand="0" w:noVBand="1" w:val="04A0"/>
+      </w:tblPr>
+      <w:tblGrid>
+        <w:gridCol w:w="3324"/>
+        <w:gridCol w:w="3324"/>
+        <w:gridCol w:w="3324"/>
+      </w:tblGrid>
+      <w:tr>
+        <w:tc>
+          <w:tcPr>
+            <w:tcW w:type="dxa" w:w="3324"/>
+            <w:shd w:fill="70AD47"/>
+          </w:tcPr>
+          <w:p>
+            <w:r>
+              <w:rPr>
+                <w:b/>
+                <w:color w:val="FFFFFF"/>
+                <w:sz w:val="18"/>
+              </w:rPr>
+              <w:t>Chef de Menage</w:t>
+            </w:r>
+          </w:p>
+        </w:tc>
+        <w:tc>
+          <w:tcPr>
+            <w:tcW w:type="dxa" w:w="3324"/>
+            <w:shd w:fill="70AD47"/>
+          </w:tcPr>
+          <w:p>
+            <w:r>
+              <w:rPr>
+                <w:b/>
+                <w:color w:val="FFFFFF"/>
+                <w:sz w:val="18"/>
+              </w:rPr>
+              <w:t>Quartier/Village (s00q05)</w:t>
+            </w:r>
+          </w:p>
+        </w:tc>
+        <w:tc>
+          <w:tcPr>
+            <w:tcW w:type="dxa" w:w="3324"/>
+            <w:shd w:fill="70AD47"/>
+          </w:tcPr>
+          <w:p>
+            <w:r>
+              <w:rPr>
+                <w:b/>
+                <w:color w:val="FFFFFF"/>
+                <w:sz w:val="18"/>
+              </w:rPr>
+              <w:t>Localisation GPS</w:t>
+            </w:r>
+          </w:p>
+        </w:tc>
+      </w:tr>
+      <w:tr>
+        <w:tc>
+          <w:tcPr>
+            <w:tcW w:type="dxa" w:w="3324"/>
+          </w:tcPr>
+          <w:p>
+            <w:r>
+              <w:rPr>
+                <w:sz w:val="18"/>
+              </w:rPr>
+              <w:t>MALICK SECK</w:t>
+            </w:r>
+          </w:p>
+        </w:tc>
+        <w:tc>
+          <w:tcPr>
+            <w:tcW w:type="dxa" w:w="3324"/>
+          </w:tcPr>
+          <w:p>
+            <w:r>
+              <w:rPr>
+                <w:sz w:val="18"/>
+              </w:rPr>
+              <w:t>N/A</w:t>
+            </w:r>
+          </w:p>
+        </w:tc>
+        <w:tc>
+          <w:tcPr>
+            <w:tcW w:type="dxa" w:w="3324"/>
+          </w:tcPr>
+          <w:p>
+            <w:r/>
+            <w:hyperlink r:id="rId9">
+              <w:r>
+                <w:rPr>
+                  <w:color w:val="0563C1"/>
+                  <w:u w:val="single"/>
+                </w:rPr>
+                <w:t>RDC</w:t>
+              </w:r>
+            </w:hyperlink>
+          </w:p>
+        </w:tc>
+      </w:tr>
+    </w:tbl>
+    <w:p/>
+    <w:p>
+      <w:r>
+        <w:rPr>
+          <w:b/>
+          <w:color w:val="4672C4"/>
+          <w:sz w:val="22"/>
+        </w:rPr>
+        <w:t>&gt;&gt; Section1 - Caracteristiques des membres</w:t>
+      </w:r>
+    </w:p>
+    <w:p>
+      <w:pPr>
+        <w:ind w:left="283"/>
+      </w:pPr>
+      <w:r>
+        <w:rPr>
+          <w:sz w:val="20"/>
+        </w:rPr>
+        <w:t xml:space="preserve">- La raison principale pour laquelle que MALICK SECK est venu vivre dans cette localité est Apprentissage de metier et semble exister dans les modalités, prière de prendre attache avec le QG pour plus d'explication afin de la classer bien. </w:t>
+        <w:br/>
+        <w:t>- Les informations sur l'acte de naissance (ni Jours, ni mois et ni années) de  FATOU SECK  manquent, s'il vous plait pouvez-vous fournir d'effort pour avoir ces informations. Attention ! Le montant (6500 Fcfa) dépensé ou reçu en cadeau pour les cartes prépayées, les transferts de crédit et les abonnements de  FATOU SECK est relativement élevé par rapport aux autres montants depansés observés dans cette zone. Prière de corriger ou de confirmer avec le QG.</w:t>
+      </w:r>
+    </w:p>
+    <w:p>
+      <w:r>
+        <w:rPr>
+          <w:b/>
+          <w:color w:val="4672C4"/>
+          <w:sz w:val="22"/>
+        </w:rPr>
+        <w:t>&gt;&gt; Section2 - Education</w:t>
+      </w:r>
+    </w:p>
+    <w:p>
+      <w:pPr>
+        <w:ind w:left="283"/>
+      </w:pPr>
+      <w:r>
+        <w:rPr>
+          <w:sz w:val="20"/>
+        </w:rPr>
+        <w:t xml:space="preserve">- Peu probable! FATOU SECK  n'arrive pas  à comprendre un petit texte lu dans une langue locale (s02q03). Veuillez corriger ou donner des explications au QG. Peu probable! FATOU SECK  ne sait ni lire, ni écrire, ni comprendre dans aucune des langues  (s02q01,s02q02,s02q03). Veuillez corriger ou donner des explications au QG. </w:t>
+        <w:br/>
+        <w:t>- Peu probable! MALICK SECK  n'arrive pas  à comprendre un petit texte lu dans une langue locale (s02q03). Veuillez corriger ou donner des explications au QG.</w:t>
+      </w:r>
+    </w:p>
+    <w:p>
+      <w:r>
+        <w:rPr>
+          <w:b/>
+          <w:color w:val="4672C4"/>
+          <w:sz w:val="22"/>
+        </w:rPr>
+        <w:t>&gt;&gt; Section7b - Consommation alimentaire - 7 jours</w:t>
+      </w:r>
+    </w:p>
+    <w:p>
+      <w:pPr>
+        <w:ind w:left="283"/>
+      </w:pPr>
+      <w:r>
+        <w:rPr>
+          <w:sz w:val="20"/>
+        </w:rPr>
+        <w:t>- Avertissement!! le prix unitaire (100 Fcfa) de Thé en sachet (unité: Sachets) de taille Petit est très faible ou élevé. Prière de corriger ou de confirmer avec le QG. Avertissement!!! Le ménage a consommé 1 Bidon 20l taille unique de Eau minérale/filtrée en bouteille locale, cette quantité semble anormale pour une consommation des 7 derniers jours, prière de verifier et corriger.  La dernière fois que vous avez acheté Eau minérale/filtrée en bouteille locale est PUITS couvert dans le quartier et semble exister dans les modalités, prière de prendre attache avec le QG pour plus d'explication afin de la classer bien.</w:t>
+      </w:r>
+    </w:p>
+    <w:p>
+      <w:r>
+        <w:rPr>
+          <w:b/>
+          <w:color w:val="4672C4"/>
+          <w:sz w:val="22"/>
+        </w:rPr>
+        <w:t>&gt;&gt; Section8 - Sécurite alimentaire</w:t>
+      </w:r>
+    </w:p>
+    <w:p>
+      <w:pPr>
+        <w:ind w:left="283"/>
+      </w:pPr>
+      <w:r>
+        <w:rPr>
+          <w:sz w:val="20"/>
+        </w:rPr>
+        <w:t>- Prière de fournir d'effort pour avoir des réponses exactes au lieu de NSP ou Refus. Prière de demander le ménage pour renseigner le reste (Section 8).</w:t>
+      </w:r>
+    </w:p>
+    <w:p>
+      <w:r>
+        <w:rPr>
+          <w:b/>
+          <w:color w:val="4672C4"/>
+          <w:sz w:val="22"/>
+        </w:rPr>
+        <w:t>&gt;&gt; Section9d - Depenses non-alimentaires - 3 mois</w:t>
+      </w:r>
+    </w:p>
+    <w:p>
+      <w:pPr>
+        <w:ind w:left="283"/>
+      </w:pPr>
+      <w:r>
+        <w:rPr>
+          <w:sz w:val="20"/>
+        </w:rPr>
+        <w:t>- Difficile pour un ménage de ne pas avoir effectué de dépenses au cours de 3 derniers mois sur les produits/services cités (Section 9D), prière de revoir la section pour ce ménage.</w:t>
+      </w:r>
+    </w:p>
+    <w:p>
+      <w:r>
+        <w:rPr>
+          <w:b/>
+          <w:color w:val="4672C4"/>
+          <w:sz w:val="22"/>
+        </w:rPr>
+        <w:t>&gt;&gt; Section9e - Depenses non-alimentaires - 6 mois</w:t>
+      </w:r>
+    </w:p>
+    <w:p>
+      <w:pPr>
+        <w:ind w:left="283"/>
+      </w:pPr>
+      <w:r>
+        <w:rPr>
+          <w:sz w:val="20"/>
+        </w:rPr>
+        <w:t>- Peu plausible! le montant de la dépense pour Tissus d'habillement: tissus pagne, tissu pagne du tisserand, tissu synthétique, etc. semble élevé. Veuillez, s'il vous plaît, confirmer cette information avec le QG ou la corriger.</w:t>
+      </w:r>
+    </w:p>
+    <w:p>
+      <w:r>
+        <w:rPr>
+          <w:b/>
+          <w:color w:val="4672C4"/>
+          <w:sz w:val="22"/>
+        </w:rPr>
+        <w:t>&gt;&gt; Section10a - Existence entreprise non agricole</w:t>
+      </w:r>
+    </w:p>
+    <w:p>
+      <w:pPr>
+        <w:ind w:left="283"/>
+      </w:pPr>
+      <w:r>
+        <w:rPr>
+          <w:sz w:val="20"/>
+        </w:rPr>
+        <w:t>- Avertissement!!! Le ménage de MALICK SECK a comme taille 2 personnes dont ils vivent à KAOLACK Urbain et aucune d'entre ne possède une entreprise non agricole, prière de revoir cette partie de la section 10 de ce menage.</w:t>
+      </w:r>
+    </w:p>
+    <w:p>
+      <w:r>
+        <w:rPr>
+          <w:b/>
+          <w:color w:val="4672C4"/>
+          <w:sz w:val="22"/>
+        </w:rPr>
+        <w:t>&gt;&gt; Section13a - Transferts recus</w:t>
+      </w:r>
+    </w:p>
+    <w:p>
+      <w:pPr>
+        <w:ind w:left="283"/>
+      </w:pPr>
+      <w:r>
+        <w:rPr>
+          <w:sz w:val="20"/>
+        </w:rPr>
+        <w:t xml:space="preserve">- L'enquêteur prière de fournir d'effort pour avoir le niveau d'étude et l'âge de celui qui a envoyé/donné de l'argent dans la section 13a (Transfert reçu). L'âge de celui qui a envoyé/donné de l'argent dans la section 13a (Transfert reçu) semble  élévé, prière de corriger ou confirmer ave le QG. </w:t>
+        <w:br/>
+        <w:t>- L'enquêteur prière de fournir d'effort pour avoir le niveau d'étude et l'âge de celui qui a envoyé/donné de l'argent dans la section 13a (Transfert reçu). L'âge de celui qui a envoyé/donné de l'argent dans la section 13a (Transfert reçu) semble  élévé, prière de corriger ou confirmer ave le QG.</w:t>
+      </w:r>
+    </w:p>
+    <w:p>
+      <w:r>
+        <w:rPr>
+          <w:b/>
+          <w:color w:val="4672C4"/>
+          <w:sz w:val="22"/>
+        </w:rPr>
+        <w:t>&gt;&gt; Section14 - Chocs</w:t>
+      </w:r>
+    </w:p>
+    <w:p>
+      <w:pPr>
+        <w:ind w:left="283"/>
+      </w:pPr>
+      <w:r>
+        <w:rPr>
+          <w:sz w:val="20"/>
+        </w:rPr>
+        <w:t>- Avertissement!! Le ménage n'a été négativement affecté par aucun des problèmes donnés dans la section 14. Confirmez vous cette information avec le QG?</w:t>
+      </w:r>
+    </w:p>
+    <w:p>
+      <w:r>
+        <w:rPr>
+          <w:b/>
+          <w:color w:val="4672C4"/>
+          <w:sz w:val="22"/>
+        </w:rPr>
+        <w:t>&gt;&gt; Section16a - Champs et parcelles</w:t>
+      </w:r>
+    </w:p>
+    <w:p>
+      <w:pPr>
+        <w:ind w:left="283"/>
+      </w:pPr>
+      <w:r>
+        <w:rPr>
+          <w:sz w:val="20"/>
+        </w:rPr>
+        <w:t>- La section 16 du ménage de MALICK SECK n'est pas renseigné, prière de renseigner.</w:t>
+      </w:r>
+    </w:p>
+    <w:p>
+      <w:r>
+        <w:t>________________________________________________________________________________</w:t>
+      </w:r>
+    </w:p>
+    <w:p>
+      <w:pPr>
+        <w:pStyle w:val="Heading2"/>
+      </w:pPr>
+      <w:r>
+        <w:t>Menage 2</w:t>
+      </w:r>
+    </w:p>
+    <w:tbl>
+      <w:tblPr>
+        <w:tblStyle w:val="TableGrid"/>
+        <w:tblW w:type="auto" w:w="0"/>
+        <w:tblLook w:firstColumn="1" w:firstRow="1" w:lastColumn="0" w:lastRow="0" w:noHBand="0" w:noVBand="1" w:val="04A0"/>
+      </w:tblPr>
+      <w:tblGrid>
+        <w:gridCol w:w="1662"/>
+        <w:gridCol w:w="1662"/>
+        <w:gridCol w:w="1662"/>
+        <w:gridCol w:w="1662"/>
+        <w:gridCol w:w="1662"/>
+        <w:gridCol w:w="1662"/>
+      </w:tblGrid>
+      <w:tr>
+        <w:tc>
+          <w:tcPr>
+            <w:tcW w:type="dxa" w:w="1662"/>
+            <w:shd w:fill="5B9BD5"/>
+          </w:tcPr>
+          <w:p>
+            <w:r>
+              <w:rPr>
+                <w:b/>
+                <w:color w:val="FFFFFF"/>
+                <w:sz w:val="16"/>
+              </w:rPr>
+              <w:t>Interview Key</w:t>
+            </w:r>
+          </w:p>
+        </w:tc>
+        <w:tc>
+          <w:tcPr>
+            <w:tcW w:type="dxa" w:w="1662"/>
+            <w:shd w:fill="5B9BD5"/>
+          </w:tcPr>
+          <w:p>
+            <w:r>
+              <w:rPr>
+                <w:b/>
+                <w:color w:val="FFFFFF"/>
+                <w:sz w:val="16"/>
+              </w:rPr>
+              <w:t>Interview ID</w:t>
+            </w:r>
+          </w:p>
+        </w:tc>
+        <w:tc>
+          <w:tcPr>
+            <w:tcW w:type="dxa" w:w="1662"/>
+            <w:shd w:fill="5B9BD5"/>
+          </w:tcPr>
+          <w:p>
+            <w:r>
+              <w:rPr>
+                <w:b/>
+                <w:color w:val="FFFFFF"/>
+                <w:sz w:val="16"/>
+              </w:rPr>
+              <w:t>ID Agent</w:t>
+            </w:r>
+          </w:p>
+        </w:tc>
+        <w:tc>
+          <w:tcPr>
+            <w:tcW w:type="dxa" w:w="1662"/>
+            <w:shd w:fill="5B9BD5"/>
+          </w:tcPr>
+          <w:p>
+            <w:r>
+              <w:rPr>
+                <w:b/>
+                <w:color w:val="FFFFFF"/>
+                <w:sz w:val="16"/>
+              </w:rPr>
+              <w:t>ID Equipe</w:t>
+            </w:r>
+          </w:p>
+        </w:tc>
+        <w:tc>
+          <w:tcPr>
+            <w:tcW w:type="dxa" w:w="1662"/>
+            <w:shd w:fill="5B9BD5"/>
+          </w:tcPr>
+          <w:p>
+            <w:r>
+              <w:rPr>
+                <w:b/>
+                <w:color w:val="FFFFFF"/>
+                <w:sz w:val="16"/>
+              </w:rPr>
+              <w:t>Agent</w:t>
+            </w:r>
+          </w:p>
+        </w:tc>
+        <w:tc>
+          <w:tcPr>
+            <w:tcW w:type="dxa" w:w="1662"/>
+            <w:shd w:fill="5B9BD5"/>
+          </w:tcPr>
+          <w:p>
+            <w:r>
+              <w:rPr>
+                <w:b/>
+                <w:color w:val="FFFFFF"/>
+                <w:sz w:val="16"/>
+              </w:rPr>
+              <w:t>Chef d'equipe</w:t>
+            </w:r>
+          </w:p>
+        </w:tc>
+      </w:tr>
+      <w:tr>
+        <w:tc>
+          <w:tcPr>
+            <w:tcW w:type="dxa" w:w="1662"/>
+          </w:tcPr>
+          <w:p>
+            <w:r>
+              <w:rPr>
+                <w:sz w:val="14"/>
+              </w:rPr>
+              <w:t>63-69-11-83</w:t>
+            </w:r>
+          </w:p>
+        </w:tc>
+        <w:tc>
+          <w:tcPr>
+            <w:tcW w:type="dxa" w:w="1662"/>
+          </w:tcPr>
+          <w:p>
+            <w:r>
+              <w:rPr>
+                <w:sz w:val="14"/>
+              </w:rPr>
+              <w:t>f7bdd23c3bfe4d339887016db6a26a18</w:t>
+            </w:r>
+          </w:p>
+        </w:tc>
+        <w:tc>
+          <w:tcPr>
+            <w:tcW w:type="dxa" w:w="1662"/>
+          </w:tcPr>
+          <w:p>
+            <w:r>
+              <w:rPr>
+                <w:sz w:val="14"/>
+              </w:rPr>
+              <w:t>EQ24_enq2</w:t>
+            </w:r>
+          </w:p>
+        </w:tc>
+        <w:tc>
+          <w:tcPr>
+            <w:tcW w:type="dxa" w:w="1662"/>
+          </w:tcPr>
+          <w:p>
+            <w:r>
+              <w:rPr>
+                <w:sz w:val="14"/>
+              </w:rPr>
+              <w:t>Equipe24</w:t>
+            </w:r>
+          </w:p>
+        </w:tc>
+        <w:tc>
+          <w:tcPr>
+            <w:tcW w:type="dxa" w:w="1662"/>
+          </w:tcPr>
+          <w:p>
+            <w:r>
+              <w:rPr>
+                <w:sz w:val="14"/>
+              </w:rPr>
+              <w:t>Ousmane MBENGUE</w:t>
+            </w:r>
+          </w:p>
+        </w:tc>
+        <w:tc>
+          <w:tcPr>
+            <w:tcW w:type="dxa" w:w="1662"/>
+          </w:tcPr>
+          <w:p>
+            <w:r>
+              <w:rPr>
+                <w:sz w:val="14"/>
+              </w:rPr>
+              <w:t>Bintou SAGNA</w:t>
+            </w:r>
+          </w:p>
+        </w:tc>
+      </w:tr>
+    </w:tbl>
+    <w:p/>
+    <w:tbl>
+      <w:tblPr>
+        <w:tblStyle w:val="TableGrid"/>
+        <w:tblW w:type="auto" w:w="0"/>
+        <w:tblLook w:firstColumn="1" w:firstRow="1" w:lastColumn="0" w:lastRow="0" w:noHBand="0" w:noVBand="1" w:val="04A0"/>
+      </w:tblPr>
+      <w:tblGrid>
+        <w:gridCol w:w="3324"/>
+        <w:gridCol w:w="3324"/>
+        <w:gridCol w:w="3324"/>
+      </w:tblGrid>
+      <w:tr>
+        <w:tc>
+          <w:tcPr>
+            <w:tcW w:type="dxa" w:w="3324"/>
+            <w:shd w:fill="70AD47"/>
+          </w:tcPr>
+          <w:p>
+            <w:r>
+              <w:rPr>
+                <w:b/>
+                <w:color w:val="FFFFFF"/>
+                <w:sz w:val="18"/>
+              </w:rPr>
+              <w:t>Chef de Menage</w:t>
+            </w:r>
+          </w:p>
+        </w:tc>
+        <w:tc>
+          <w:tcPr>
+            <w:tcW w:type="dxa" w:w="3324"/>
+            <w:shd w:fill="70AD47"/>
+          </w:tcPr>
+          <w:p>
+            <w:r>
+              <w:rPr>
+                <w:b/>
+                <w:color w:val="FFFFFF"/>
+                <w:sz w:val="18"/>
+              </w:rPr>
+              <w:t>Quartier/Village (s00q05)</w:t>
+            </w:r>
+          </w:p>
+        </w:tc>
+        <w:tc>
+          <w:tcPr>
+            <w:tcW w:type="dxa" w:w="3324"/>
+            <w:shd w:fill="70AD47"/>
+          </w:tcPr>
+          <w:p>
+            <w:r>
+              <w:rPr>
+                <w:b/>
+                <w:color w:val="FFFFFF"/>
+                <w:sz w:val="18"/>
+              </w:rPr>
+              <w:t>Localisation GPS</w:t>
+            </w:r>
+          </w:p>
+        </w:tc>
+      </w:tr>
+      <w:tr>
+        <w:tc>
+          <w:tcPr>
+            <w:tcW w:type="dxa" w:w="3324"/>
+          </w:tcPr>
+          <w:p>
+            <w:r>
+              <w:rPr>
+                <w:sz w:val="18"/>
+              </w:rPr>
+              <w:t>ADAMA THIAM</w:t>
+            </w:r>
+          </w:p>
+        </w:tc>
+        <w:tc>
+          <w:tcPr>
+            <w:tcW w:type="dxa" w:w="3324"/>
+          </w:tcPr>
+          <w:p>
+            <w:r>
+              <w:rPr>
+                <w:sz w:val="18"/>
+              </w:rPr>
+              <w:t>N/A</w:t>
+            </w:r>
+          </w:p>
+        </w:tc>
+        <w:tc>
+          <w:tcPr>
+            <w:tcW w:type="dxa" w:w="3324"/>
+          </w:tcPr>
+          <w:p>
+            <w:r/>
+            <w:hyperlink r:id="rId10">
+              <w:r>
+                <w:rPr>
+                  <w:color w:val="0563C1"/>
+                  <w:u w:val="single"/>
+                </w:rPr>
+                <w:t>� l entree</w:t>
+              </w:r>
+            </w:hyperlink>
+          </w:p>
+        </w:tc>
+      </w:tr>
+    </w:tbl>
+    <w:p/>
+    <w:p>
+      <w:r>
+        <w:rPr>
+          <w:b/>
+          <w:color w:val="4672C4"/>
+          <w:sz w:val="22"/>
+        </w:rPr>
+        <w:t>&gt;&gt; Section0 - Identification et renseignements de controle</w:t>
+      </w:r>
+    </w:p>
+    <w:p>
+      <w:pPr>
+        <w:ind w:left="283"/>
+      </w:pPr>
+      <w:r>
+        <w:rPr>
+          <w:sz w:val="20"/>
+        </w:rPr>
+        <w:t>- Le questionnaire semble ne pas être complètement fini mais le questionnaire est en statut complet, prière de compléter le questionnaire.</w:t>
+      </w:r>
+    </w:p>
+    <w:p>
+      <w:r>
+        <w:rPr>
+          <w:b/>
+          <w:color w:val="4672C4"/>
+          <w:sz w:val="22"/>
+        </w:rPr>
+        <w:t>&gt;&gt; Section1 - Caracteristiques des membres</w:t>
+      </w:r>
+    </w:p>
+    <w:p>
+      <w:pPr>
+        <w:ind w:left="283"/>
+      </w:pPr>
+      <w:r>
+        <w:rPr>
+          <w:sz w:val="20"/>
+        </w:rPr>
+        <w:t xml:space="preserve">- Avertissement! Veuillez renseigner par oui ou non toutes les modalités de la question s01q47. </w:t>
+        <w:br/>
+        <w:t>- La raison principale que ADAMA THIAM envisage de migrer est Tourisme et semble exister dans les modalités, prière de prendre attache avec le QG pour plus d'explication afin de la classer bien. Attention ! Le montant (9000 Fcfa) dépensé ou reçu en cadeau pour les cartes prépayées, les transferts de crédit et les abonnements de  ADAMA THIAM est relativement élevé par rapport aux autres montants depansés observés dans cette zone. Prière de corriger ou de confirmer avec le QG.</w:t>
+      </w:r>
+    </w:p>
+    <w:p>
+      <w:r>
+        <w:rPr>
+          <w:b/>
+          <w:color w:val="4672C4"/>
+          <w:sz w:val="22"/>
+        </w:rPr>
+        <w:t>&gt;&gt; Section2 - Education</w:t>
+      </w:r>
+    </w:p>
+    <w:p>
+      <w:pPr>
+        <w:ind w:left="283"/>
+      </w:pPr>
+      <w:r>
+        <w:rPr>
+          <w:sz w:val="20"/>
+        </w:rPr>
+        <w:t xml:space="preserve">- Peu probable! ABDOULAYE DIONGUE  n'arrive pas  à comprendre un petit texte lu dans une langue locale (s02q03). Veuillez corriger ou donner des explications au QG. Attention ! Le frais de scolarité (70000 Fcfa) de ABDOULAYE DIONGUE en 4ème année de Secondaire 1 (Moyen) Général est relativement élevé par rapport aux autres frais de scolarités observés dans cette zone. Prière de corriger ou de confirmer avec le QG. </w:t>
+        <w:br/>
+        <w:t>- Peu probable! ADAMA THIAM  n'arrive pas  à comprendre un petit texte lu dans une langue locale (s02q03). Veuillez corriger ou donner des explications au QG.</w:t>
+      </w:r>
+    </w:p>
+    <w:p>
+      <w:r>
+        <w:rPr>
+          <w:b/>
+          <w:color w:val="4672C4"/>
+          <w:sz w:val="22"/>
+        </w:rPr>
+        <w:t>&gt;&gt; Section4a - Emploi</w:t>
+      </w:r>
+    </w:p>
+    <w:p>
+      <w:pPr>
+        <w:ind w:left="283"/>
+      </w:pPr>
+      <w:r>
+        <w:rPr>
+          <w:sz w:val="20"/>
+        </w:rPr>
+        <w:t>- Avertissement! ADAMA THIAM n'a consacré aucune heure pour aucun des travaux du ménage, prière de regarder les réponses prises dans les questions (s04q01 s04q02 s04q03 s04q04 s04q05 s04q06 s04q07 s04q08).</w:t>
+      </w:r>
+    </w:p>
+    <w:p>
+      <w:r>
+        <w:rPr>
+          <w:b/>
+          <w:color w:val="4672C4"/>
+          <w:sz w:val="22"/>
+        </w:rPr>
+        <w:t>&gt;&gt; Section7b - Consommation alimentaire - 7 jours</w:t>
+      </w:r>
+    </w:p>
+    <w:p>
+      <w:pPr>
+        <w:ind w:left="283"/>
+      </w:pPr>
+      <w:r>
+        <w:rPr>
+          <w:sz w:val="20"/>
+        </w:rPr>
+        <w:t>- Attention ! Soupçons de quantité anormale! Le ménage de ADAMA THIAM avec une taille de 2 personnes a consommé 2 Kg en taille unique de Sucre en poudre  qui est relativement élevé comme consommation par rapport à la condition de vie des autres ménages de même taille dans cette zone. Prière de corriger ou de confirmer avec le QG. Avertissement!! Les quantités du Thé en feuille consommées en Sachets industriel semble incoherent car les ménages consomment géneralement en sachet ou en paquet, prière de corriger ou confirmer avec le QG. Avertissement!!! Le ménage a consommé 1 Bidon 20l taille unique de Eau minérale/filtrée en bouteille locale, cette quantité semble anormale pour une consommation des 7 derniers jours, prière de verifier et corriger.</w:t>
+      </w:r>
+    </w:p>
+    <w:p>
+      <w:r>
+        <w:rPr>
+          <w:b/>
+          <w:color w:val="4672C4"/>
+          <w:sz w:val="22"/>
+        </w:rPr>
+        <w:t>&gt;&gt; Section9b - Depenses non-alimentaires - 7 jours</w:t>
+      </w:r>
+    </w:p>
+    <w:p>
+      <w:pPr>
+        <w:ind w:left="283"/>
+      </w:pPr>
+      <w:r>
+        <w:rPr>
+          <w:sz w:val="20"/>
+        </w:rPr>
+        <w:t>- Il est difficile d'avoir un ménage qui n'a effectué aucune des dépenses mentionnées au cours de 7 derniers jours, prière de revoir la section 9B pour ce ménage.</w:t>
+      </w:r>
+    </w:p>
+    <w:p>
+      <w:r>
+        <w:rPr>
+          <w:b/>
+          <w:color w:val="4672C4"/>
+          <w:sz w:val="22"/>
+        </w:rPr>
+        <w:t>&gt;&gt; Section9c - Depenses non-alimentaires - 30 jours</w:t>
+      </w:r>
+    </w:p>
+    <w:p>
+      <w:pPr>
+        <w:ind w:left="283"/>
+      </w:pPr>
+      <w:r>
+        <w:rPr>
+          <w:sz w:val="20"/>
+        </w:rPr>
+        <w:t xml:space="preserve">- La dernière fois que vous avez acheté Frais de blanchiment des vêtements, linge, etc. (Pressing) est lingère et semble exister dans les modalités, prière de prendre attache avec le QG pour plus d'explication afin de la classer bien. </w:t>
+        <w:br/>
+        <w:t>-  La dernière fois que vous avez acheté Salaire du personnel de maison (gardien, boy, chauffeur, cuisinier, etc. ) est haussa et semble exister dans les modalités, prière de prendre attache avec le QG pour plus d'explication afin de la classer bien.</w:t>
+      </w:r>
+    </w:p>
+    <w:p>
+      <w:r>
+        <w:rPr>
+          <w:b/>
+          <w:color w:val="4672C4"/>
+          <w:sz w:val="22"/>
+        </w:rPr>
+        <w:t>&gt;&gt; Section9e - Depenses non-alimentaires - 6 mois</w:t>
+      </w:r>
+    </w:p>
+    <w:p>
+      <w:pPr>
+        <w:ind w:left="283"/>
+      </w:pPr>
+      <w:r>
+        <w:rPr>
+          <w:sz w:val="20"/>
+        </w:rPr>
+        <w:t>- Peu plausible! le montant de la dépense pour Vêtements hommes (15 ans et plus): chemise, pantalon, veste, ensemble, vêtements de travail, etc. semble élevé. Veuillez, s'il vous plaît, confirmer cette information avec le QG ou la corriger.</w:t>
+      </w:r>
+    </w:p>
+    <w:p>
+      <w:r>
+        <w:rPr>
+          <w:b/>
+          <w:color w:val="4672C4"/>
+          <w:sz w:val="22"/>
+        </w:rPr>
+        <w:t>&gt;&gt; Section11 - Caracteristiques logement</w:t>
+      </w:r>
+    </w:p>
+    <w:p>
+      <w:pPr>
+        <w:ind w:left="283"/>
+      </w:pPr>
+      <w:r>
+        <w:rPr>
+          <w:sz w:val="20"/>
+        </w:rPr>
+        <w:t>- Le nombre de pièces occupés est superieur aux nombre de personne vivant dans le ménage. Le montant (FCFA) du loyer mensuel payé pour un logement comme le votre dans ce village/quartier est trop élevé, Veuillez s'il vous plaît corriger cette information.</w:t>
+      </w:r>
+    </w:p>
+    <w:p>
+      <w:r>
+        <w:rPr>
+          <w:b/>
+          <w:color w:val="4672C4"/>
+          <w:sz w:val="22"/>
+        </w:rPr>
+        <w:t>&gt;&gt; Section12 - Actifs du menage</w:t>
+      </w:r>
+    </w:p>
+    <w:p>
+      <w:pPr>
+        <w:ind w:left="283"/>
+      </w:pPr>
+      <w:r>
+        <w:rPr>
+          <w:sz w:val="20"/>
+        </w:rPr>
+        <w:t>- Attention ! Lit a été achété à 1200000 Fcfa est relativement élevé par rapport aux autres prix d'achat observés dans cette zone. Prière de corriger ou de confirmer avec le QG.</w:t>
+      </w:r>
+    </w:p>
+    <w:p>
+      <w:r>
+        <w:rPr>
+          <w:b/>
+          <w:color w:val="4672C4"/>
+          <w:sz w:val="22"/>
+        </w:rPr>
+        <w:t>&gt;&gt; Section13a - Transferts recus</w:t>
+      </w:r>
+    </w:p>
+    <w:p>
+      <w:pPr>
+        <w:ind w:left="283"/>
+      </w:pPr>
+      <w:r>
+        <w:rPr>
+          <w:sz w:val="20"/>
+        </w:rPr>
+        <w:t xml:space="preserve">- L'enquêteur prière de fournir d'effort pour avoir le niveau d'étude et l'âge de celui qui a envoyé/donné de l'argent dans la section 13a (Transfert reçu). L'âge de celui qui a envoyé/donné de l'argent dans la section 13a (Transfert reçu) semble  élévé, prière de corriger ou confirmer ave le QG. </w:t>
+        <w:br/>
+        <w:t>- L'âge de celui qui a envoyé/donné de l'argent dans la section 13a (Transfert reçu) semble  élévé, prière de corriger ou confirmer ave le QG.</w:t>
+      </w:r>
+    </w:p>
+    <w:p>
+      <w:r>
+        <w:rPr>
+          <w:b/>
+          <w:color w:val="4672C4"/>
+          <w:sz w:val="22"/>
+        </w:rPr>
+        <w:t>&gt;&gt; Section16a - Champs et parcelles</w:t>
+      </w:r>
+    </w:p>
+    <w:p>
+      <w:pPr>
+        <w:ind w:left="283"/>
+      </w:pPr>
+      <w:r>
+        <w:rPr>
+          <w:sz w:val="20"/>
+        </w:rPr>
+        <w:t>- La section 16 du ménage de ADAMA THIAM n'est pas renseigné, prière de renseigner.</w:t>
+      </w:r>
+    </w:p>
+    <w:p>
+      <w:r>
+        <w:t>________________________________________________________________________________</w:t>
+      </w:r>
+    </w:p>
+    <w:p>
+      <w:pPr>
+        <w:pStyle w:val="Heading2"/>
+      </w:pPr>
+      <w:r>
+        <w:t>Menage 4</w:t>
+      </w:r>
+    </w:p>
+    <w:tbl>
+      <w:tblPr>
+        <w:tblStyle w:val="TableGrid"/>
+        <w:tblW w:type="auto" w:w="0"/>
+        <w:tblLook w:firstColumn="1" w:firstRow="1" w:lastColumn="0" w:lastRow="0" w:noHBand="0" w:noVBand="1" w:val="04A0"/>
+      </w:tblPr>
+      <w:tblGrid>
+        <w:gridCol w:w="1662"/>
+        <w:gridCol w:w="1662"/>
+        <w:gridCol w:w="1662"/>
+        <w:gridCol w:w="1662"/>
+        <w:gridCol w:w="1662"/>
+        <w:gridCol w:w="1662"/>
+      </w:tblGrid>
+      <w:tr>
+        <w:tc>
+          <w:tcPr>
+            <w:tcW w:type="dxa" w:w="1662"/>
+            <w:shd w:fill="5B9BD5"/>
+          </w:tcPr>
+          <w:p>
+            <w:r>
+              <w:rPr>
+                <w:b/>
+                <w:color w:val="FFFFFF"/>
+                <w:sz w:val="16"/>
+              </w:rPr>
+              <w:t>Interview Key</w:t>
+            </w:r>
+          </w:p>
+        </w:tc>
+        <w:tc>
+          <w:tcPr>
+            <w:tcW w:type="dxa" w:w="1662"/>
+            <w:shd w:fill="5B9BD5"/>
+          </w:tcPr>
+          <w:p>
+            <w:r>
+              <w:rPr>
+                <w:b/>
+                <w:color w:val="FFFFFF"/>
+                <w:sz w:val="16"/>
+              </w:rPr>
+              <w:t>Interview ID</w:t>
+            </w:r>
+          </w:p>
+        </w:tc>
+        <w:tc>
+          <w:tcPr>
+            <w:tcW w:type="dxa" w:w="1662"/>
+            <w:shd w:fill="5B9BD5"/>
+          </w:tcPr>
+          <w:p>
+            <w:r>
+              <w:rPr>
+                <w:b/>
+                <w:color w:val="FFFFFF"/>
+                <w:sz w:val="16"/>
+              </w:rPr>
+              <w:t>ID Agent</w:t>
+            </w:r>
+          </w:p>
+        </w:tc>
+        <w:tc>
+          <w:tcPr>
+            <w:tcW w:type="dxa" w:w="1662"/>
+            <w:shd w:fill="5B9BD5"/>
+          </w:tcPr>
+          <w:p>
+            <w:r>
+              <w:rPr>
+                <w:b/>
+                <w:color w:val="FFFFFF"/>
+                <w:sz w:val="16"/>
+              </w:rPr>
+              <w:t>ID Equipe</w:t>
+            </w:r>
+          </w:p>
+        </w:tc>
+        <w:tc>
+          <w:tcPr>
+            <w:tcW w:type="dxa" w:w="1662"/>
+            <w:shd w:fill="5B9BD5"/>
+          </w:tcPr>
+          <w:p>
+            <w:r>
+              <w:rPr>
+                <w:b/>
+                <w:color w:val="FFFFFF"/>
+                <w:sz w:val="16"/>
+              </w:rPr>
+              <w:t>Agent</w:t>
+            </w:r>
+          </w:p>
+        </w:tc>
+        <w:tc>
+          <w:tcPr>
+            <w:tcW w:type="dxa" w:w="1662"/>
+            <w:shd w:fill="5B9BD5"/>
+          </w:tcPr>
+          <w:p>
+            <w:r>
+              <w:rPr>
+                <w:b/>
+                <w:color w:val="FFFFFF"/>
+                <w:sz w:val="16"/>
+              </w:rPr>
+              <w:t>Chef d'equipe</w:t>
+            </w:r>
+          </w:p>
+        </w:tc>
+      </w:tr>
+      <w:tr>
+        <w:tc>
+          <w:tcPr>
+            <w:tcW w:type="dxa" w:w="1662"/>
+          </w:tcPr>
+          <w:p>
+            <w:r>
+              <w:rPr>
+                <w:sz w:val="14"/>
+              </w:rPr>
+              <w:t>62-54-66-56</w:t>
+            </w:r>
+          </w:p>
+        </w:tc>
+        <w:tc>
+          <w:tcPr>
+            <w:tcW w:type="dxa" w:w="1662"/>
+          </w:tcPr>
+          <w:p>
+            <w:r>
+              <w:rPr>
+                <w:sz w:val="14"/>
+              </w:rPr>
+              <w:t>34ed89d3753b48d887953cd4f21bc45c</w:t>
+            </w:r>
+          </w:p>
+        </w:tc>
+        <w:tc>
+          <w:tcPr>
+            <w:tcW w:type="dxa" w:w="1662"/>
+          </w:tcPr>
+          <w:p>
+            <w:r>
+              <w:rPr>
+                <w:sz w:val="14"/>
+              </w:rPr>
+              <w:t>EQ24_enq1</w:t>
+            </w:r>
+          </w:p>
+        </w:tc>
+        <w:tc>
+          <w:tcPr>
+            <w:tcW w:type="dxa" w:w="1662"/>
+          </w:tcPr>
+          <w:p>
+            <w:r>
+              <w:rPr>
+                <w:sz w:val="14"/>
+              </w:rPr>
+              <w:t>Equipe24</w:t>
+            </w:r>
+          </w:p>
+        </w:tc>
+        <w:tc>
+          <w:tcPr>
+            <w:tcW w:type="dxa" w:w="1662"/>
+          </w:tcPr>
+          <w:p>
+            <w:r>
+              <w:rPr>
+                <w:sz w:val="14"/>
+              </w:rPr>
+              <w:t>Serigne Modou Bousso GUEYE</w:t>
+            </w:r>
+          </w:p>
+        </w:tc>
+        <w:tc>
+          <w:tcPr>
+            <w:tcW w:type="dxa" w:w="1662"/>
+          </w:tcPr>
+          <w:p>
+            <w:r>
+              <w:rPr>
+                <w:sz w:val="14"/>
+              </w:rPr>
+              <w:t>Bintou SAGNA</w:t>
+            </w:r>
+          </w:p>
+        </w:tc>
+      </w:tr>
+    </w:tbl>
+    <w:p/>
+    <w:tbl>
+      <w:tblPr>
+        <w:tblStyle w:val="TableGrid"/>
+        <w:tblW w:type="auto" w:w="0"/>
+        <w:tblLook w:firstColumn="1" w:firstRow="1" w:lastColumn="0" w:lastRow="0" w:noHBand="0" w:noVBand="1" w:val="04A0"/>
+      </w:tblPr>
+      <w:tblGrid>
+        <w:gridCol w:w="3324"/>
+        <w:gridCol w:w="3324"/>
+        <w:gridCol w:w="3324"/>
+      </w:tblGrid>
+      <w:tr>
+        <w:tc>
+          <w:tcPr>
+            <w:tcW w:type="dxa" w:w="3324"/>
+            <w:shd w:fill="70AD47"/>
+          </w:tcPr>
+          <w:p>
+            <w:r>
+              <w:rPr>
+                <w:b/>
+                <w:color w:val="FFFFFF"/>
+                <w:sz w:val="18"/>
+              </w:rPr>
+              <w:t>Chef de Menage</w:t>
+            </w:r>
+          </w:p>
+        </w:tc>
+        <w:tc>
+          <w:tcPr>
+            <w:tcW w:type="dxa" w:w="3324"/>
+            <w:shd w:fill="70AD47"/>
+          </w:tcPr>
+          <w:p>
+            <w:r>
+              <w:rPr>
+                <w:b/>
+                <w:color w:val="FFFFFF"/>
+                <w:sz w:val="18"/>
+              </w:rPr>
+              <w:t>Quartier/Village (s00q05)</w:t>
+            </w:r>
+          </w:p>
+        </w:tc>
+        <w:tc>
+          <w:tcPr>
+            <w:tcW w:type="dxa" w:w="3324"/>
+            <w:shd w:fill="70AD47"/>
+          </w:tcPr>
+          <w:p>
+            <w:r>
+              <w:rPr>
+                <w:b/>
+                <w:color w:val="FFFFFF"/>
+                <w:sz w:val="18"/>
+              </w:rPr>
+              <w:t>Localisation GPS</w:t>
+            </w:r>
+          </w:p>
+        </w:tc>
+      </w:tr>
+      <w:tr>
+        <w:tc>
+          <w:tcPr>
+            <w:tcW w:type="dxa" w:w="3324"/>
+          </w:tcPr>
+          <w:p>
+            <w:r>
+              <w:rPr>
+                <w:sz w:val="18"/>
+              </w:rPr>
+              <w:t>FATOU DIALLO</w:t>
+            </w:r>
+          </w:p>
+        </w:tc>
+        <w:tc>
+          <w:tcPr>
+            <w:tcW w:type="dxa" w:w="3324"/>
+          </w:tcPr>
+          <w:p>
+            <w:r>
+              <w:rPr>
+                <w:sz w:val="18"/>
+              </w:rPr>
+              <w:t>N/A</w:t>
+            </w:r>
+          </w:p>
+        </w:tc>
+        <w:tc>
+          <w:tcPr>
+            <w:tcW w:type="dxa" w:w="3324"/>
+          </w:tcPr>
+          <w:p>
+            <w:r/>
+            <w:hyperlink r:id="rId11">
+              <w:r>
+                <w:rPr>
+                  <w:color w:val="0563C1"/>
+                  <w:u w:val="single"/>
+                </w:rPr>
+                <w:t>3EME PORTE A DROITE</w:t>
+              </w:r>
+            </w:hyperlink>
+          </w:p>
+        </w:tc>
+      </w:tr>
+    </w:tbl>
+    <w:p/>
+    <w:p>
+      <w:r>
+        <w:rPr>
+          <w:b/>
+          <w:color w:val="4672C4"/>
+          <w:sz w:val="22"/>
+        </w:rPr>
+        <w:t>&gt;&gt; Section1 - Caracteristiques des membres</w:t>
+      </w:r>
+    </w:p>
+    <w:p>
+      <w:pPr>
+        <w:ind w:left="283"/>
+      </w:pPr>
+      <w:r>
+        <w:rPr>
+          <w:sz w:val="20"/>
+        </w:rPr>
+        <w:t xml:space="preserve">- Les informations sur l'acte de naissance (ni Jours, ni mois et ni années) de  ALIOU DIOUF  manquent, s'il vous plait pouvez-vous fournir d'effort pour avoir ces informations. </w:t>
+        <w:br/>
+        <w:t xml:space="preserve">- Les informations sur l'acte de naissance (ni Jours, ni mois et ni années) de  ASTOU SALLA NIASS  manquent, s'il vous plait pouvez-vous fournir d'effort pour avoir ces informations. </w:t>
+        <w:br/>
+        <w:t xml:space="preserve">- Les informations sur l'acte de naissance (ni Jours, ni mois et ni années) de  TABARA DIALLO  manquent, s'il vous plait pouvez-vous fournir d'effort pour avoir ces informations. </w:t>
+        <w:br/>
+        <w:t xml:space="preserve">- Les informations sur l'acte de naissance (ni Jours, ni mois et ni années) de  YAYE FATOU DIALLO  manquent, s'il vous plait pouvez-vous fournir d'effort pour avoir ces informations. </w:t>
+        <w:br/>
+        <w:t>- Les informations sur l'acte de naissance (ni Jours, ni mois et ni années) de  zeynabou Top  manquent, s'il vous plait pouvez-vous fournir d'effort pour avoir ces informations.</w:t>
+      </w:r>
+    </w:p>
+    <w:p>
+      <w:r>
+        <w:rPr>
+          <w:b/>
+          <w:color w:val="4672C4"/>
+          <w:sz w:val="22"/>
+        </w:rPr>
+        <w:t>&gt;&gt; Section2 - Education</w:t>
+      </w:r>
+    </w:p>
+    <w:p>
+      <w:pPr>
+        <w:ind w:left="283"/>
+      </w:pPr>
+      <w:r>
+        <w:rPr>
+          <w:sz w:val="20"/>
+        </w:rPr>
+        <w:t xml:space="preserve">- Dans les milieux urbains c'est peu probable de voir une école dont les élèves ou étudiants ne dépensent pas en frais d'uniformes, prière de verifier pour ALIOU DIOUF et corriger ou confirmer avec le QG. La filière de ALIOU DIOUF est FRANCO_ARABE et semble exister dans les modalités, prière de prendre attache avec le QG pour plus d'explication afin de la classer bien. Attention ! Le frais de scolarité (270000 Fcfa) de ALIOU DIOUF en 3ème année de Secondaire 2 Général est relativement élevé par rapport aux autres frais de scolarités observés dans cette zone. Prière de corriger ou de confirmer avec le QG. </w:t>
+        <w:br/>
+        <w:t xml:space="preserve">- Peu probable! AISSATOU NIANG  n'arrive pas  à comprendre un petit texte lu dans une langue locale (s02q03). Veuillez corriger ou donner des explications au QG. Peu probable! AISSATOU NIANG  ne sait ni lire, ni écrire, ni comprendre dans aucune des langues  (s02q01,s02q02,s02q03). Veuillez corriger ou donner des explications au QG. </w:t>
+        <w:br/>
+        <w:t xml:space="preserve">- Peu probable! ASTOU SALLA NIASS  n'arrive pas  à comprendre un petit texte lu dans une langue locale (s02q03). Veuillez corriger ou donner des explications au QG. Peu probable! ASTOU SALLA NIASS  ne sait ni lire, ni écrire, ni comprendre dans aucune des langues  (s02q01,s02q02,s02q03). Veuillez corriger ou donner des explications au QG. </w:t>
+        <w:br/>
+        <w:t xml:space="preserve">- Peu probable! FATOU DIALLO  n'arrive pas  à comprendre un petit texte lu dans une langue locale (s02q03). Veuillez corriger ou donner des explications au QG. Peu probable! FATOU DIALLO  ne sait ni lire, ni écrire, ni comprendre dans aucune des langues  (s02q01,s02q02,s02q03). Veuillez corriger ou donner des explications au QG. </w:t>
+        <w:br/>
+        <w:t xml:space="preserve">- Peu probable! KHOREDIA NIASS  n'arrive pas  à comprendre un petit texte lu dans une langue locale (s02q03). Veuillez corriger ou donner des explications au QG. Peu probable! KHOREDIA NIASS  ne sait ni lire, ni écrire, ni comprendre dans aucune des langues  (s02q01,s02q02,s02q03). Veuillez corriger ou donner des explications au QG. </w:t>
+        <w:br/>
+        <w:t xml:space="preserve">- Peu probable! NAFY NIASS  n'arrive pas  à comprendre un petit texte lu dans une langue locale (s02q03). Veuillez corriger ou donner des explications au QG. Peu probable! NAFY NIASS  ne sait ni lire, ni écrire, ni comprendre dans aucune des langues  (s02q01,s02q02,s02q03). Veuillez corriger ou donner des explications au QG. </w:t>
+        <w:br/>
+        <w:t xml:space="preserve">- Peu probable! TABARA DIALLO  n'arrive pas  à comprendre un petit texte lu dans une langue locale (s02q03). Veuillez corriger ou donner des explications au QG. Peu probable! TABARA DIALLO  ne sait ni lire, ni écrire, ni comprendre dans aucune des langues  (s02q01,s02q02,s02q03). Veuillez corriger ou donner des explications au QG. </w:t>
+        <w:br/>
+        <w:t xml:space="preserve">- Peu probable! YAYE FATOU DIALLO  n'arrive pas  à comprendre un petit texte lu dans une langue locale (s02q03). Veuillez corriger ou donner des explications au QG. Peu probable! YAYE FATOU DIALLO  ne sait ni lire, ni écrire, ni comprendre dans aucune des langues  (s02q01,s02q02,s02q03). Veuillez corriger ou donner des explications au QG. </w:t>
+        <w:br/>
+        <w:t>- Peu probable! zeynabou Top  n'arrive pas  à comprendre un petit texte lu dans une langue locale (s02q03). Veuillez corriger ou donner des explications au QG. Peu probable! zeynabou Top  ne sait ni lire, ni écrire, ni comprendre dans aucune des langues  (s02q01,s02q02,s02q03). Veuillez corriger ou donner des explications au QG.</w:t>
+      </w:r>
+    </w:p>
+    <w:p>
+      <w:r>
+        <w:rPr>
+          <w:b/>
+          <w:color w:val="4672C4"/>
+          <w:sz w:val="22"/>
+        </w:rPr>
+        <w:t>&gt;&gt; Section3 - Sante</w:t>
+      </w:r>
+    </w:p>
+    <w:p>
+      <w:pPr>
+        <w:ind w:left="283"/>
+      </w:pPr>
+      <w:r>
+        <w:rPr>
+          <w:sz w:val="20"/>
+        </w:rPr>
+        <w:t>- Le principal problème de santé que KHOREDIA NIASS a eu est Hémorragie et semble exister dans les modalités, prière de prendre attache avec le QG pour plus d'explication afin de la classer bien.</w:t>
+      </w:r>
+    </w:p>
+    <w:p>
+      <w:r>
+        <w:rPr>
+          <w:b/>
+          <w:color w:val="4672C4"/>
+          <w:sz w:val="22"/>
+        </w:rPr>
+        <w:t>&gt;&gt; Section7b - Consommation alimentaire - 7 jours</w:t>
+      </w:r>
+    </w:p>
+    <w:p>
+      <w:pPr>
+        <w:ind w:left="283"/>
+      </w:pPr>
+      <w:r>
+        <w:rPr>
+          <w:sz w:val="20"/>
+        </w:rPr>
+        <w:t>- Attention ! Le prix unitaire d'achat (600 Fcfa) de Salade (laitue) en Tas (Moyen) est relativement élevé par rapport aux autres prix observés dans cette zone. Prière de corriger ou de confirmer avec le QG. Avertissement!! La quantité (4.5 litre) du produit Huile de soja  consommée  par le ménage semble très élevé, prière de corriger ou confirmer avec le QG. Avertissement!! le prix unitaire (100 Fcfa) de Thé en sachet (unité: Sachets) de taille Petit est très faible ou élevé. Prière de corriger ou de confirmer avec le QG. Avertissement!!! Le ménage a consommé 9 Sachets Petit de Mâchoiron séchée (Kon), cette quantité semble anormale pour une consommation des 7 derniers jours.Prière de corriger ou de confirmer avec le QG. Avertissement!!!Le ménage a consommé 49 miche de Moyen de Pain moderne (Baguette)  ce qui semble incoherent pour une consommation aucours des 7 derniers jours, prière de verifier et corriger.</w:t>
+      </w:r>
+    </w:p>
+    <w:p>
+      <w:r>
+        <w:rPr>
+          <w:b/>
+          <w:color w:val="4672C4"/>
+          <w:sz w:val="22"/>
+        </w:rPr>
+        <w:t>&gt;&gt; Section9c - Depenses non-alimentaires - 30 jours</w:t>
+      </w:r>
+    </w:p>
+    <w:p>
+      <w:pPr>
+        <w:ind w:left="283"/>
+      </w:pPr>
+      <w:r>
+        <w:rPr>
+          <w:sz w:val="20"/>
+        </w:rPr>
+        <w:t>- La dernière fois que vous avez acheté Frais de coiffure homme et femme (salon, tressage, mèches, coupe, etc.), manucure, pédicure est SALON DE COIFFURE et semble exister dans les modalités, prière de prendre attache avec le QG pour plus d'explication afin de la classer bien.</w:t>
+      </w:r>
+    </w:p>
+    <w:p>
+      <w:r>
+        <w:rPr>
+          <w:b/>
+          <w:color w:val="4672C4"/>
+          <w:sz w:val="22"/>
+        </w:rPr>
+        <w:t>&gt;&gt; Section10a - Existence entreprise non agricole</w:t>
+      </w:r>
+    </w:p>
+    <w:p>
+      <w:pPr>
+        <w:ind w:left="283"/>
+      </w:pPr>
+      <w:r>
+        <w:rPr>
+          <w:sz w:val="20"/>
+        </w:rPr>
+        <w:t>- Avertissement!!! Le ménage de FATOU DIALLO a comme taille 10 personnes dont ils vivent à KAOLACK Urbain et aucune d'entre ne possède une entreprise non agricole, prière de revoir cette partie de la section 10 de ce menage.</w:t>
+      </w:r>
+    </w:p>
+    <w:p>
+      <w:r>
+        <w:rPr>
+          <w:b/>
+          <w:color w:val="4672C4"/>
+          <w:sz w:val="22"/>
+        </w:rPr>
+        <w:t>&gt;&gt; Section11 - Caracteristiques logement</w:t>
+      </w:r>
+    </w:p>
+    <w:p>
+      <w:pPr>
+        <w:ind w:left="283"/>
+      </w:pPr>
+      <w:r>
+        <w:rPr>
+          <w:sz w:val="20"/>
+        </w:rPr>
+        <w:t>- Le montant de la dernière facture d'eau avec la périodicité ne peut pas être égale à 0 ou est trop élevé, veuillez revoir la question s11q23a s'il vous plait.</w:t>
+      </w:r>
+    </w:p>
+    <w:p>
+      <w:r>
+        <w:rPr>
+          <w:b/>
+          <w:color w:val="4672C4"/>
+          <w:sz w:val="22"/>
+        </w:rPr>
+        <w:t>&gt;&gt; Section13a - Transferts recus</w:t>
+      </w:r>
+    </w:p>
+    <w:p>
+      <w:pPr>
+        <w:ind w:left="283"/>
+      </w:pPr>
+      <w:r>
+        <w:rPr>
+          <w:sz w:val="20"/>
+        </w:rPr>
+        <w:t xml:space="preserve">- L'enquêteur prière de fournir d'effort pour avoir le niveau d'étude et l'âge de celui qui a envoyé/donné de l'argent dans la section 13a (Transfert reçu). L'âge de celui qui a envoyé/donné de l'argent dans la section 13a (Transfert reçu) semble  élévé, prière de corriger ou confirmer ave le QG. </w:t>
+        <w:br/>
+        <w:t xml:space="preserve">- L'enquêteur prière de fournir d'effort pour avoir le niveau d'étude et l'âge de celui qui a envoyé/donné de l'argent dans la section 13a (Transfert reçu). L'âge de celui qui a envoyé/donné de l'argent dans la section 13a (Transfert reçu) semble  élévé, prière de corriger ou confirmer ave le QG. </w:t>
+        <w:br/>
+        <w:t>- L'enquêteur prière de fournir d'effort pour avoir le niveau d'étude et l'âge de celui qui a envoyé/donné de l'argent dans la section 13a (Transfert reçu). L'âge de celui qui a envoyé/donné de l'argent dans la section 13a (Transfert reçu) semble  élévé, prière de corriger ou confirmer ave le QG.</w:t>
+      </w:r>
+    </w:p>
+    <w:p>
+      <w:r>
+        <w:rPr>
+          <w:b/>
+          <w:color w:val="4672C4"/>
+          <w:sz w:val="22"/>
+        </w:rPr>
+        <w:t>&gt;&gt; Section13b - Transferta emis</w:t>
+      </w:r>
+    </w:p>
+    <w:p>
+      <w:pPr>
+        <w:ind w:left="283"/>
+      </w:pPr>
+      <w:r>
+        <w:rPr>
+          <w:sz w:val="20"/>
+        </w:rPr>
+        <w:t>- Avertissement!! Le montant des transferts émis irregulièrement semble très élevé ou faible, peut-être que vous vous êtes trompés du choix de l'unité.</w:t>
+      </w:r>
+    </w:p>
+    <w:p>
+      <w:r>
+        <w:rPr>
+          <w:b/>
+          <w:color w:val="4672C4"/>
+          <w:sz w:val="22"/>
+        </w:rPr>
+        <w:t>&gt;&gt; Section16a - Champs et parcelles</w:t>
+      </w:r>
+    </w:p>
+    <w:p>
+      <w:pPr>
+        <w:ind w:left="283"/>
+      </w:pPr>
+      <w:r>
+        <w:rPr>
+          <w:sz w:val="20"/>
+        </w:rPr>
+        <w:t>- La section 16 du ménage de FATOU DIALLO n'est pas renseigné, prière de renseigner.</w:t>
+      </w:r>
+    </w:p>
+    <w:p>
+      <w:r>
+        <w:t>________________________________________________________________________________</w:t>
+      </w:r>
+    </w:p>
+    <w:p>
+      <w:pPr>
+        <w:pStyle w:val="Heading2"/>
+      </w:pPr>
+      <w:r>
+        <w:t>Menage 5</w:t>
+      </w:r>
+    </w:p>
+    <w:tbl>
+      <w:tblPr>
+        <w:tblStyle w:val="TableGrid"/>
+        <w:tblW w:type="auto" w:w="0"/>
+        <w:tblLook w:firstColumn="1" w:firstRow="1" w:lastColumn="0" w:lastRow="0" w:noHBand="0" w:noVBand="1" w:val="04A0"/>
+      </w:tblPr>
+      <w:tblGrid>
+        <w:gridCol w:w="1662"/>
+        <w:gridCol w:w="1662"/>
+        <w:gridCol w:w="1662"/>
+        <w:gridCol w:w="1662"/>
+        <w:gridCol w:w="1662"/>
+        <w:gridCol w:w="1662"/>
+      </w:tblGrid>
+      <w:tr>
+        <w:tc>
+          <w:tcPr>
+            <w:tcW w:type="dxa" w:w="1662"/>
+            <w:shd w:fill="5B9BD5"/>
+          </w:tcPr>
+          <w:p>
+            <w:r>
+              <w:rPr>
+                <w:b/>
+                <w:color w:val="FFFFFF"/>
+                <w:sz w:val="16"/>
+              </w:rPr>
+              <w:t>Interview Key</w:t>
+            </w:r>
+          </w:p>
+        </w:tc>
+        <w:tc>
+          <w:tcPr>
+            <w:tcW w:type="dxa" w:w="1662"/>
+            <w:shd w:fill="5B9BD5"/>
+          </w:tcPr>
+          <w:p>
+            <w:r>
+              <w:rPr>
+                <w:b/>
+                <w:color w:val="FFFFFF"/>
+                <w:sz w:val="16"/>
+              </w:rPr>
+              <w:t>Interview ID</w:t>
+            </w:r>
+          </w:p>
+        </w:tc>
+        <w:tc>
+          <w:tcPr>
+            <w:tcW w:type="dxa" w:w="1662"/>
+            <w:shd w:fill="5B9BD5"/>
+          </w:tcPr>
+          <w:p>
+            <w:r>
+              <w:rPr>
+                <w:b/>
+                <w:color w:val="FFFFFF"/>
+                <w:sz w:val="16"/>
+              </w:rPr>
+              <w:t>ID Agent</w:t>
+            </w:r>
+          </w:p>
+        </w:tc>
+        <w:tc>
+          <w:tcPr>
+            <w:tcW w:type="dxa" w:w="1662"/>
+            <w:shd w:fill="5B9BD5"/>
+          </w:tcPr>
+          <w:p>
+            <w:r>
+              <w:rPr>
+                <w:b/>
+                <w:color w:val="FFFFFF"/>
+                <w:sz w:val="16"/>
+              </w:rPr>
+              <w:t>ID Equipe</w:t>
+            </w:r>
+          </w:p>
+        </w:tc>
+        <w:tc>
+          <w:tcPr>
+            <w:tcW w:type="dxa" w:w="1662"/>
+            <w:shd w:fill="5B9BD5"/>
+          </w:tcPr>
+          <w:p>
+            <w:r>
+              <w:rPr>
+                <w:b/>
+                <w:color w:val="FFFFFF"/>
+                <w:sz w:val="16"/>
+              </w:rPr>
+              <w:t>Agent</w:t>
+            </w:r>
+          </w:p>
+        </w:tc>
+        <w:tc>
+          <w:tcPr>
+            <w:tcW w:type="dxa" w:w="1662"/>
+            <w:shd w:fill="5B9BD5"/>
+          </w:tcPr>
+          <w:p>
+            <w:r>
+              <w:rPr>
+                <w:b/>
+                <w:color w:val="FFFFFF"/>
+                <w:sz w:val="16"/>
+              </w:rPr>
+              <w:t>Chef d'equipe</w:t>
+            </w:r>
+          </w:p>
+        </w:tc>
+      </w:tr>
+      <w:tr>
+        <w:tc>
+          <w:tcPr>
+            <w:tcW w:type="dxa" w:w="1662"/>
+          </w:tcPr>
+          <w:p>
+            <w:r>
+              <w:rPr>
+                <w:sz w:val="14"/>
+              </w:rPr>
+              <w:t>98-20-50-61</w:t>
+            </w:r>
+          </w:p>
+        </w:tc>
+        <w:tc>
+          <w:tcPr>
+            <w:tcW w:type="dxa" w:w="1662"/>
+          </w:tcPr>
+          <w:p>
+            <w:r>
+              <w:rPr>
+                <w:sz w:val="14"/>
+              </w:rPr>
+              <w:t>0b8082156f9c43fc93fa4654bd61c309</w:t>
+            </w:r>
+          </w:p>
+        </w:tc>
+        <w:tc>
+          <w:tcPr>
+            <w:tcW w:type="dxa" w:w="1662"/>
+          </w:tcPr>
+          <w:p>
+            <w:r>
+              <w:rPr>
+                <w:sz w:val="14"/>
+              </w:rPr>
+              <w:t>EQ24_enq2</w:t>
+            </w:r>
+          </w:p>
+        </w:tc>
+        <w:tc>
+          <w:tcPr>
+            <w:tcW w:type="dxa" w:w="1662"/>
+          </w:tcPr>
+          <w:p>
+            <w:r>
+              <w:rPr>
+                <w:sz w:val="14"/>
+              </w:rPr>
+              <w:t>Equipe24</w:t>
+            </w:r>
+          </w:p>
+        </w:tc>
+        <w:tc>
+          <w:tcPr>
+            <w:tcW w:type="dxa" w:w="1662"/>
+          </w:tcPr>
+          <w:p>
+            <w:r>
+              <w:rPr>
+                <w:sz w:val="14"/>
+              </w:rPr>
+              <w:t>Ousmane MBENGUE</w:t>
+            </w:r>
+          </w:p>
+        </w:tc>
+        <w:tc>
+          <w:tcPr>
+            <w:tcW w:type="dxa" w:w="1662"/>
+          </w:tcPr>
+          <w:p>
+            <w:r>
+              <w:rPr>
+                <w:sz w:val="14"/>
+              </w:rPr>
+              <w:t>Bintou SAGNA</w:t>
+            </w:r>
+          </w:p>
+        </w:tc>
+      </w:tr>
+    </w:tbl>
+    <w:p/>
+    <w:tbl>
+      <w:tblPr>
+        <w:tblStyle w:val="TableGrid"/>
+        <w:tblW w:type="auto" w:w="0"/>
+        <w:tblLook w:firstColumn="1" w:firstRow="1" w:lastColumn="0" w:lastRow="0" w:noHBand="0" w:noVBand="1" w:val="04A0"/>
+      </w:tblPr>
+      <w:tblGrid>
+        <w:gridCol w:w="3324"/>
+        <w:gridCol w:w="3324"/>
+        <w:gridCol w:w="3324"/>
+      </w:tblGrid>
+      <w:tr>
+        <w:tc>
+          <w:tcPr>
+            <w:tcW w:type="dxa" w:w="3324"/>
+            <w:shd w:fill="70AD47"/>
+          </w:tcPr>
+          <w:p>
+            <w:r>
+              <w:rPr>
+                <w:b/>
+                <w:color w:val="FFFFFF"/>
+                <w:sz w:val="18"/>
+              </w:rPr>
+              <w:t>Chef de Menage</w:t>
+            </w:r>
+          </w:p>
+        </w:tc>
+        <w:tc>
+          <w:tcPr>
+            <w:tcW w:type="dxa" w:w="3324"/>
+            <w:shd w:fill="70AD47"/>
+          </w:tcPr>
+          <w:p>
+            <w:r>
+              <w:rPr>
+                <w:b/>
+                <w:color w:val="FFFFFF"/>
+                <w:sz w:val="18"/>
+              </w:rPr>
+              <w:t>Quartier/Village (s00q05)</w:t>
+            </w:r>
+          </w:p>
+        </w:tc>
+        <w:tc>
+          <w:tcPr>
+            <w:tcW w:type="dxa" w:w="3324"/>
+            <w:shd w:fill="70AD47"/>
+          </w:tcPr>
+          <w:p>
+            <w:r>
+              <w:rPr>
+                <w:b/>
+                <w:color w:val="FFFFFF"/>
+                <w:sz w:val="18"/>
+              </w:rPr>
+              <w:t>Localisation GPS</w:t>
+            </w:r>
+          </w:p>
+        </w:tc>
+      </w:tr>
+      <w:tr>
+        <w:tc>
+          <w:tcPr>
+            <w:tcW w:type="dxa" w:w="3324"/>
+          </w:tcPr>
+          <w:p>
+            <w:r>
+              <w:rPr>
+                <w:sz w:val="18"/>
+              </w:rPr>
+              <w:t>ALIMATOU THIAM</w:t>
+            </w:r>
+          </w:p>
+        </w:tc>
+        <w:tc>
+          <w:tcPr>
+            <w:tcW w:type="dxa" w:w="3324"/>
+          </w:tcPr>
+          <w:p>
+            <w:r>
+              <w:rPr>
+                <w:sz w:val="18"/>
+              </w:rPr>
+              <w:t>N/A</w:t>
+            </w:r>
+          </w:p>
+        </w:tc>
+        <w:tc>
+          <w:tcPr>
+            <w:tcW w:type="dxa" w:w="3324"/>
+          </w:tcPr>
+          <w:p>
+            <w:r/>
+            <w:hyperlink r:id="rId12">
+              <w:r>
+                <w:rPr>
+                  <w:color w:val="0563C1"/>
+                  <w:u w:val="single"/>
+                </w:rPr>
+                <w:t>A DROITE</w:t>
+              </w:r>
+            </w:hyperlink>
+          </w:p>
+        </w:tc>
+      </w:tr>
+    </w:tbl>
+    <w:p/>
+    <w:p>
+      <w:r>
+        <w:rPr>
+          <w:b/>
+          <w:color w:val="4672C4"/>
+          <w:sz w:val="22"/>
+        </w:rPr>
+        <w:t>&gt;&gt; Section0 - Identification et renseignements de controle</w:t>
+      </w:r>
+    </w:p>
+    <w:p>
+      <w:pPr>
+        <w:ind w:left="283"/>
+      </w:pPr>
+      <w:r>
+        <w:rPr>
+          <w:sz w:val="20"/>
+        </w:rPr>
+        <w:t>- Le questionnaire semble ne pas être complètement fini mais le questionnaire est en statut complet, prière de compléter le questionnaire.</w:t>
+      </w:r>
+    </w:p>
+    <w:p>
+      <w:r>
+        <w:rPr>
+          <w:b/>
+          <w:color w:val="4672C4"/>
+          <w:sz w:val="22"/>
+        </w:rPr>
+        <w:t>&gt;&gt; Section1 - Caracteristiques des membres</w:t>
+      </w:r>
+    </w:p>
+    <w:p>
+      <w:pPr>
+        <w:ind w:left="283"/>
+      </w:pPr>
+      <w:r>
+        <w:rPr>
+          <w:sz w:val="20"/>
+        </w:rPr>
+        <w:t>- Avertissement! Veuillez renseigner par oui ou non toutes les modalités de la question s01q47.</w:t>
+      </w:r>
+    </w:p>
+    <w:p>
+      <w:r>
+        <w:rPr>
+          <w:b/>
+          <w:color w:val="4672C4"/>
+          <w:sz w:val="22"/>
+        </w:rPr>
+        <w:t>&gt;&gt; Section2 - Education</w:t>
+      </w:r>
+    </w:p>
+    <w:p>
+      <w:pPr>
+        <w:ind w:left="283"/>
+      </w:pPr>
+      <w:r>
+        <w:rPr>
+          <w:sz w:val="20"/>
+        </w:rPr>
+        <w:t xml:space="preserve">- Peu probable! ALIMATOU SECK  n'arrive pas  à comprendre un petit texte lu dans une langue locale (s02q03). Veuillez corriger ou donner des explications au QG. Dans les milieux urbains c'est peu probable de voir une école dont les élèves ou étudiants ne dépensent pas en frais d'uniformes, prière de verifier pour ALIMATOU SECK et corriger ou confirmer avec le QG. </w:t>
+        <w:br/>
+        <w:t xml:space="preserve">- Peu probable! ALIMATOU THIAM  n'arrive pas  à comprendre un petit texte lu dans une langue locale (s02q03). Veuillez corriger ou donner des explications au QG. Peu probable! ALIMATOU THIAM  ne sait ni lire, ni écrire, ni comprendre dans aucune des langues  (s02q01,s02q02,s02q03). Veuillez corriger ou donner des explications au QG. </w:t>
+        <w:br/>
+        <w:t xml:space="preserve">- Peu probable! CHEIKH OUMAR SECK  n'arrive pas  à comprendre un petit texte lu dans une langue locale (s02q03). Veuillez corriger ou donner des explications au QG. </w:t>
+        <w:br/>
+        <w:t xml:space="preserve">- Peu probable! FATIMATA SAHRA THIAM  n'arrive pas  à comprendre un petit texte lu dans une langue locale (s02q03). Veuillez corriger ou donner des explications au QG. Dans les milieux urbains c'est peu probable de voir une école dont les élèves ou étudiants ne dépensent pas en frais d'uniformes, prière de verifier pour FATIMATA SAHRA THIAM et corriger ou confirmer avec le QG. Attention ! Le frais de scolarité (98000 Fcfa) de FATIMATA SAHRA THIAM en 1ére année de Secondaire 1 (Moyen) Général est relativement élevé par rapport aux autres frais de scolarités observés dans cette zone. Prière de corriger ou de confirmer avec le QG. </w:t>
+        <w:br/>
+        <w:t xml:space="preserve">- Peu probable! KHARDIATOU SECK  n'arrive pas  à comprendre un petit texte lu dans une langue locale (s02q03). Veuillez corriger ou donner des explications au QG. Dans les milieux urbains c'est peu probable de voir une école dont les élèves ou étudiants ne dépensent pas en frais d'uniformes, prière de verifier pour KHARDIATOU SECK et corriger ou confirmer avec le QG. Attention ! Le frais de scolarité (6000 Fcfa) de KHARDIATOU SECK en 2ème année de Secondaire 1 (Moyen) Général est relativement élevé par rapport aux autres frais de scolarités observés dans cette zone. Prière de corriger ou de confirmer avec le QG. </w:t>
+        <w:br/>
+        <w:t xml:space="preserve">- Peu probable! KHAWSOU LAYE SECK  n'arrive pas  à comprendre un petit texte lu dans une langue locale (s02q03). Veuillez corriger ou donner des explications au QG. Peu probable! KHAWSOU LAYE SECK  ne sait ni lire, ni écrire, ni comprendre dans aucune des langues  (s02q01,s02q02,s02q03). Veuillez corriger ou donner des explications au QG. La raison principale que KHAWSOU LAYE SECK n'a pas fait des études dans une école formelle est coran et semble exister dans les modalités, prière de prendre attache avec le QG pour plus d'explication afin de la classer bien. </w:t>
+        <w:br/>
+        <w:t xml:space="preserve">- Peu probable! MAME ROKHY NIASS  n'arrive pas  à comprendre un petit texte lu dans une langue locale (s02q03). Veuillez corriger ou donner des explications au QG. </w:t>
+        <w:br/>
+        <w:t xml:space="preserve">- Peu probable! NDEYE AMY THIAM  n'arrive pas  à comprendre un petit texte lu dans une langue locale (s02q03). Veuillez corriger ou donner des explications au QG. Peu probable! NDEYE AMY THIAM  ne sait ni lire, ni écrire, ni comprendre dans aucune des langues  (s02q01,s02q02,s02q03). Veuillez corriger ou donner des explications au QG. </w:t>
+        <w:br/>
+        <w:t xml:space="preserve">- Peu probable! NDEYE BASSINE THIAM  n'arrive pas  à comprendre un petit texte lu dans une langue locale (s02q03). Veuillez corriger ou donner des explications au QG. Dans les milieux urbains c'est peu probable de voir une école dont les élèves ou étudiants ne dépensent pas en frais d'uniformes, prière de verifier pour NDEYE BASSINE THIAM et corriger ou confirmer avec le QG. </w:t>
+        <w:br/>
+        <w:t xml:space="preserve">- Peu probable! NDEYE FATOU BITEYE  n'arrive pas  à comprendre un petit texte lu dans une langue locale (s02q03). Veuillez corriger ou donner des explications au QG. Peu probable! NDEYE FATOU BITEYE  ne sait ni lire, ni écrire, ni comprendre dans aucune des langues  (s02q01,s02q02,s02q03). Veuillez corriger ou donner des explications au QG. </w:t>
+        <w:br/>
+        <w:t xml:space="preserve">- Peu probable! NDEYE MAGUETTE SECK  n'arrive pas  à comprendre un petit texte lu dans une langue locale (s02q03). Veuillez corriger ou donner des explications au QG. </w:t>
+        <w:br/>
+        <w:t>- Peu probable! SEYDA ALIMATOU THIAM  n'arrive pas  à comprendre un petit texte lu dans une langue locale (s02q03). Veuillez corriger ou donner des explications au QG. Peu probable! SEYDA ALIMATOU THIAM  ne sait ni lire, ni écrire, ni comprendre dans aucune des langues  (s02q01,s02q02,s02q03). Veuillez corriger ou donner des explications au QG. Peu plausible SEYDA ALIMATOU THIAM fréquente au minimum le fondamental 1 mais ne sait ni lire ni comprendre la langue française, prière de corriger ou de confirmer avec le QG merci. Dans les milieux urbains c'est peu probable de voir une école dont les élèves ou étudiants ne dépensent pas en frais d'uniformes, prière de verifier pour SEYDA ALIMATOU THIAM et corriger ou confirmer avec le QG. Le montant des frais de transport pour l'année scolaire de SEYDA ALIMATOU THIAM est faible ou élevé. veuillez, s'il vous plait, confirmer ces informations avec le QG ou apporter les corrections nécessaires. Montant de bourse de SEYDA ALIMATOU THIAM à vérifier. Attention ! Le frais de scolarité (70000 Fcfa) de SEYDA ALIMATOU THIAM en 1ére année de Primaire est relativement élevé par rapport aux autres frais de scolarités observés dans cette zone. Prière de corriger ou de confirmer avec le QG.</w:t>
+      </w:r>
+    </w:p>
+    <w:p>
+      <w:r>
+        <w:rPr>
+          <w:b/>
+          <w:color w:val="4672C4"/>
+          <w:sz w:val="22"/>
+        </w:rPr>
+        <w:t>&gt;&gt; Section3 - Sante</w:t>
+      </w:r>
+    </w:p>
+    <w:p>
+      <w:pPr>
+        <w:ind w:left="283"/>
+      </w:pPr>
+      <w:r>
+        <w:rPr>
+          <w:sz w:val="20"/>
+        </w:rPr>
+        <w:t xml:space="preserve">- Le montant(500 FCFA) des dépenses pour chaque visite prénatale de NDEYE FATOU BITEYE semble faible (voir nul) ou élevé, prière de corriger. </w:t>
+        <w:br/>
+        <w:t xml:space="preserve">- Le principal problème de santé que ALIMATOU THIAM a eu est vomir et semble exister dans les modalités, prière de prendre attache avec le QG pour plus d'explication afin de la classer bien. </w:t>
+        <w:br/>
+        <w:t xml:space="preserve">- Le principal problème de santé que NDEYE AMY THIAM a eu est problème de peau et semble exister dans les modalités, prière de prendre attache avec le QG pour plus d'explication afin de la classer bien. </w:t>
+        <w:br/>
+        <w:t>- Le principal problème de santé que NDEYE BASSINE THIAM a eu est plaies sur la tête et semble exister dans les modalités, prière de prendre attache avec le QG pour plus d'explication afin de la classer bien.</w:t>
+      </w:r>
+    </w:p>
+    <w:p>
+      <w:r>
+        <w:rPr>
+          <w:b/>
+          <w:color w:val="4672C4"/>
+          <w:sz w:val="22"/>
+        </w:rPr>
+        <w:t>&gt;&gt; Section4a - Emploi</w:t>
+      </w:r>
+    </w:p>
+    <w:p>
+      <w:pPr>
+        <w:ind w:left="283"/>
+      </w:pPr>
+      <w:r>
+        <w:rPr>
+          <w:sz w:val="20"/>
+        </w:rPr>
+        <w:t>- Avertissement! ALIMATOU THIAM n'a consacré aucune heure pour aucun des travaux du ménage, prière de regarder les réponses prises dans les questions (s04q01 s04q02 s04q03 s04q04 s04q05 s04q06 s04q07 s04q08).</w:t>
+      </w:r>
+    </w:p>
+    <w:p>
+      <w:r>
+        <w:rPr>
+          <w:b/>
+          <w:color w:val="4672C4"/>
+          <w:sz w:val="22"/>
+        </w:rPr>
+        <w:t>&gt;&gt; Section7b - Consommation alimentaire - 7 jours</w:t>
+      </w:r>
+    </w:p>
+    <w:p>
+      <w:pPr>
+        <w:ind w:left="283"/>
+      </w:pPr>
+      <w:r>
+        <w:rPr>
+          <w:sz w:val="20"/>
+        </w:rPr>
+        <w:t>- Attention ! Le prix unitaire d'achat (3500 Fcfa) de Viande de bœuf: filet, faux-filet en Kg (taille unique) est relativement faible par rapport aux autres prix observés dans cette zone. Prière de corriger ou de confirmer avec le QG. Attention ! Le prix unitaire d'achat (833.3333 Fcfa) de Oignon frais en Kg (taille unique) est relativement élevé par rapport aux autres prix observés dans cette zone. Prière de corriger ou de confirmer avec le QG. Avertissement!! La quantité (3.11 litre) du produit Huile de soja  consommée  par le ménage semble très élevé, prière de corriger ou confirmer avec le QG. Avertissement!! Les quantités du Thé en feuille consommées en Pièce semble incoherent car les ménages consomment géneralement en sachet ou en paquet, prière de corriger ou confirmer avec le QG. Avertissement!!! Le ménage a consommé 1 Bidon 20l taille unique de Eau minérale/filtrée en bouteille locale, cette quantité semble anormale pour une consommation des 7 derniers jours, prière de verifier et corriger. Attention ! Le prix unitaire d'achat (500 Fcfa) de Eau minérale/filtrée en bouteille locale en Bidon 20l (taille unique) est relativement élevé par rapport aux autres prix observés dans cette zone. Prière de corriger ou de confirmer avec le QG. Avertissement!!!Le ménage a consommé 80 Pièce de Moyen de Cube alimentaire (Maggi, Jumbo, )  ce qui semble incoherent pour une consommation aucours des 7 derniers jours, prière de verifier et corriger. Avertissement!!! Le ménage a consommé 80 Pièce Moyen de Cube alimentaire (Maggi, Jumbo, ), cette quantité semble anormale pour une consommation des 7 derniers jours.Prière de corriger ou de confirmer avec le QG. Le prix d'achat unitaire (200 Fcfa) de Maïs en grain en Kg de taille  taille unique  est très faible, prière de regarder les reponses prises dans les questions s07bq07a s07bq07b s07bq07c s07bq08 pour mieux corriger.</w:t>
+      </w:r>
+    </w:p>
+    <w:p>
+      <w:r>
+        <w:rPr>
+          <w:b/>
+          <w:color w:val="4672C4"/>
+          <w:sz w:val="22"/>
+        </w:rPr>
+        <w:t>&gt;&gt; Section9c - Depenses non-alimentaires - 30 jours</w:t>
+      </w:r>
+    </w:p>
+    <w:p>
+      <w:pPr>
+        <w:ind w:left="283"/>
+      </w:pPr>
+      <w:r>
+        <w:rPr>
+          <w:sz w:val="20"/>
+        </w:rPr>
+        <w:t>- La dernière fois que vous avez acheté Frais de coiffure homme et femme (salon, tressage, mèches, coupe, etc.), manucure, pédicure est la dame se déplace chez nous et semble exister dans les modalités, prière de prendre attache avec le QG pour plus d'explication afin de la classer bien.</w:t>
+      </w:r>
+    </w:p>
+    <w:p>
+      <w:r>
+        <w:rPr>
+          <w:b/>
+          <w:color w:val="4672C4"/>
+          <w:sz w:val="22"/>
+        </w:rPr>
+        <w:t>&gt;&gt; Section9d - Depenses non-alimentaires - 3 mois</w:t>
+      </w:r>
+    </w:p>
+    <w:p>
+      <w:pPr>
+        <w:ind w:left="283"/>
+      </w:pPr>
+      <w:r>
+        <w:rPr>
+          <w:sz w:val="20"/>
+        </w:rPr>
+        <w:t>- Difficile pour un ménage de ne pas avoir effectué de dépenses au cours de 3 derniers mois sur les produits/services cités (Section 9D), prière de revoir la section pour ce ménage.</w:t>
+      </w:r>
+    </w:p>
+    <w:p>
+      <w:r>
+        <w:rPr>
+          <w:b/>
+          <w:color w:val="4672C4"/>
+          <w:sz w:val="22"/>
+        </w:rPr>
+        <w:t>&gt;&gt; Section10b - caracteristiques entreprise non agricole</w:t>
+      </w:r>
+    </w:p>
+    <w:p>
+      <w:pPr>
+        <w:ind w:left="283"/>
+      </w:pPr>
+      <w:r>
+        <w:rPr>
+          <w:sz w:val="20"/>
+        </w:rPr>
+        <w:t>- Cette entreprise vente eau fraîche et couscous dit avoir obtenu une valeur sur les marchandises vendu en etat et les marchandises vendu après transformation. L'entreprise vente eau fraîche et couscous est généralement une entreprise commerciale ou de service dont elle ne depense pas en achat de matières premières.Elle ne transforme pas de produit donc ne peut pas obtenir un montant sur la vente des produits transformés (10.48 ou 10.49). Prière de mettre 0 pour ces questions si elles ne font pas de transformation.</w:t>
+      </w:r>
+    </w:p>
+    <w:p>
+      <w:r>
+        <w:rPr>
+          <w:b/>
+          <w:color w:val="4672C4"/>
+          <w:sz w:val="22"/>
+        </w:rPr>
+        <w:t>&gt;&gt; Section11 - Caracteristiques logement</w:t>
+      </w:r>
+    </w:p>
+    <w:p>
+      <w:pPr>
+        <w:ind w:left="283"/>
+      </w:pPr>
+      <w:r>
+        <w:rPr>
+          <w:sz w:val="20"/>
+        </w:rPr>
+        <w:t>- Le montant (FCFA) du loyer mensuel payé pour un logement comme le votre dans ce village/quartier est trop élevé, Veuillez s'il vous plaît corriger cette information.</w:t>
+      </w:r>
+    </w:p>
+    <w:p>
+      <w:r>
+        <w:rPr>
+          <w:b/>
+          <w:color w:val="4672C4"/>
+          <w:sz w:val="22"/>
+        </w:rPr>
+        <w:t>&gt;&gt; Section12 - Actifs du menage</w:t>
+      </w:r>
+    </w:p>
+    <w:p>
+      <w:pPr>
+        <w:ind w:left="283"/>
+      </w:pPr>
+      <w:r>
+        <w:rPr>
+          <w:sz w:val="20"/>
+        </w:rPr>
+        <w:t xml:space="preserve">- Avertissement!!! Le prix d'achat (2500) de l'article  Fer à repasser à charbon est inférieur aux prix de revente (3000)  avec l'âge du bien atteignant 11 ans. Prière de vérifier ou confirmer avec l'enquêté et mettre les bonnes valeurs après verification, s'il le faut. </w:t>
+        <w:br/>
+        <w:t>- Avertissement!!! Le prix d'achat (70000) de l'article  Climatiseurs/splits (non installés au mur) est inférieur aux prix de revente (175000)  avec l'âge du bien atteignant 2 ans. Prière de vérifier ou confirmer avec l'enquêté et mettre les bonnes valeurs après verification, s'il le faut.</w:t>
+      </w:r>
+    </w:p>
+    <w:p>
+      <w:r>
+        <w:rPr>
+          <w:b/>
+          <w:color w:val="4672C4"/>
+          <w:sz w:val="22"/>
+        </w:rPr>
+        <w:t>&gt;&gt; Section13a - Transferts recus</w:t>
+      </w:r>
+    </w:p>
+    <w:p>
+      <w:pPr>
+        <w:ind w:left="283"/>
+      </w:pPr>
+      <w:r>
+        <w:rPr>
+          <w:sz w:val="20"/>
+        </w:rPr>
+        <w:t>- Avertissement!! Le montant des transferts reçu par mois semble très élevé ou faible, peut-être que vous vous êtes trompés du choix de l'unité.</w:t>
+      </w:r>
+    </w:p>
+    <w:p>
+      <w:r>
+        <w:rPr>
+          <w:b/>
+          <w:color w:val="4672C4"/>
+          <w:sz w:val="22"/>
+        </w:rPr>
+        <w:t>&gt;&gt; Section14 - Chocs</w:t>
+      </w:r>
+    </w:p>
+    <w:p>
+      <w:pPr>
+        <w:ind w:left="283"/>
+      </w:pPr>
+      <w:r>
+        <w:rPr>
+          <w:sz w:val="20"/>
+        </w:rPr>
+        <w:t>- Avertissement!! Le ménage n'a été négativement affecté par aucun des problèmes donnés dans la section 14. Confirmez vous cette information avec le QG?</w:t>
+      </w:r>
+    </w:p>
+    <w:p>
+      <w:r>
+        <w:rPr>
+          <w:b/>
+          <w:color w:val="4672C4"/>
+          <w:sz w:val="22"/>
+        </w:rPr>
+        <w:t>&gt;&gt; Section16a - Champs et parcelles</w:t>
+      </w:r>
+    </w:p>
+    <w:p>
+      <w:pPr>
+        <w:ind w:left="283"/>
+      </w:pPr>
+      <w:r>
+        <w:rPr>
+          <w:sz w:val="20"/>
+        </w:rPr>
+        <w:t>- La section 16 du ménage de ALIMATOU THIAM n'est pas renseigné, prière de renseigner.</w:t>
+      </w:r>
+    </w:p>
+    <w:p>
+      <w:r>
+        <w:t>________________________________________________________________________________</w:t>
+      </w:r>
+    </w:p>
+    <w:p>
+      <w:pPr>
+        <w:pStyle w:val="Heading2"/>
+      </w:pPr>
+      <w:r>
+        <w:t>Menage 6</w:t>
+      </w:r>
+    </w:p>
+    <w:tbl>
+      <w:tblPr>
+        <w:tblStyle w:val="TableGrid"/>
+        <w:tblW w:type="auto" w:w="0"/>
+        <w:tblLook w:firstColumn="1" w:firstRow="1" w:lastColumn="0" w:lastRow="0" w:noHBand="0" w:noVBand="1" w:val="04A0"/>
+      </w:tblPr>
+      <w:tblGrid>
+        <w:gridCol w:w="1662"/>
+        <w:gridCol w:w="1662"/>
+        <w:gridCol w:w="1662"/>
+        <w:gridCol w:w="1662"/>
+        <w:gridCol w:w="1662"/>
+        <w:gridCol w:w="1662"/>
+      </w:tblGrid>
+      <w:tr>
+        <w:tc>
+          <w:tcPr>
+            <w:tcW w:type="dxa" w:w="1662"/>
+            <w:shd w:fill="5B9BD5"/>
+          </w:tcPr>
+          <w:p>
+            <w:r>
+              <w:rPr>
+                <w:b/>
+                <w:color w:val="FFFFFF"/>
+                <w:sz w:val="16"/>
+              </w:rPr>
+              <w:t>Interview Key</w:t>
+            </w:r>
+          </w:p>
+        </w:tc>
+        <w:tc>
+          <w:tcPr>
+            <w:tcW w:type="dxa" w:w="1662"/>
+            <w:shd w:fill="5B9BD5"/>
+          </w:tcPr>
+          <w:p>
+            <w:r>
+              <w:rPr>
+                <w:b/>
+                <w:color w:val="FFFFFF"/>
+                <w:sz w:val="16"/>
+              </w:rPr>
+              <w:t>Interview ID</w:t>
+            </w:r>
+          </w:p>
+        </w:tc>
+        <w:tc>
+          <w:tcPr>
+            <w:tcW w:type="dxa" w:w="1662"/>
+            <w:shd w:fill="5B9BD5"/>
+          </w:tcPr>
+          <w:p>
+            <w:r>
+              <w:rPr>
+                <w:b/>
+                <w:color w:val="FFFFFF"/>
+                <w:sz w:val="16"/>
+              </w:rPr>
+              <w:t>ID Agent</w:t>
+            </w:r>
+          </w:p>
+        </w:tc>
+        <w:tc>
+          <w:tcPr>
+            <w:tcW w:type="dxa" w:w="1662"/>
+            <w:shd w:fill="5B9BD5"/>
+          </w:tcPr>
+          <w:p>
+            <w:r>
+              <w:rPr>
+                <w:b/>
+                <w:color w:val="FFFFFF"/>
+                <w:sz w:val="16"/>
+              </w:rPr>
+              <w:t>ID Equipe</w:t>
+            </w:r>
+          </w:p>
+        </w:tc>
+        <w:tc>
+          <w:tcPr>
+            <w:tcW w:type="dxa" w:w="1662"/>
+            <w:shd w:fill="5B9BD5"/>
+          </w:tcPr>
+          <w:p>
+            <w:r>
+              <w:rPr>
+                <w:b/>
+                <w:color w:val="FFFFFF"/>
+                <w:sz w:val="16"/>
+              </w:rPr>
+              <w:t>Agent</w:t>
+            </w:r>
+          </w:p>
+        </w:tc>
+        <w:tc>
+          <w:tcPr>
+            <w:tcW w:type="dxa" w:w="1662"/>
+            <w:shd w:fill="5B9BD5"/>
+          </w:tcPr>
+          <w:p>
+            <w:r>
+              <w:rPr>
+                <w:b/>
+                <w:color w:val="FFFFFF"/>
+                <w:sz w:val="16"/>
+              </w:rPr>
+              <w:t>Chef d'equipe</w:t>
+            </w:r>
+          </w:p>
+        </w:tc>
+      </w:tr>
+      <w:tr>
+        <w:tc>
+          <w:tcPr>
+            <w:tcW w:type="dxa" w:w="1662"/>
+          </w:tcPr>
+          <w:p>
+            <w:r>
+              <w:rPr>
+                <w:sz w:val="14"/>
+              </w:rPr>
+              <w:t>35-86-25-76</w:t>
+            </w:r>
+          </w:p>
+        </w:tc>
+        <w:tc>
+          <w:tcPr>
+            <w:tcW w:type="dxa" w:w="1662"/>
+          </w:tcPr>
+          <w:p>
+            <w:r>
+              <w:rPr>
+                <w:sz w:val="14"/>
+              </w:rPr>
+              <w:t>20000f1dcb994636a09d90748f2aa2d2</w:t>
+            </w:r>
+          </w:p>
+        </w:tc>
+        <w:tc>
+          <w:tcPr>
+            <w:tcW w:type="dxa" w:w="1662"/>
+          </w:tcPr>
+          <w:p>
+            <w:r>
+              <w:rPr>
+                <w:sz w:val="14"/>
+              </w:rPr>
+              <w:t>EQ24_enq2</w:t>
+            </w:r>
+          </w:p>
+        </w:tc>
+        <w:tc>
+          <w:tcPr>
+            <w:tcW w:type="dxa" w:w="1662"/>
+          </w:tcPr>
+          <w:p>
+            <w:r>
+              <w:rPr>
+                <w:sz w:val="14"/>
+              </w:rPr>
+              <w:t>Equipe24</w:t>
+            </w:r>
+          </w:p>
+        </w:tc>
+        <w:tc>
+          <w:tcPr>
+            <w:tcW w:type="dxa" w:w="1662"/>
+          </w:tcPr>
+          <w:p>
+            <w:r>
+              <w:rPr>
+                <w:sz w:val="14"/>
+              </w:rPr>
+              <w:t>Ousmane MBENGUE</w:t>
+            </w:r>
+          </w:p>
+        </w:tc>
+        <w:tc>
+          <w:tcPr>
+            <w:tcW w:type="dxa" w:w="1662"/>
+          </w:tcPr>
+          <w:p>
+            <w:r>
+              <w:rPr>
+                <w:sz w:val="14"/>
+              </w:rPr>
+              <w:t>Bintou SAGNA</w:t>
+            </w:r>
+          </w:p>
+        </w:tc>
+      </w:tr>
+    </w:tbl>
+    <w:p/>
+    <w:tbl>
+      <w:tblPr>
+        <w:tblStyle w:val="TableGrid"/>
+        <w:tblW w:type="auto" w:w="0"/>
+        <w:tblLook w:firstColumn="1" w:firstRow="1" w:lastColumn="0" w:lastRow="0" w:noHBand="0" w:noVBand="1" w:val="04A0"/>
+      </w:tblPr>
+      <w:tblGrid>
+        <w:gridCol w:w="3324"/>
+        <w:gridCol w:w="3324"/>
+        <w:gridCol w:w="3324"/>
+      </w:tblGrid>
+      <w:tr>
+        <w:tc>
+          <w:tcPr>
+            <w:tcW w:type="dxa" w:w="3324"/>
+            <w:shd w:fill="70AD47"/>
+          </w:tcPr>
+          <w:p>
+            <w:r>
+              <w:rPr>
+                <w:b/>
+                <w:color w:val="FFFFFF"/>
+                <w:sz w:val="18"/>
+              </w:rPr>
+              <w:t>Chef de Menage</w:t>
+            </w:r>
+          </w:p>
+        </w:tc>
+        <w:tc>
+          <w:tcPr>
+            <w:tcW w:type="dxa" w:w="3324"/>
+            <w:shd w:fill="70AD47"/>
+          </w:tcPr>
+          <w:p>
+            <w:r>
+              <w:rPr>
+                <w:b/>
+                <w:color w:val="FFFFFF"/>
+                <w:sz w:val="18"/>
+              </w:rPr>
+              <w:t>Quartier/Village (s00q05)</w:t>
+            </w:r>
+          </w:p>
+        </w:tc>
+        <w:tc>
+          <w:tcPr>
+            <w:tcW w:type="dxa" w:w="3324"/>
+            <w:shd w:fill="70AD47"/>
+          </w:tcPr>
+          <w:p>
+            <w:r>
+              <w:rPr>
+                <w:b/>
+                <w:color w:val="FFFFFF"/>
+                <w:sz w:val="18"/>
+              </w:rPr>
+              <w:t>Localisation GPS</w:t>
+            </w:r>
+          </w:p>
+        </w:tc>
+      </w:tr>
+      <w:tr>
+        <w:tc>
+          <w:tcPr>
+            <w:tcW w:type="dxa" w:w="3324"/>
+          </w:tcPr>
+          <w:p>
+            <w:r>
+              <w:rPr>
+                <w:sz w:val="18"/>
+              </w:rPr>
+              <w:t>PAPE SECK</w:t>
+            </w:r>
+          </w:p>
+        </w:tc>
+        <w:tc>
+          <w:tcPr>
+            <w:tcW w:type="dxa" w:w="3324"/>
+          </w:tcPr>
+          <w:p>
+            <w:r>
+              <w:rPr>
+                <w:sz w:val="18"/>
+              </w:rPr>
+              <w:t>N/A</w:t>
+            </w:r>
+          </w:p>
+        </w:tc>
+        <w:tc>
+          <w:tcPr>
+            <w:tcW w:type="dxa" w:w="3324"/>
+          </w:tcPr>
+          <w:p>
+            <w:r/>
+            <w:hyperlink r:id="rId13">
+              <w:r>
+                <w:rPr>
+                  <w:color w:val="0563C1"/>
+                  <w:u w:val="single"/>
+                </w:rPr>
+                <w:t>� l entr�e</w:t>
+              </w:r>
+            </w:hyperlink>
+          </w:p>
+        </w:tc>
+      </w:tr>
+    </w:tbl>
+    <w:p/>
+    <w:p>
+      <w:r>
+        <w:rPr>
+          <w:b/>
+          <w:color w:val="4672C4"/>
+          <w:sz w:val="22"/>
+        </w:rPr>
+        <w:t>&gt;&gt; Section0 - Identification et renseignements de controle</w:t>
+      </w:r>
+    </w:p>
+    <w:p>
+      <w:pPr>
+        <w:ind w:left="283"/>
+      </w:pPr>
+      <w:r>
+        <w:rPr>
+          <w:sz w:val="20"/>
+        </w:rPr>
+        <w:t>- Le questionnaire semble ne pas être complètement fini mais le questionnaire est en statut complet, prière de compléter le questionnaire.</w:t>
+      </w:r>
+    </w:p>
+    <w:p>
+      <w:r>
+        <w:rPr>
+          <w:b/>
+          <w:color w:val="4672C4"/>
+          <w:sz w:val="22"/>
+        </w:rPr>
+        <w:t>&gt;&gt; Section1 - Caracteristiques des membres</w:t>
+      </w:r>
+    </w:p>
+    <w:p>
+      <w:pPr>
+        <w:ind w:left="283"/>
+      </w:pPr>
+      <w:r>
+        <w:rPr>
+          <w:sz w:val="20"/>
+        </w:rPr>
+        <w:t xml:space="preserve">- Avertissement! Veuillez renseigner par oui ou non toutes les modalités de la question s01q47. </w:t>
+        <w:br/>
+        <w:t xml:space="preserve">-  Avertissement! Veuillez renseigner par oui ou non toutes les modalités de la question s01q47. </w:t>
+        <w:br/>
+        <w:t xml:space="preserve">-  Avertissement!!!  FATOU  ABY SECK  ne possède pas le téléphone android, n'utilise régulièrement pas un téléphone appartenant à une autre personne mais a accès à l'internet, merci de confirmer cette information avec le QG. </w:t>
+        <w:br/>
+        <w:t xml:space="preserve">-  Avertissement!!!  FATOU AWA SECK  ne possède pas le téléphone android, n'utilise régulièrement pas un téléphone appartenant à une autre personne mais a accès à l'internet, merci de confirmer cette information avec le QG.  Avertissement! Veuillez renseigner par oui ou non toutes les modalités de la question s01q47. </w:t>
+        <w:br/>
+        <w:t xml:space="preserve">-  Avertissement!!!  MAIMOUNA SECK  ne possède pas le téléphone android, n'utilise régulièrement pas un téléphone appartenant à une autre personne mais a accès à l'internet, merci de confirmer cette information avec le QG. </w:t>
+        <w:br/>
+        <w:t>- La raison principale pour laquelle que PAPE SECK est venu vivre dans cette localité est être en chantier et semble exister dans les modalités, prière de prendre attache avec le QG pour plus d'explication afin de la classer bien.</w:t>
+      </w:r>
+    </w:p>
+    <w:p>
+      <w:r>
+        <w:rPr>
+          <w:b/>
+          <w:color w:val="4672C4"/>
+          <w:sz w:val="22"/>
+        </w:rPr>
+        <w:t>&gt;&gt; Section2 - Education</w:t>
+      </w:r>
+    </w:p>
+    <w:p>
+      <w:pPr>
+        <w:ind w:left="283"/>
+      </w:pPr>
+      <w:r>
+        <w:rPr>
+          <w:sz w:val="20"/>
+        </w:rPr>
+        <w:t xml:space="preserve">- Peu probable! ABDOULAYE SECK  n'arrive pas  à comprendre un petit texte lu dans une langue locale (s02q03). Veuillez corriger ou donner des explications au QG. </w:t>
+        <w:br/>
+        <w:t xml:space="preserve">- Peu probable! ABY THIOUB  n'arrive pas  à comprendre un petit texte lu dans une langue locale (s02q03). Veuillez corriger ou donner des explications au QG. Peu probable! ABY THIOUB  ne sait ni lire, ni écrire, ni comprendre dans aucune des langues  (s02q01,s02q02,s02q03). Veuillez corriger ou donner des explications au QG. </w:t>
+        <w:br/>
+        <w:t xml:space="preserve">- Peu probable! AISSATOU THIAM  n'arrive pas  à comprendre un petit texte lu dans une langue locale (s02q03). Veuillez corriger ou donner des explications au QG. </w:t>
+        <w:br/>
+        <w:t xml:space="preserve">- Peu probable! AWA DIAKHA  n'arrive pas  à comprendre un petit texte lu dans une langue locale (s02q03). Veuillez corriger ou donner des explications au QG. Incohérence!! AWA DIAKHA fréquente l'école  mais ne paie ni la scolarité ni la cotisation, prière de corriger ou fournir une explication à cela. Dans les milieux urbains c'est peu probable de voir une école dont les élèves ou étudiants ne dépensent pas en frais d'uniformes, prière de verifier pour AWA DIAKHA et corriger ou confirmer avec le QG. </w:t>
+        <w:br/>
+        <w:t xml:space="preserve">- Peu probable! AWA KEITA  n'arrive pas  à comprendre un petit texte lu dans une langue locale (s02q03). Veuillez corriger ou donner des explications au QG. </w:t>
+        <w:br/>
+        <w:t xml:space="preserve">- Peu probable! EL HADJI AHMED SECK  n'arrive pas  à comprendre un petit texte lu dans une langue locale (s02q03). Veuillez corriger ou donner des explications au QG. </w:t>
+        <w:br/>
+        <w:t xml:space="preserve">- Peu probable! FATOU  ABY SECK  n'arrive pas  à comprendre un petit texte lu dans une langue locale (s02q03). Veuillez corriger ou donner des explications au QG. Dans les milieux urbains c'est peu probable de voir une école dont les élèves ou étudiants ne dépensent pas en frais d'uniformes, prière de verifier pour FATOU  ABY SECK et corriger ou confirmer avec le QG. </w:t>
+        <w:br/>
+        <w:t xml:space="preserve">- Peu probable! FATOU AWA SECK  n'arrive pas  à comprendre un petit texte lu dans une langue locale (s02q03). Veuillez corriger ou donner des explications au QG. Dans les milieux urbains c'est peu probable de voir une école dont les élèves ou étudiants ne dépensent pas en frais d'uniformes, prière de verifier pour FATOU AWA SECK et corriger ou confirmer avec le QG. </w:t>
+        <w:br/>
+        <w:t xml:space="preserve">- Peu probable! FATOU SECK  n'arrive pas  à comprendre un petit texte lu dans une langue locale (s02q03). Veuillez corriger ou donner des explications au QG. </w:t>
+        <w:br/>
+        <w:t xml:space="preserve">- Peu probable! FATOUMATA LY  n'arrive pas  à comprendre un petit texte lu dans une langue locale (s02q03). Veuillez corriger ou donner des explications au QG. Avertissement!!! L'âge de FATOUMATA LY avec son niveau d'étude ( Secondaire général ou technique) semble incoherent, veuillez confirmer cette information avec le QG ou corriger l'incohérence. Dans les milieux urbains c'est peu probable de voir une école dont les élèves ou étudiants ne dépensent pas en frais d'uniformes, prière de verifier pour FATOUMATA LY et corriger ou confirmer avec le QG. </w:t>
+        <w:br/>
+        <w:t xml:space="preserve">- Peu probable! KHADY SECK  n'arrive pas  à comprendre un petit texte lu dans une langue locale (s02q03). Veuillez corriger ou donner des explications au QG. Peu probable! KHADY SECK  ne sait ni lire, ni écrire, ni comprendre dans aucune des langues  (s02q01,s02q02,s02q03). Veuillez corriger ou donner des explications au QG. </w:t>
+        <w:br/>
+        <w:t xml:space="preserve">- Peu probable! MAIMOUNA SECK  n'arrive pas  à comprendre un petit texte lu dans une langue locale (s02q03). Veuillez corriger ou donner des explications au QG. Peu probable! MAIMOUNA SECK  ne sait ni lire, ni écrire, ni comprendre dans aucune des langues  (s02q01,s02q02,s02q03). Veuillez corriger ou donner des explications au QG. Peu plausible MAIMOUNA SECK fréquente au minimum le fondamental 1 mais ne sait ni lire ni comprendre la langue française, prière de corriger ou de confirmer avec le QG merci. Dans les milieux urbains c'est peu probable de voir une école dont les élèves ou étudiants ne dépensent pas en frais d'uniformes, prière de verifier pour MAIMOUNA SECK et corriger ou confirmer avec le QG. </w:t>
+        <w:br/>
+        <w:t xml:space="preserve">- Peu probable! MOUHAMED THIOUB  n'arrive pas  à comprendre un petit texte lu dans une langue locale (s02q03). Veuillez corriger ou donner des explications au QG. Peu probable! MOUHAMED THIOUB  ne sait ni lire, ni écrire, ni comprendre dans aucune des langues  (s02q01,s02q02,s02q03). Veuillez corriger ou donner des explications au QG. </w:t>
+        <w:br/>
+        <w:t xml:space="preserve">- Peu probable! OUSMANE THIOUB  n'arrive pas  à comprendre un petit texte lu dans une langue locale (s02q03). Veuillez corriger ou donner des explications au QG. Peu probable! OUSMANE THIOUB  ne sait ni lire, ni écrire, ni comprendre dans aucune des langues  (s02q01,s02q02,s02q03). Veuillez corriger ou donner des explications au QG. Peu plausible OUSMANE THIOUB fréquente au minimum le fondamental 1 mais ne sait ni lire ni comprendre la langue française, prière de corriger ou de confirmer avec le QG merci. Dans les milieux urbains c'est peu probable de voir une école dont les élèves ou étudiants ne dépensent pas en frais d'uniformes, prière de verifier pour OUSMANE THIOUB et corriger ou confirmer avec le QG. </w:t>
+        <w:br/>
+        <w:t xml:space="preserve">- Peu probable! PAPE SECK  n'arrive pas  à comprendre un petit texte lu dans une langue locale (s02q03). Veuillez corriger ou donner des explications au QG. </w:t>
+        <w:br/>
+        <w:t>- Peu probable! SOKHNA CAMARA  n'arrive pas  à comprendre un petit texte lu dans une langue locale (s02q03). Veuillez corriger ou donner des explications au QG.</w:t>
+      </w:r>
+    </w:p>
+    <w:p>
+      <w:r>
+        <w:rPr>
+          <w:b/>
+          <w:color w:val="4672C4"/>
+          <w:sz w:val="22"/>
+        </w:rPr>
+        <w:t>&gt;&gt; Section3 - Sante</w:t>
+      </w:r>
+    </w:p>
+    <w:p>
+      <w:pPr>
+        <w:ind w:left="283"/>
+      </w:pPr>
+      <w:r>
+        <w:rPr>
+          <w:sz w:val="20"/>
+        </w:rPr>
+        <w:t xml:space="preserve">- Le montant(0 FCFA) des dépenses pour chaque visite prénatale de SOKHNA CAMARA semble faible (voir nul) ou élevé, prière de corriger. </w:t>
+        <w:br/>
+        <w:t>- Le principal problème de santé que AISSATOU THIAM a eu est Angine et semble exister dans les modalités, prière de prendre attache avec le QG pour plus d'explication afin de la classer bien.</w:t>
+      </w:r>
+    </w:p>
+    <w:p>
+      <w:r>
+        <w:rPr>
+          <w:b/>
+          <w:color w:val="4672C4"/>
+          <w:sz w:val="22"/>
+        </w:rPr>
+        <w:t>&gt;&gt; Section4a - Emploi</w:t>
+      </w:r>
+    </w:p>
+    <w:p>
+      <w:pPr>
+        <w:ind w:left="283"/>
+      </w:pPr>
+      <w:r>
+        <w:rPr>
+          <w:sz w:val="20"/>
+        </w:rPr>
+        <w:t xml:space="preserve">- Avertissement! ABY THIOUB n'a consacré aucune heure pour aucun des travaux du ménage, prière de regarder les réponses prises dans les questions (s04q01 s04q02 s04q03 s04q04 s04q05 s04q06 s04q07 s04q08). </w:t>
+        <w:br/>
+        <w:t xml:space="preserve">- Avertissement! Généralement les jeunes hommes (10 à 25ans) font des travaux ménager soit apprendre les enfants à reviser leurs léçons ou d'autres cours, ABDOULAYE SECK n'a consacré aucune heure pour les travaux cités en s04q01, s04q02, s04q03, s04q04, s04q05, s04q06, s04q07 et s04q08.Prière de regarder pour corriger ou confirmer avec le QG. </w:t>
+        <w:br/>
+        <w:t xml:space="preserve">- Avertissement! Généralement les jeunes hommes (10 à 25ans) font des travaux ménager soit apprendre les enfants à reviser leurs léçons ou d'autres cours, EL HADJI AHMED SECK n'a consacré aucune heure pour les travaux cités en s04q01, s04q02, s04q03, s04q04, s04q05, s04q06, s04q07 et s04q08.Prière de regarder pour corriger ou confirmer avec le QG.  La  raison principale que EL HADJI AHMED SECK n'a pas cherché du travail au cours des 30 derniers jours est Abandon scolaire en 2025 et semble exister dans les modalités, prière de prendre attache avec le QG pour plus d'explication afin de la classer bien. </w:t>
+        <w:br/>
+        <w:t>- Avertissement! Nombre d'heure que FATOU SECK a consacré à son emploi au cours des 7 derniers jours est trop élevé, veuillez revoir s'il vous plait ou confirmer cette information avec le QG.</w:t>
+      </w:r>
+    </w:p>
+    <w:p>
+      <w:r>
+        <w:rPr>
+          <w:b/>
+          <w:color w:val="4672C4"/>
+          <w:sz w:val="22"/>
+        </w:rPr>
+        <w:t>&gt;&gt; Section7b - Consommation alimentaire - 7 jours</w:t>
+      </w:r>
+    </w:p>
+    <w:p>
+      <w:pPr>
+        <w:ind w:left="283"/>
+      </w:pPr>
+      <w:r>
+        <w:rPr>
+          <w:sz w:val="20"/>
+        </w:rPr>
+        <w:t>- La dernière fois que vous avez acheté Poulet sur pied est à côté et semble exister dans les modalités, prière de prendre attache avec le QG pour plus d'explication afin de la classer bien. Attention ! Le prix unitaire d'achat (150 Fcfa) de Carotte en Pièce (Moyen) est relativement élevé par rapport aux autres prix observés dans cette zone. Prière de corriger ou de confirmer avec le QG. Attention ! Le prix unitaire d'achat (200 Fcfa) de Aubergine   en Pièce (Moyen) est relativement élevé par rapport aux autres prix observés dans cette zone. Prière de corriger ou de confirmer avec le QG. Attention ! Le prix unitaire d'achat (200 Fcfa) de Autre légumes frais n.d.a. en Pièce (Moyen) est relativement élevé par rapport aux autres prix observés dans cette zone. Prière de corriger ou de confirmer avec le QG. Attention ! Le prix unitaire d'achat (300 Fcfa) de Tamarin noir en Sachets (Moyen) est relativement élevé par rapport aux autres prix observés dans cette zone. Prière de corriger ou de confirmer avec le QG. Attention ! Le prix unitaire d'achat (3500 Fcfa) de Viande de bœuf: filet, faux-filet en Kg (taille unique) est relativement faible par rapport aux autres prix observés dans cette zone. Prière de corriger ou de confirmer avec le QG. Attention ! Le prix unitaire d'achat (400 Fcfa) de Tomate fraîche en Sachets (Moyen) est relativement élevé par rapport aux autres prix observés dans cette zone. Prière de corriger ou de confirmer avec le QG. Attention ! Le prix unitaire d'achat (500 Fcfa) de Silure séché en Morceau (Portion) (Petit) est relativement élevé par rapport aux autres prix observés dans cette zone. Prière de corriger ou de confirmer avec le QG. Attention ! Soupçons de quantité anormale! Le ménage de PAPE SECK avec une taille de 20 personnes a consommé 7.62 Kg en taille unique de Oignon frais qui est relativement élevé comme consommation par rapport à la condition de vie des autres ménages de même taille dans cette zone. Prière de corriger ou de confirmer avec le QG. Avertissement!! La quantité (9.49 litre) du produit Huile de soja  consommée  par le ménage semble très élevé, prière de corriger ou confirmer avec le QG. Attention ! Soupçons de quantité anormale! Le ménage de PAPE SECK avec une taille de 20 personnes a consommé 9.49 Litre en taille unique de Huile de soja  qui est relativement élevé comme consommation par rapport à la condition de vie des autres ménages de même taille dans cette zone. Prière de corriger ou de confirmer avec le QG. Avertissement!! Les quantités du Thé en feuille consommées en Sachets industriel semble incoherent car les ménages consomment géneralement en sachet ou en paquet, prière de corriger ou confirmer avec le QG. Avertissement!!! Le ménage a consommé 10 Sachets Petit de Sucre en poudre , cette quantité semble anormale pour une consommation des 7 derniers jours.Prière de corriger ou de confirmer avec le QG. Avertissement!!! Le ménage a consommé 13 Pièce Moyen de Capitaine frais, cette quantité semble anormale pour une consommation des 7 derniers jours.Prière de corriger ou de confirmer avec le QG. Avertissement!!!Le ménage a consommé 45 Pièce de Moyen de Cube alimentaire (Maggi, Jumbo, )  ce qui semble incoherent pour une consommation aucours des 7 derniers jours, prière de verifier et corriger. Avertissement!!! Le ménage a consommé 45 Pièce Moyen de Cube alimentaire (Maggi, Jumbo, ), cette quantité semble anormale pour une consommation des 7 derniers jours.Prière de corriger ou de confirmer avec le QG. Avertissement!!!Le ménage a consommé 73 miche de Moyen de Pain moderne (Baguette)  ce qui semble incoherent pour une consommation aucours des 7 derniers jours, prière de verifier et corriger. Le prix d'achat unitaire (4133.333 Fcfa) de Mil en Kg de taille taille unique semble élevé, prière de regarder les reponses prises dans les questions s07bq07a s07bq07b s07bq07c s07bq08 pour mieux corriger. Attention ! Le prix unitaire d'achat (4133.333 Fcfa) de Mil en Kg (taille unique) est relativement élevé par rapport aux autres prix observés dans cette zone. Prière de corriger ou de confirmer avec le QG.</w:t>
+      </w:r>
+    </w:p>
+    <w:p>
+      <w:r>
+        <w:rPr>
+          <w:b/>
+          <w:color w:val="4672C4"/>
+          <w:sz w:val="22"/>
+        </w:rPr>
+        <w:t>&gt;&gt; Section9c - Depenses non-alimentaires - 30 jours</w:t>
+      </w:r>
+    </w:p>
+    <w:p>
+      <w:pPr>
+        <w:ind w:left="283"/>
+      </w:pPr>
+      <w:r>
+        <w:rPr>
+          <w:sz w:val="20"/>
+        </w:rPr>
+        <w:t xml:space="preserve">- La dernière fois que vous avez acheté Frais de blanchiment des vêtements, linge, etc. (Pressing) est lingère et semble exister dans les modalités, prière de prendre attache avec le QG pour plus d'explication afin de la classer bien. </w:t>
+        <w:br/>
+        <w:t xml:space="preserve">-  La dernière fois que vous avez acheté Frais de mouture des céréales est machine et semble exister dans les modalités, prière de prendre attache avec le QG pour plus d'explication afin de la classer bien. </w:t>
+        <w:br/>
+        <w:t>-  La dernière fois que vous avez acheté Salaire du personnel de maison (gardien, boy, chauffeur, cuisinier, etc. ) est domestique et semble exister dans les modalités, prière de prendre attache avec le QG pour plus d'explication afin de la classer bien.</w:t>
+      </w:r>
+    </w:p>
+    <w:p>
+      <w:r>
+        <w:rPr>
+          <w:b/>
+          <w:color w:val="4672C4"/>
+          <w:sz w:val="22"/>
+        </w:rPr>
+        <w:t>&gt;&gt; Section9e - Depenses non-alimentaires - 6 mois</w:t>
+      </w:r>
+    </w:p>
+    <w:p>
+      <w:pPr>
+        <w:ind w:left="283"/>
+      </w:pPr>
+      <w:r>
+        <w:rPr>
+          <w:sz w:val="20"/>
+        </w:rPr>
+        <w:t>- Peu plausible! le montant de la dépense pour Droit d'entrée (achat d'un ticket) à des manifestations sportives semble faible. Veuillez, s'il vous plaît, confirmer cette information avec le QG ou la corriger.  La dernière fois que vous avez acheté Droit d'entrée (achat d'un ticket) à des manifestations sportives est stade et semble exister dans les modalités, prière de prendre attache avec le QG pour plus d'explication afin de la classer bien.</w:t>
+      </w:r>
+    </w:p>
+    <w:p>
+      <w:r>
+        <w:rPr>
+          <w:b/>
+          <w:color w:val="4672C4"/>
+          <w:sz w:val="22"/>
+        </w:rPr>
+        <w:t>&gt;&gt; Section10b - caracteristiques entreprise non agricole</w:t>
+      </w:r>
+    </w:p>
+    <w:p>
+      <w:pPr>
+        <w:ind w:left="283"/>
+      </w:pPr>
+      <w:r>
+        <w:rPr>
+          <w:sz w:val="20"/>
+        </w:rPr>
+        <w:t xml:space="preserve">- Cette entreprise vente petit déjeuner dit avoir obtenu une valeur sur les marchandises vendu en etat et les marchandises vendu après transformation. </w:t>
+        <w:br/>
+        <w:t>- Le salaire qu'une personne de cette catégorie (10.62) a travaillé(e) dans cette entreprise vente légumes est élevé ou faible. Prière de confirmer cette information avec le QG ou de corriger.</w:t>
+      </w:r>
+    </w:p>
+    <w:p>
+      <w:r>
+        <w:rPr>
+          <w:b/>
+          <w:color w:val="4672C4"/>
+          <w:sz w:val="22"/>
+        </w:rPr>
+        <w:t>&gt;&gt; Section11 - Caracteristiques logement</w:t>
+      </w:r>
+    </w:p>
+    <w:p>
+      <w:pPr>
+        <w:ind w:left="283"/>
+      </w:pPr>
+      <w:r>
+        <w:rPr>
+          <w:sz w:val="20"/>
+        </w:rPr>
+        <w:t>- Le montant (FCFA) du loyer mensuel payé pour un logement comme le votre dans ce village/quartier est trop élevé, Veuillez s'il vous plaît corriger cette information.</w:t>
+      </w:r>
+    </w:p>
+    <w:p>
+      <w:r>
+        <w:rPr>
+          <w:b/>
+          <w:color w:val="4672C4"/>
+          <w:sz w:val="22"/>
+        </w:rPr>
+        <w:t>&gt;&gt; Section12 - Actifs du menage</w:t>
+      </w:r>
+    </w:p>
+    <w:p>
+      <w:pPr>
+        <w:ind w:left="283"/>
+      </w:pPr>
+      <w:r>
+        <w:rPr>
+          <w:sz w:val="20"/>
+        </w:rPr>
+        <w:t>- Attention ! Bonbonne de gaz a été achété à 23000 Fcfa est relativement élevé par rapport aux autres prix d'achat observés dans cette zone. Prière de corriger ou de confirmer avec le QG. Attention ! Bonbonne de gaz a été revendu à 21000 Fcfa qui est relativement élevé par rapport aux autres prix de revente observés dans cette zone. Prière de corriger ou de confirmer avec le QG.</w:t>
+      </w:r>
+    </w:p>
+    <w:p>
+      <w:r>
+        <w:rPr>
+          <w:b/>
+          <w:color w:val="4672C4"/>
+          <w:sz w:val="22"/>
+        </w:rPr>
+        <w:t>&gt;&gt; Section13a - Transferts recus</w:t>
+      </w:r>
+    </w:p>
+    <w:p>
+      <w:pPr>
+        <w:ind w:left="283"/>
+      </w:pPr>
+      <w:r>
+        <w:rPr>
+          <w:sz w:val="20"/>
+        </w:rPr>
+        <w:t>- L'enquêteur prière de fournir d'effort pour avoir le niveau d'étude et l'âge de celui qui a envoyé/donné de l'argent dans la section 13a (Transfert reçu). L'âge de celui qui a envoyé/donné de l'argent dans la section 13a (Transfert reçu) semble  élévé, prière de corriger ou confirmer ave le QG.</w:t>
+      </w:r>
+    </w:p>
+    <w:p>
+      <w:r>
+        <w:rPr>
+          <w:b/>
+          <w:color w:val="4672C4"/>
+          <w:sz w:val="22"/>
+        </w:rPr>
+        <w:t>&gt;&gt; Section16a - Champs et parcelles</w:t>
+      </w:r>
+    </w:p>
+    <w:p>
+      <w:pPr>
+        <w:ind w:left="283"/>
+      </w:pPr>
+      <w:r>
+        <w:rPr>
+          <w:sz w:val="20"/>
+        </w:rPr>
+        <w:t>- La section 16 du ménage de PAPE SECK n'est pas renseigné, prière de renseigner.</w:t>
+      </w:r>
+    </w:p>
+    <w:p>
+      <w:r>
+        <w:t>________________________________________________________________________________</w:t>
+      </w:r>
+    </w:p>
+    <w:p>
+      <w:pPr>
+        <w:pStyle w:val="Heading2"/>
+      </w:pPr>
+      <w:r>
+        <w:t>Menage 7</w:t>
+      </w:r>
+    </w:p>
+    <w:tbl>
+      <w:tblPr>
+        <w:tblStyle w:val="TableGrid"/>
+        <w:tblW w:type="auto" w:w="0"/>
+        <w:tblLook w:firstColumn="1" w:firstRow="1" w:lastColumn="0" w:lastRow="0" w:noHBand="0" w:noVBand="1" w:val="04A0"/>
+      </w:tblPr>
+      <w:tblGrid>
+        <w:gridCol w:w="1662"/>
+        <w:gridCol w:w="1662"/>
+        <w:gridCol w:w="1662"/>
+        <w:gridCol w:w="1662"/>
+        <w:gridCol w:w="1662"/>
+        <w:gridCol w:w="1662"/>
+      </w:tblGrid>
+      <w:tr>
+        <w:tc>
+          <w:tcPr>
+            <w:tcW w:type="dxa" w:w="1662"/>
+            <w:shd w:fill="5B9BD5"/>
+          </w:tcPr>
+          <w:p>
+            <w:r>
+              <w:rPr>
+                <w:b/>
+                <w:color w:val="FFFFFF"/>
+                <w:sz w:val="16"/>
+              </w:rPr>
+              <w:t>Interview Key</w:t>
+            </w:r>
+          </w:p>
+        </w:tc>
+        <w:tc>
+          <w:tcPr>
+            <w:tcW w:type="dxa" w:w="1662"/>
+            <w:shd w:fill="5B9BD5"/>
+          </w:tcPr>
+          <w:p>
+            <w:r>
+              <w:rPr>
+                <w:b/>
+                <w:color w:val="FFFFFF"/>
+                <w:sz w:val="16"/>
+              </w:rPr>
+              <w:t>Interview ID</w:t>
+            </w:r>
+          </w:p>
+        </w:tc>
+        <w:tc>
+          <w:tcPr>
+            <w:tcW w:type="dxa" w:w="1662"/>
+            <w:shd w:fill="5B9BD5"/>
+          </w:tcPr>
+          <w:p>
+            <w:r>
+              <w:rPr>
+                <w:b/>
+                <w:color w:val="FFFFFF"/>
+                <w:sz w:val="16"/>
+              </w:rPr>
+              <w:t>ID Agent</w:t>
+            </w:r>
+          </w:p>
+        </w:tc>
+        <w:tc>
+          <w:tcPr>
+            <w:tcW w:type="dxa" w:w="1662"/>
+            <w:shd w:fill="5B9BD5"/>
+          </w:tcPr>
+          <w:p>
+            <w:r>
+              <w:rPr>
+                <w:b/>
+                <w:color w:val="FFFFFF"/>
+                <w:sz w:val="16"/>
+              </w:rPr>
+              <w:t>ID Equipe</w:t>
+            </w:r>
+          </w:p>
+        </w:tc>
+        <w:tc>
+          <w:tcPr>
+            <w:tcW w:type="dxa" w:w="1662"/>
+            <w:shd w:fill="5B9BD5"/>
+          </w:tcPr>
+          <w:p>
+            <w:r>
+              <w:rPr>
+                <w:b/>
+                <w:color w:val="FFFFFF"/>
+                <w:sz w:val="16"/>
+              </w:rPr>
+              <w:t>Agent</w:t>
+            </w:r>
+          </w:p>
+        </w:tc>
+        <w:tc>
+          <w:tcPr>
+            <w:tcW w:type="dxa" w:w="1662"/>
+            <w:shd w:fill="5B9BD5"/>
+          </w:tcPr>
+          <w:p>
+            <w:r>
+              <w:rPr>
+                <w:b/>
+                <w:color w:val="FFFFFF"/>
+                <w:sz w:val="16"/>
+              </w:rPr>
+              <w:t>Chef d'equipe</w:t>
+            </w:r>
+          </w:p>
+        </w:tc>
+      </w:tr>
+      <w:tr>
+        <w:tc>
+          <w:tcPr>
+            <w:tcW w:type="dxa" w:w="1662"/>
+          </w:tcPr>
+          <w:p>
+            <w:r>
+              <w:rPr>
+                <w:sz w:val="14"/>
+              </w:rPr>
+              <w:t>84-77-83-92</w:t>
+            </w:r>
+          </w:p>
+        </w:tc>
+        <w:tc>
+          <w:tcPr>
+            <w:tcW w:type="dxa" w:w="1662"/>
+          </w:tcPr>
+          <w:p>
+            <w:r>
+              <w:rPr>
+                <w:sz w:val="14"/>
+              </w:rPr>
+              <w:t>89e4e3c8df204b3c8d3b47c7dc3d97f1</w:t>
+            </w:r>
+          </w:p>
+        </w:tc>
+        <w:tc>
+          <w:tcPr>
+            <w:tcW w:type="dxa" w:w="1662"/>
+          </w:tcPr>
+          <w:p>
+            <w:r>
+              <w:rPr>
+                <w:sz w:val="14"/>
+              </w:rPr>
+              <w:t>EQ24_enq2</w:t>
+            </w:r>
+          </w:p>
+        </w:tc>
+        <w:tc>
+          <w:tcPr>
+            <w:tcW w:type="dxa" w:w="1662"/>
+          </w:tcPr>
+          <w:p>
+            <w:r>
+              <w:rPr>
+                <w:sz w:val="14"/>
+              </w:rPr>
+              <w:t>Equipe24</w:t>
+            </w:r>
+          </w:p>
+        </w:tc>
+        <w:tc>
+          <w:tcPr>
+            <w:tcW w:type="dxa" w:w="1662"/>
+          </w:tcPr>
+          <w:p>
+            <w:r>
+              <w:rPr>
+                <w:sz w:val="14"/>
+              </w:rPr>
+              <w:t>Ousmane MBENGUE</w:t>
+            </w:r>
+          </w:p>
+        </w:tc>
+        <w:tc>
+          <w:tcPr>
+            <w:tcW w:type="dxa" w:w="1662"/>
+          </w:tcPr>
+          <w:p>
+            <w:r>
+              <w:rPr>
+                <w:sz w:val="14"/>
+              </w:rPr>
+              <w:t>Bintou SAGNA</w:t>
+            </w:r>
+          </w:p>
+        </w:tc>
+      </w:tr>
+    </w:tbl>
+    <w:p/>
+    <w:tbl>
+      <w:tblPr>
+        <w:tblStyle w:val="TableGrid"/>
+        <w:tblW w:type="auto" w:w="0"/>
+        <w:tblLook w:firstColumn="1" w:firstRow="1" w:lastColumn="0" w:lastRow="0" w:noHBand="0" w:noVBand="1" w:val="04A0"/>
+      </w:tblPr>
+      <w:tblGrid>
+        <w:gridCol w:w="3324"/>
+        <w:gridCol w:w="3324"/>
+        <w:gridCol w:w="3324"/>
+      </w:tblGrid>
+      <w:tr>
+        <w:tc>
+          <w:tcPr>
+            <w:tcW w:type="dxa" w:w="3324"/>
+            <w:shd w:fill="70AD47"/>
+          </w:tcPr>
+          <w:p>
+            <w:r>
+              <w:rPr>
+                <w:b/>
+                <w:color w:val="FFFFFF"/>
+                <w:sz w:val="18"/>
+              </w:rPr>
+              <w:t>Chef de Menage</w:t>
+            </w:r>
+          </w:p>
+        </w:tc>
+        <w:tc>
+          <w:tcPr>
+            <w:tcW w:type="dxa" w:w="3324"/>
+            <w:shd w:fill="70AD47"/>
+          </w:tcPr>
+          <w:p>
+            <w:r>
+              <w:rPr>
+                <w:b/>
+                <w:color w:val="FFFFFF"/>
+                <w:sz w:val="18"/>
+              </w:rPr>
+              <w:t>Quartier/Village (s00q05)</w:t>
+            </w:r>
+          </w:p>
+        </w:tc>
+        <w:tc>
+          <w:tcPr>
+            <w:tcW w:type="dxa" w:w="3324"/>
+            <w:shd w:fill="70AD47"/>
+          </w:tcPr>
+          <w:p>
+            <w:r>
+              <w:rPr>
+                <w:b/>
+                <w:color w:val="FFFFFF"/>
+                <w:sz w:val="18"/>
+              </w:rPr>
+              <w:t>Localisation GPS</w:t>
+            </w:r>
+          </w:p>
+        </w:tc>
+      </w:tr>
+      <w:tr>
+        <w:tc>
+          <w:tcPr>
+            <w:tcW w:type="dxa" w:w="3324"/>
+          </w:tcPr>
+          <w:p>
+            <w:r>
+              <w:rPr>
+                <w:sz w:val="18"/>
+              </w:rPr>
+              <w:t>YA AWA NIANG</w:t>
+            </w:r>
+          </w:p>
+        </w:tc>
+        <w:tc>
+          <w:tcPr>
+            <w:tcW w:type="dxa" w:w="3324"/>
+          </w:tcPr>
+          <w:p>
+            <w:r>
+              <w:rPr>
+                <w:sz w:val="18"/>
+              </w:rPr>
+              <w:t>N/A</w:t>
+            </w:r>
+          </w:p>
+        </w:tc>
+        <w:tc>
+          <w:tcPr>
+            <w:tcW w:type="dxa" w:w="3324"/>
+          </w:tcPr>
+          <w:p>
+            <w:r/>
+            <w:hyperlink r:id="rId14">
+              <w:r>
+                <w:rPr>
+                  <w:color w:val="0563C1"/>
+                  <w:u w:val="single"/>
+                </w:rPr>
+                <w:t>RDC A GAUCHE</w:t>
+              </w:r>
+            </w:hyperlink>
+          </w:p>
+        </w:tc>
+      </w:tr>
+    </w:tbl>
+    <w:p/>
+    <w:p>
+      <w:r>
+        <w:rPr>
+          <w:b/>
+          <w:color w:val="4672C4"/>
+          <w:sz w:val="22"/>
+        </w:rPr>
+        <w:t>&gt;&gt; Section0 - Identification et renseignements de controle</w:t>
+      </w:r>
+    </w:p>
+    <w:p>
+      <w:pPr>
+        <w:ind w:left="283"/>
+      </w:pPr>
+      <w:r>
+        <w:rPr>
+          <w:sz w:val="20"/>
+        </w:rPr>
+        <w:t>- Le questionnaire semble ne pas être complètement fini mais le questionnaire est en statut complet, prière de compléter le questionnaire.</w:t>
+      </w:r>
+    </w:p>
+    <w:p>
+      <w:r>
+        <w:rPr>
+          <w:b/>
+          <w:color w:val="4672C4"/>
+          <w:sz w:val="22"/>
+        </w:rPr>
+        <w:t>&gt;&gt; Section1 - Caracteristiques des membres</w:t>
+      </w:r>
+    </w:p>
+    <w:p>
+      <w:pPr>
+        <w:ind w:left="283"/>
+      </w:pPr>
+      <w:r>
+        <w:rPr>
+          <w:sz w:val="20"/>
+        </w:rPr>
+        <w:t xml:space="preserve">- Avertissement! Veuillez renseigner par oui ou non toutes les modalités de la question s01q47. </w:t>
+        <w:br/>
+        <w:t>-  Avertissement!!!  CHEIKH THIAM  ne possède pas le téléphone android, n'utilise régulièrement pas un téléphone appartenant à une autre personne mais a accès à l'internet, merci de confirmer cette information avec le QG. La raison principale pour laquelle que CHEIKH THIAM est venu vivre dans cette localité est DAARA et semble exister dans les modalités, prière de prendre attache avec le QG pour plus d'explication afin de la classer bien.</w:t>
+      </w:r>
+    </w:p>
+    <w:p>
+      <w:r>
+        <w:rPr>
+          <w:b/>
+          <w:color w:val="4672C4"/>
+          <w:sz w:val="22"/>
+        </w:rPr>
+        <w:t>&gt;&gt; Section2 - Education</w:t>
+      </w:r>
+    </w:p>
+    <w:p>
+      <w:pPr>
+        <w:ind w:left="283"/>
+      </w:pPr>
+      <w:r>
+        <w:rPr>
+          <w:sz w:val="20"/>
+        </w:rPr>
+        <w:t xml:space="preserve">- Peu probable! AWA NIANG  n'arrive pas  à comprendre un petit texte lu dans une langue locale (s02q03). Veuillez corriger ou donner des explications au QG. Dans les milieux urbains c'est peu probable de voir une école dont les élèves ou étudiants ne dépensent pas en frais d'uniformes, prière de verifier pour AWA NIANG et corriger ou confirmer avec le QG. Le montant des frais de transport pour l'année scolaire de AWA NIANG est faible ou élevé. veuillez, s'il vous plait, confirmer ces informations avec le QG ou apporter les corrections nécessaires. </w:t>
+        <w:br/>
+        <w:t xml:space="preserve">- Peu probable! CHEIKH IBRAHIMA NIASSE  n'arrive pas  à comprendre un petit texte lu dans une langue locale (s02q03). Veuillez corriger ou donner des explications au QG. Peu probable! CHEIKH IBRAHIMA NIASSE  ne sait ni lire, ni écrire, ni comprendre dans aucune des langues  (s02q01,s02q02,s02q03). Veuillez corriger ou donner des explications au QG. La raison principale que CHEIKH IBRAHIMA NIASSE n'a pas fait des études dans une école formelle est coran et semble exister dans les modalités, prière de prendre attache avec le QG pour plus d'explication afin de la classer bien. </w:t>
+        <w:br/>
+        <w:t xml:space="preserve">- Peu probable! CHEIKH THIAM  n'arrive pas  à comprendre un petit texte lu dans une langue locale (s02q03). Veuillez corriger ou donner des explications au QG. Peu probable! CHEIKH THIAM  ne sait ni lire, ni écrire, ni comprendre dans aucune des langues  (s02q01,s02q02,s02q03). Veuillez corriger ou donner des explications au QG. La raison principale que CHEIKH THIAM n'a pas fait des études dans une école formelle est coran et semble exister dans les modalités, prière de prendre attache avec le QG pour plus d'explication afin de la classer bien. </w:t>
+        <w:br/>
+        <w:t>- Peu probable! YA AWA NIANG  n'arrive pas  à comprendre un petit texte lu dans une langue locale (s02q03). Veuillez corriger ou donner des explications au QG. Peu probable! YA AWA NIANG  ne sait ni lire, ni écrire, ni comprendre dans aucune des langues  (s02q01,s02q02,s02q03). Veuillez corriger ou donner des explications au QG.</w:t>
+      </w:r>
+    </w:p>
+    <w:p>
+      <w:r>
+        <w:rPr>
+          <w:b/>
+          <w:color w:val="4672C4"/>
+          <w:sz w:val="22"/>
+        </w:rPr>
+        <w:t>&gt;&gt; Section4a - Emploi</w:t>
+      </w:r>
+    </w:p>
+    <w:p>
+      <w:pPr>
+        <w:ind w:left="283"/>
+      </w:pPr>
+      <w:r>
+        <w:rPr>
+          <w:sz w:val="20"/>
+        </w:rPr>
+        <w:t xml:space="preserve">- Avertissement! Généralement les jeunes hommes (10 à 25ans) font des travaux ménager soit apprendre les enfants à reviser leurs léçons ou d'autres cours, CHEIKH THIAM n'a consacré aucune heure pour les travaux cités en s04q01, s04q02, s04q03, s04q04, s04q05, s04q06, s04q07 et s04q08.Prière de regarder pour corriger ou confirmer avec le QG.  La  raison principale que CHEIKH THIAM n'a pas cherché du travail au cours des 30 derniers jours est coran et semble exister dans les modalités, prière de prendre attache avec le QG pour plus d'explication afin de la classer bien. </w:t>
+        <w:br/>
+        <w:t>- Avertissement! YA AWA NIANG n'a consacré aucune heure pour aucun des travaux du ménage, prière de regarder les réponses prises dans les questions (s04q01 s04q02 s04q03 s04q04 s04q05 s04q06 s04q07 s04q08). Aucune personne ne travaille dans ce ménage, ou la section emploi dans le questionnaire n'est pas renseignée. Comment ils font pour subvenir à leurs besoins dans ce ménage ? Prière de renseigner toutes les questions de la section pour tous les membres du ménage ou de fournir des explications plausibles au QG.</w:t>
+      </w:r>
+    </w:p>
+    <w:p>
+      <w:r>
+        <w:rPr>
+          <w:b/>
+          <w:color w:val="4672C4"/>
+          <w:sz w:val="22"/>
+        </w:rPr>
+        <w:t>&gt;&gt; Section7a1 - Repas pris a l'exterieur du menage</w:t>
+      </w:r>
+    </w:p>
+    <w:p>
+      <w:pPr>
+        <w:ind w:left="283"/>
+      </w:pPr>
+      <w:r>
+        <w:rPr>
+          <w:sz w:val="20"/>
+        </w:rPr>
+        <w:t>- Avertissement ! Le montant total déclaré par le ménage concernant les repas pris par l'ensemble des membres au cours des 7 derniers jours semble incohérent. Prière de vérifier dans la section 7a si l'information est correcte et de confirmer avec le QG.</w:t>
+      </w:r>
+    </w:p>
+    <w:p>
+      <w:r>
+        <w:rPr>
+          <w:b/>
+          <w:color w:val="4672C4"/>
+          <w:sz w:val="22"/>
+        </w:rPr>
+        <w:t>&gt;&gt; Section7b - Consommation alimentaire - 7 jours</w:t>
+      </w:r>
+    </w:p>
+    <w:p>
+      <w:pPr>
+        <w:ind w:left="283"/>
+      </w:pPr>
+      <w:r>
+        <w:rPr>
+          <w:sz w:val="20"/>
+        </w:rPr>
+        <w:t>- Avertissement!! Les quantités du Thé en feuille consommées en Sachets industriel semble incoherent car les ménages consomment géneralement en sachet ou en paquet, prière de corriger ou confirmer avec le QG. Avertissement!!! Le ménage a consommé 1 Bidon 20l taille unique de Eau minérale/filtrée en bouteille locale, cette quantité semble anormale pour une consommation des 7 derniers jours, prière de verifier et corriger.</w:t>
+      </w:r>
+    </w:p>
+    <w:p>
+      <w:r>
+        <w:rPr>
+          <w:b/>
+          <w:color w:val="4672C4"/>
+          <w:sz w:val="22"/>
+        </w:rPr>
+        <w:t>&gt;&gt; Section9a - Depenses de fetes et ceremonies</w:t>
+      </w:r>
+    </w:p>
+    <w:p>
+      <w:pPr>
+        <w:ind w:left="283"/>
+      </w:pPr>
+      <w:r>
+        <w:rPr>
+          <w:sz w:val="20"/>
+        </w:rPr>
+        <w:t xml:space="preserve">- La dépense en alimentation pour Fin du Ramadan 2024  ne peut être 0. Veuillez s'il vous plaît revoir ce montant. </w:t>
+        <w:br/>
+        <w:t xml:space="preserve">- La dépense en alimentation pour Gamou  ne peut être 0. Veuillez s'il vous plaît revoir ce montant. </w:t>
+        <w:br/>
+        <w:t>- La dépense en alimentation pour Tabaski 2025  ne peut être 0. Veuillez s'il vous plaît revoir ce montant.</w:t>
+      </w:r>
+    </w:p>
+    <w:p>
+      <w:r>
+        <w:rPr>
+          <w:b/>
+          <w:color w:val="4672C4"/>
+          <w:sz w:val="22"/>
+        </w:rPr>
+        <w:t>&gt;&gt; Section9d - Depenses non-alimentaires - 3 mois</w:t>
+      </w:r>
+    </w:p>
+    <w:p>
+      <w:pPr>
+        <w:ind w:left="283"/>
+      </w:pPr>
+      <w:r>
+        <w:rPr>
+          <w:sz w:val="20"/>
+        </w:rPr>
+        <w:t>- Difficile pour un ménage de ne pas avoir effectué de dépenses au cours de 3 derniers mois sur les produits/services cités (Section 9D), prière de revoir la section pour ce ménage.</w:t>
+      </w:r>
+    </w:p>
+    <w:p>
+      <w:r>
+        <w:rPr>
+          <w:b/>
+          <w:color w:val="4672C4"/>
+          <w:sz w:val="22"/>
+        </w:rPr>
+        <w:t>&gt;&gt; Section10a - Existence entreprise non agricole</w:t>
+      </w:r>
+    </w:p>
+    <w:p>
+      <w:pPr>
+        <w:ind w:left="283"/>
+      </w:pPr>
+      <w:r>
+        <w:rPr>
+          <w:sz w:val="20"/>
+        </w:rPr>
+        <w:t>- Avertissement!!! Le ménage de YA AWA NIANG a comme taille 4 personnes dont ils vivent à KAOLACK Urbain et aucune d'entre ne possède une entreprise non agricole, prière de revoir cette partie de la section 10 de ce menage.</w:t>
+      </w:r>
+    </w:p>
+    <w:p>
+      <w:r>
+        <w:rPr>
+          <w:b/>
+          <w:color w:val="4672C4"/>
+          <w:sz w:val="22"/>
+        </w:rPr>
+        <w:t>&gt;&gt; Section12 - Actifs du menage</w:t>
+      </w:r>
+    </w:p>
+    <w:p>
+      <w:pPr>
+        <w:ind w:left="283"/>
+      </w:pPr>
+      <w:r>
+        <w:rPr>
+          <w:sz w:val="20"/>
+        </w:rPr>
+        <w:t xml:space="preserve">- Attention ! Appareil TV a été achété à 300000 Fcfa est relativement élevé par rapport aux autres prix d'achat observés dans cette zone. Prière de corriger ou de confirmer avec le QG. </w:t>
+        <w:br/>
+        <w:t xml:space="preserve">- Attention ! Armoires et autres meubles a été revendu à 300000 Fcfa qui est relativement élevé par rapport aux autres prix de revente observés dans cette zone. Prière de corriger ou de confirmer avec le QG. </w:t>
+        <w:br/>
+        <w:t xml:space="preserve">- Attention ! Réfrigérateur a été achété à 400000 Fcfa est relativement élevé par rapport aux autres prix d'achat observés dans cette zone. Prière de corriger ou de confirmer avec le QG. </w:t>
+        <w:br/>
+        <w:t>- Le prix de revente de l'article  Fer à repasser à charbon ne doit pas être égal 0 même si le ménage l'a reçu en cadeau prière de leurs aider à faire une estimations.</w:t>
+      </w:r>
+    </w:p>
+    <w:p>
+      <w:r>
+        <w:rPr>
+          <w:b/>
+          <w:color w:val="4672C4"/>
+          <w:sz w:val="22"/>
+        </w:rPr>
+        <w:t>&gt;&gt; Section14 - Chocs</w:t>
+      </w:r>
+    </w:p>
+    <w:p>
+      <w:pPr>
+        <w:ind w:left="283"/>
+      </w:pPr>
+      <w:r>
+        <w:rPr>
+          <w:sz w:val="20"/>
+        </w:rPr>
+        <w:t>- Avertissement!! Le ménage n'a été négativement affecté par aucun des problèmes donnés dans la section 14. Confirmez vous cette information avec le QG?</w:t>
+      </w:r>
+    </w:p>
+    <w:p>
+      <w:r>
+        <w:rPr>
+          <w:b/>
+          <w:color w:val="4672C4"/>
+          <w:sz w:val="22"/>
+        </w:rPr>
+        <w:t>&gt;&gt; Section16a - Champs et parcelles</w:t>
+      </w:r>
+    </w:p>
+    <w:p>
+      <w:pPr>
+        <w:ind w:left="283"/>
+      </w:pPr>
+      <w:r>
+        <w:rPr>
+          <w:sz w:val="20"/>
+        </w:rPr>
+        <w:t>- La section 16 du ménage de YA AWA NIANG n'est pas renseigné, prière de renseigner.</w:t>
+      </w:r>
+    </w:p>
+    <w:p>
+      <w:r>
+        <w:t>________________________________________________________________________________</w:t>
+      </w:r>
+    </w:p>
+    <w:p>
+      <w:pPr>
+        <w:pStyle w:val="Heading2"/>
+      </w:pPr>
+      <w:r>
+        <w:t>Menage 8</w:t>
+      </w:r>
+    </w:p>
+    <w:tbl>
+      <w:tblPr>
+        <w:tblStyle w:val="TableGrid"/>
+        <w:tblW w:type="auto" w:w="0"/>
+        <w:tblLook w:firstColumn="1" w:firstRow="1" w:lastColumn="0" w:lastRow="0" w:noHBand="0" w:noVBand="1" w:val="04A0"/>
+      </w:tblPr>
+      <w:tblGrid>
+        <w:gridCol w:w="1662"/>
+        <w:gridCol w:w="1662"/>
+        <w:gridCol w:w="1662"/>
+        <w:gridCol w:w="1662"/>
+        <w:gridCol w:w="1662"/>
+        <w:gridCol w:w="1662"/>
+      </w:tblGrid>
+      <w:tr>
+        <w:tc>
+          <w:tcPr>
+            <w:tcW w:type="dxa" w:w="1662"/>
+            <w:shd w:fill="5B9BD5"/>
+          </w:tcPr>
+          <w:p>
+            <w:r>
+              <w:rPr>
+                <w:b/>
+                <w:color w:val="FFFFFF"/>
+                <w:sz w:val="16"/>
+              </w:rPr>
+              <w:t>Interview Key</w:t>
+            </w:r>
+          </w:p>
+        </w:tc>
+        <w:tc>
+          <w:tcPr>
+            <w:tcW w:type="dxa" w:w="1662"/>
+            <w:shd w:fill="5B9BD5"/>
+          </w:tcPr>
+          <w:p>
+            <w:r>
+              <w:rPr>
+                <w:b/>
+                <w:color w:val="FFFFFF"/>
+                <w:sz w:val="16"/>
+              </w:rPr>
+              <w:t>Interview ID</w:t>
+            </w:r>
+          </w:p>
+        </w:tc>
+        <w:tc>
+          <w:tcPr>
+            <w:tcW w:type="dxa" w:w="1662"/>
+            <w:shd w:fill="5B9BD5"/>
+          </w:tcPr>
+          <w:p>
+            <w:r>
+              <w:rPr>
+                <w:b/>
+                <w:color w:val="FFFFFF"/>
+                <w:sz w:val="16"/>
+              </w:rPr>
+              <w:t>ID Agent</w:t>
+            </w:r>
+          </w:p>
+        </w:tc>
+        <w:tc>
+          <w:tcPr>
+            <w:tcW w:type="dxa" w:w="1662"/>
+            <w:shd w:fill="5B9BD5"/>
+          </w:tcPr>
+          <w:p>
+            <w:r>
+              <w:rPr>
+                <w:b/>
+                <w:color w:val="FFFFFF"/>
+                <w:sz w:val="16"/>
+              </w:rPr>
+              <w:t>ID Equipe</w:t>
+            </w:r>
+          </w:p>
+        </w:tc>
+        <w:tc>
+          <w:tcPr>
+            <w:tcW w:type="dxa" w:w="1662"/>
+            <w:shd w:fill="5B9BD5"/>
+          </w:tcPr>
+          <w:p>
+            <w:r>
+              <w:rPr>
+                <w:b/>
+                <w:color w:val="FFFFFF"/>
+                <w:sz w:val="16"/>
+              </w:rPr>
+              <w:t>Agent</w:t>
+            </w:r>
+          </w:p>
+        </w:tc>
+        <w:tc>
+          <w:tcPr>
+            <w:tcW w:type="dxa" w:w="1662"/>
+            <w:shd w:fill="5B9BD5"/>
+          </w:tcPr>
+          <w:p>
+            <w:r>
+              <w:rPr>
+                <w:b/>
+                <w:color w:val="FFFFFF"/>
+                <w:sz w:val="16"/>
+              </w:rPr>
+              <w:t>Chef d'equipe</w:t>
+            </w:r>
+          </w:p>
+        </w:tc>
+      </w:tr>
+      <w:tr>
+        <w:tc>
+          <w:tcPr>
+            <w:tcW w:type="dxa" w:w="1662"/>
+          </w:tcPr>
+          <w:p>
+            <w:r>
+              <w:rPr>
+                <w:sz w:val="14"/>
+              </w:rPr>
+              <w:t>96-77-28-00</w:t>
+            </w:r>
+          </w:p>
+        </w:tc>
+        <w:tc>
+          <w:tcPr>
+            <w:tcW w:type="dxa" w:w="1662"/>
+          </w:tcPr>
+          <w:p>
+            <w:r>
+              <w:rPr>
+                <w:sz w:val="14"/>
+              </w:rPr>
+              <w:t>917e33b25494410ca2b5e8aa3d5ef24c</w:t>
+            </w:r>
+          </w:p>
+        </w:tc>
+        <w:tc>
+          <w:tcPr>
+            <w:tcW w:type="dxa" w:w="1662"/>
+          </w:tcPr>
+          <w:p>
+            <w:r>
+              <w:rPr>
+                <w:sz w:val="14"/>
+              </w:rPr>
+              <w:t>EQ24_enq3</w:t>
+            </w:r>
+          </w:p>
+        </w:tc>
+        <w:tc>
+          <w:tcPr>
+            <w:tcW w:type="dxa" w:w="1662"/>
+          </w:tcPr>
+          <w:p>
+            <w:r>
+              <w:rPr>
+                <w:sz w:val="14"/>
+              </w:rPr>
+              <w:t>Equipe24</w:t>
+            </w:r>
+          </w:p>
+        </w:tc>
+        <w:tc>
+          <w:tcPr>
+            <w:tcW w:type="dxa" w:w="1662"/>
+          </w:tcPr>
+          <w:p>
+            <w:r>
+              <w:rPr>
+                <w:sz w:val="14"/>
+              </w:rPr>
+              <w:t>Aida THIAM</w:t>
+            </w:r>
+          </w:p>
+        </w:tc>
+        <w:tc>
+          <w:tcPr>
+            <w:tcW w:type="dxa" w:w="1662"/>
+          </w:tcPr>
+          <w:p>
+            <w:r>
+              <w:rPr>
+                <w:sz w:val="14"/>
+              </w:rPr>
+              <w:t>Bintou SAGNA</w:t>
+            </w:r>
+          </w:p>
+        </w:tc>
+      </w:tr>
+    </w:tbl>
+    <w:p/>
+    <w:tbl>
+      <w:tblPr>
+        <w:tblStyle w:val="TableGrid"/>
+        <w:tblW w:type="auto" w:w="0"/>
+        <w:tblLook w:firstColumn="1" w:firstRow="1" w:lastColumn="0" w:lastRow="0" w:noHBand="0" w:noVBand="1" w:val="04A0"/>
+      </w:tblPr>
+      <w:tblGrid>
+        <w:gridCol w:w="3324"/>
+        <w:gridCol w:w="3324"/>
+        <w:gridCol w:w="3324"/>
+      </w:tblGrid>
+      <w:tr>
+        <w:tc>
+          <w:tcPr>
+            <w:tcW w:type="dxa" w:w="3324"/>
+            <w:shd w:fill="70AD47"/>
+          </w:tcPr>
+          <w:p>
+            <w:r>
+              <w:rPr>
+                <w:b/>
+                <w:color w:val="FFFFFF"/>
+                <w:sz w:val="18"/>
+              </w:rPr>
+              <w:t>Chef de Menage</w:t>
+            </w:r>
+          </w:p>
+        </w:tc>
+        <w:tc>
+          <w:tcPr>
+            <w:tcW w:type="dxa" w:w="3324"/>
+            <w:shd w:fill="70AD47"/>
+          </w:tcPr>
+          <w:p>
+            <w:r>
+              <w:rPr>
+                <w:b/>
+                <w:color w:val="FFFFFF"/>
+                <w:sz w:val="18"/>
+              </w:rPr>
+              <w:t>Quartier/Village (s00q05)</w:t>
+            </w:r>
+          </w:p>
+        </w:tc>
+        <w:tc>
+          <w:tcPr>
+            <w:tcW w:type="dxa" w:w="3324"/>
+            <w:shd w:fill="70AD47"/>
+          </w:tcPr>
+          <w:p>
+            <w:r>
+              <w:rPr>
+                <w:b/>
+                <w:color w:val="FFFFFF"/>
+                <w:sz w:val="18"/>
+              </w:rPr>
+              <w:t>Localisation GPS</w:t>
+            </w:r>
+          </w:p>
+        </w:tc>
+      </w:tr>
+      <w:tr>
+        <w:tc>
+          <w:tcPr>
+            <w:tcW w:type="dxa" w:w="3324"/>
+          </w:tcPr>
+          <w:p>
+            <w:r>
+              <w:rPr>
+                <w:sz w:val="18"/>
+              </w:rPr>
+              <w:t>NDEYE FATOU LOUM</w:t>
+            </w:r>
+          </w:p>
+        </w:tc>
+        <w:tc>
+          <w:tcPr>
+            <w:tcW w:type="dxa" w:w="3324"/>
+          </w:tcPr>
+          <w:p>
+            <w:r>
+              <w:rPr>
+                <w:sz w:val="18"/>
+              </w:rPr>
+              <w:t>N/A</w:t>
+            </w:r>
+          </w:p>
+        </w:tc>
+        <w:tc>
+          <w:tcPr>
+            <w:tcW w:type="dxa" w:w="3324"/>
+          </w:tcPr>
+          <w:p>
+            <w:r/>
+            <w:hyperlink r:id="rId15">
+              <w:r>
+                <w:rPr>
+                  <w:color w:val="0563C1"/>
+                  <w:u w:val="single"/>
+                </w:rPr>
+                <w:t>EN FACE A DROITE</w:t>
+              </w:r>
+            </w:hyperlink>
+          </w:p>
+        </w:tc>
+      </w:tr>
+    </w:tbl>
+    <w:p/>
+    <w:p>
+      <w:r>
+        <w:rPr>
+          <w:b/>
+          <w:color w:val="4672C4"/>
+          <w:sz w:val="22"/>
+        </w:rPr>
+        <w:t>&gt;&gt; Section0 - Identification et renseignements de controle</w:t>
+      </w:r>
+    </w:p>
+    <w:p>
+      <w:pPr>
+        <w:ind w:left="283"/>
+      </w:pPr>
+      <w:r>
+        <w:rPr>
+          <w:sz w:val="20"/>
+        </w:rPr>
+        <w:t>- Le questionnaire semble ne pas être complètement fini mais le questionnaire est en statut complet, prière de compléter le questionnaire. Il est obligatoire de prendre les coordonnées Gps avant d'administrer le questionnaire. Prière de prendre les coordonnées GPS.</w:t>
+      </w:r>
+    </w:p>
+    <w:p>
+      <w:r>
+        <w:rPr>
+          <w:b/>
+          <w:color w:val="4672C4"/>
+          <w:sz w:val="22"/>
+        </w:rPr>
+        <w:t>&gt;&gt; Section2 - Education</w:t>
+      </w:r>
+    </w:p>
+    <w:p>
+      <w:pPr>
+        <w:ind w:left="283"/>
+      </w:pPr>
+      <w:r>
+        <w:rPr>
+          <w:sz w:val="20"/>
+        </w:rPr>
+        <w:t xml:space="preserve">- Peu probable! CHEIKH IBRAHIMA SARR  n'arrive pas  à comprendre un petit texte lu dans une langue locale (s02q03). Veuillez corriger ou donner des explications au QG. Le montant des autres depenses pour l'année scolaire de CHEIKH IBRAHIMA SARR est faible ou élevé. veuillez, s'il vous plait, confirmer ces informations avec le QG ou apporter les corrections nécessaires. </w:t>
+        <w:br/>
+        <w:t xml:space="preserve">- Peu probable! MOUHAMED GUEYE  n'arrive pas  à comprendre un petit texte lu dans une langue locale (s02q03). Veuillez corriger ou donner des explications au QG. Dans les milieux urbains c'est peu probable de voir une école dont les élèves ou étudiants ne dépensent pas en frais d'uniformes, prière de verifier pour MOUHAMED GUEYE et corriger ou confirmer avec le QG. Le montant des autres depenses pour l'année scolaire de MOUHAMED GUEYE est faible ou élevé. veuillez, s'il vous plait, confirmer ces informations avec le QG ou apporter les corrections nécessaires. </w:t>
+        <w:br/>
+        <w:t xml:space="preserve">- Peu probable! NDEYE AMY LOUM  n'arrive pas  à comprendre un petit texte lu dans une langue locale (s02q03). Veuillez corriger ou donner des explications au QG. Peu probable! NDEYE AMY LOUM  ne sait ni lire, ni écrire, ni comprendre dans aucune des langues  (s02q01,s02q02,s02q03). Veuillez corriger ou donner des explications au QG. </w:t>
+        <w:br/>
+        <w:t xml:space="preserve">- Peu probable! NDEYE FATOU LOUM  n'arrive pas  à comprendre un petit texte lu dans une langue locale (s02q03). Veuillez corriger ou donner des explications au QG. Peu probable! NDEYE FATOU LOUM  ne sait ni lire, ni écrire, ni comprendre dans aucune des langues  (s02q01,s02q02,s02q03). Veuillez corriger ou donner des explications au QG. </w:t>
+        <w:br/>
+        <w:t xml:space="preserve">- Peu probable! PA ASSANE NIASS  n'arrive pas  à comprendre un petit texte lu dans une langue locale (s02q03). Veuillez corriger ou donner des explications au QG. Avertissement!! PA ASSANE NIASS qui sait écrire en français doit pouvoir lire en français. Le montant des frais pour les cahiers et autres matériels scolaires pour l'année scolaire de PA ASSANE NIASS est de 0 FCFA, PA ASSANE NIASS a fait comment pour payer ces cahiers et autres matériels scolaires (SAC, stylo, craie, ardoise, crayon...) ? prière de corriger. Dans les milieux urbains c'est peu probable de voir une école dont les élèves ou étudiants ne dépensent pas en frais d'uniformes, prière de verifier pour PA ASSANE NIASS et corriger ou confirmer avec le QG. </w:t>
+        <w:br/>
+        <w:t>- Peu probable! RAMATOULAYE THIAM  n'arrive pas  à comprendre un petit texte lu dans une langue locale (s02q03). Veuillez corriger ou donner des explications au QG. Le montant des autres depenses pour l'année scolaire de RAMATOULAYE THIAM est faible ou élevé. veuillez, s'il vous plait, confirmer ces informations avec le QG ou apporter les corrections nécessaires.</w:t>
+      </w:r>
+    </w:p>
+    <w:p>
+      <w:r>
+        <w:rPr>
+          <w:b/>
+          <w:color w:val="4672C4"/>
+          <w:sz w:val="22"/>
+        </w:rPr>
+        <w:t>&gt;&gt; Section4a - Emploi</w:t>
+      </w:r>
+    </w:p>
+    <w:p>
+      <w:pPr>
+        <w:ind w:left="283"/>
+      </w:pPr>
+      <w:r>
+        <w:rPr>
+          <w:sz w:val="20"/>
+        </w:rPr>
+        <w:t>- Avertissement! NDEYE FATOU LOUM est trop âgé ou en retraite mais il a moins de 58 ans, prière de corriger.</w:t>
+      </w:r>
+    </w:p>
+    <w:p>
+      <w:r>
+        <w:rPr>
+          <w:b/>
+          <w:color w:val="4672C4"/>
+          <w:sz w:val="22"/>
+        </w:rPr>
+        <w:t>&gt;&gt; Section7b - Consommation alimentaire - 7 jours</w:t>
+      </w:r>
+    </w:p>
+    <w:p>
+      <w:pPr>
+        <w:ind w:left="283"/>
+      </w:pPr>
+      <w:r>
+        <w:rPr>
+          <w:sz w:val="20"/>
+        </w:rPr>
+        <w:t>- Attention ! Le prix unitaire d'achat (150 Fcfa) de Silure séché en Morceau (Portion) (Tres petit) est relativement faible par rapport aux autres prix observés dans cette zone. Prière de corriger ou de confirmer avec le QG. Attention ! Le prix unitaire d'achat (533.3333 Fcfa) de Huile de soja  en Litre (taille unique) est relativement faible par rapport aux autres prix observés dans cette zone. Prière de corriger ou de confirmer avec le QG. Avertissement!!! Le ménage a consommé 7 Boite (Autre que la boite/pot de tomate) Petit de Thé en sachet, cette quantité semble anormale pour une consommation des 7 derniers jours.Les ménages consomment géneralement en sachet ou en paquet, prière de corriger ou de confirmer avec le QG. Le prix d'achat unitaire (8.666667 Fcfa) de Arachides pilées en Kg de taille  taille unique  est très faible, prière de regarder les reponses prises dans les questions s07bq07a s07bq07b s07bq07c s07bq08 pour mieux corriger. Attention ! Le prix unitaire d'achat (8.666667 Fcfa) de Arachides pilées en Kg (taille unique) est relativement faible par rapport aux autres prix observés dans cette zone. Prière de corriger ou de confirmer avec le QG.</w:t>
+      </w:r>
+    </w:p>
+    <w:p>
+      <w:r>
+        <w:rPr>
+          <w:b/>
+          <w:color w:val="4672C4"/>
+          <w:sz w:val="22"/>
+        </w:rPr>
+        <w:t>&gt;&gt; Section9c - Depenses non-alimentaires - 30 jours</w:t>
+      </w:r>
+    </w:p>
+    <w:p>
+      <w:pPr>
+        <w:ind w:left="283"/>
+      </w:pPr>
+      <w:r>
+        <w:rPr>
+          <w:sz w:val="20"/>
+        </w:rPr>
+        <w:t>- La dernière fois que vous avez acheté Frais de coiffure homme et femme (salon, tressage, mèches, coupe, etc.), manucure, pédicure est voisin et semble exister dans les modalités, prière de prendre attache avec le QG pour plus d'explication afin de la classer bien.</w:t>
+      </w:r>
+    </w:p>
+    <w:p>
+      <w:r>
+        <w:rPr>
+          <w:b/>
+          <w:color w:val="4672C4"/>
+          <w:sz w:val="22"/>
+        </w:rPr>
+        <w:t>&gt;&gt; Section10b - caracteristiques entreprise non agricole</w:t>
+      </w:r>
+    </w:p>
+    <w:p>
+      <w:pPr>
+        <w:ind w:left="283"/>
+      </w:pPr>
+      <w:r>
+        <w:rPr>
+          <w:sz w:val="20"/>
+        </w:rPr>
+        <w:t>- Le salaire qu'une personne de cette catégorie (10.62) a travaillé(e) dans cette entreprise Vente de tissus est élevé ou faible. Prière de confirmer cette information avec le QG ou de corriger.</w:t>
+      </w:r>
+    </w:p>
+    <w:p>
+      <w:r>
+        <w:rPr>
+          <w:b/>
+          <w:color w:val="4672C4"/>
+          <w:sz w:val="22"/>
+        </w:rPr>
+        <w:t>&gt;&gt; Section13a - Transferts recus</w:t>
+      </w:r>
+    </w:p>
+    <w:p>
+      <w:pPr>
+        <w:ind w:left="283"/>
+      </w:pPr>
+      <w:r>
+        <w:rPr>
+          <w:sz w:val="20"/>
+        </w:rPr>
+        <w:t>- Avertissement!! Le montant des transferts reçu par mois semble très élevé ou faible, peut-être que vous vous êtes trompés du choix de l'unité.</w:t>
+      </w:r>
+    </w:p>
+    <w:p>
+      <w:r>
+        <w:rPr>
+          <w:b/>
+          <w:color w:val="4672C4"/>
+          <w:sz w:val="22"/>
+        </w:rPr>
+        <w:t>&gt;&gt; Section14 - Chocs</w:t>
+      </w:r>
+    </w:p>
+    <w:p>
+      <w:pPr>
+        <w:ind w:left="283"/>
+      </w:pPr>
+      <w:r>
+        <w:rPr>
+          <w:sz w:val="20"/>
+        </w:rPr>
+        <w:t>- Avertissement!! Le ménage n'a été négativement affecté par aucun des problèmes donnés dans la section 14. Confirmez vous cette information avec le QG?</w:t>
+      </w:r>
+    </w:p>
+    <w:p>
+      <w:r>
+        <w:rPr>
+          <w:b/>
+          <w:color w:val="4672C4"/>
+          <w:sz w:val="22"/>
+        </w:rPr>
+        <w:t>&gt;&gt; Section16a - Champs et parcelles</w:t>
+      </w:r>
+    </w:p>
+    <w:p>
+      <w:pPr>
+        <w:ind w:left="283"/>
+      </w:pPr>
+      <w:r>
+        <w:rPr>
+          <w:sz w:val="20"/>
+        </w:rPr>
+        <w:t>- La section 16 du ménage de NDEYE FATOU LOUM n'est pas renseigné, prière de renseigner.</w:t>
+      </w:r>
+    </w:p>
+    <w:p>
+      <w:r>
+        <w:t>________________________________________________________________________________</w:t>
       </w:r>
     </w:p>
     <w:p>
@@ -818,7 +4859,7 @@
           </w:tcPr>
           <w:p>
             <w:r/>
-            <w:hyperlink r:id="rId9">
+            <w:hyperlink r:id="rId16">
               <w:r>
                 <w:rPr>
                   <w:color w:val="0563C1"/>
@@ -885,70 +4926,7 @@
         <w:rPr>
           <w:sz w:val="20"/>
         </w:rPr>
-        <w:t>- Attention ! Le prix unitaire d'achat (150 Fcfa) de Gingembre frais en Sachets (Petit) est relativement élevé par rapport aux autres prix observés dans cette zone. Prière de corriger ou de confirmer avec le QG. Avertissement!!! Le ménage a consommé 2 Bidon 20l taille unique de Eau minérale/filtrée en bouteille locale, cette quantité semble anormale pour une consommation des 7 derniers jours, prière de verifier et corriger. Avertissement!!! Le ménage a consommé 8 Boite (Autre que la boite/pot de tomate) Petit de Thé en sachet, cette quantité semble anormale pour une consommation des 7 derniers jours.Les ménages consomment géneralement en sachet ou en paquet, prière de corriger ou de confirmer avec le QG. Le ménage a consommé Arachides pilées mais les informations sur la quantité, l'unité ou la taille ne sont pas renseignées.Prière de renseigner. Le ménage a consommé Aubergine   mais les informations sur la quantité, l'unité ou la taille ne sont pas renseignées.Prière de renseigner. Le ménage a consommé Aubergine sauvage  mais les informations sur la quantité, l'unité ou la taille ne sont pas renseignées.Prière de renseigner. Le ménage a consommé Capitaine frais mais les informations sur la quantité, l'unité ou la taille ne sont pas renseignées.Prière de renseigner. Le ménage a consommé Carotte mais les informations sur la quantité, l'unité ou la taille ne sont pas renseignées.Prière de renseigner. Le ménage a consommé Carpe séchée mais les informations sur la quantité, l'unité ou la taille ne sont pas renseignées.Prière de renseigner. Le ménage a consommé Chocolat en tablettes à croquer mais les informations sur la quantité, l'unité ou la taille ne sont pas renseignées.Prière de renseigner. Le ménage a consommé Choux mais les informations sur la quantité, l'unité ou la taille ne sont pas renseignées.Prière de renseigner. Le ménage a consommé Citron mais les informations sur la quantité, l'unité ou la taille ne sont pas renseignées.Prière de renseigner. Le ménage a consommé Concombre mais les informations sur la quantité, l'unité ou la taille ne sont pas renseignées.Prière de renseigner. Le ménage a consommé Courge mais les informations sur la quantité, l'unité ou la taille ne sont pas renseignées.Prière de renseigner. Le ménage a consommé Feuilles de  Haricot mais les informations sur la quantité, l'unité ou la taille ne sont pas renseignées.Prière de renseigner. Le ménage a consommé Feuilles de Fakoye (Feuille de corete) mais les informations sur la quantité, l'unité ou la taille ne sont pas renseignées.Prière de renseigner. Le ménage a consommé Feuilles de patate mais les informations sur la quantité, l'unité ou la taille ne sont pas renseignées.Prière de renseigner. Le ménage a consommé Huile de palme raffinée mais les informations sur la quantité, l'unité ou la taille ne sont pas renseignées.Prière de renseigner. Le ménage a consommé Huile de soja  mais les informations sur la quantité, l'unité ou la taille ne sont pas renseignées.Prière de renseigner. Le ménage a consommé Lait en poudre mais les informations sur la quantité, l'unité ou la taille ne sont pas renseignées.Prière de renseigner. Le ménage a consommé Maïs en grain mais les informations sur la quantité, l'unité ou la taille ne sont pas renseignées.Prière de renseigner. Le ménage a consommé Mil mais les informations sur la quantité, l'unité ou la taille ne sont pas renseignées.Prière de renseigner. Le ménage a consommé Mâchoiron séchée (Kon) mais les informations sur la quantité, l'unité ou la taille ne sont pas renseignées.Prière de renseigner. Le ménage a consommé Niébé/Haricots secs mais les informations sur la quantité, l'unité ou la taille ne sont pas renseignées.Prière de renseigner. Le ménage a consommé Oignon frais mais les informations sur la quantité, l'unité ou la taille ne sont pas renseignées.Prière de renseigner. Le ménage a consommé Pain moderne (Baguette) mais les informations sur la quantité, l'unité ou la taille ne sont pas renseignées.Prière de renseigner. Le ménage a consommé Poisson frais type 9 mais les informations sur la quantité, l'unité ou la taille ne sont pas renseignées.Prière de renseigner. Le ménage a consommé Poisson fumé type 4 mais les informations sur la quantité, l'unité ou la taille ne sont pas renseignées.Prière de renseigner. Le ménage a consommé Poivron frais mais les informations sur la quantité, l'unité ou la taille ne sont pas renseignées.Prière de renseigner. Le ménage a consommé Pâte d'arachide mais les informations sur la quantité, l'unité ou la taille ne sont pas renseignées.Prière de renseigner. Le ménage a consommé Riz brisé importé mais les informations sur la quantité, l'unité ou la taille ne sont pas renseignées.Prière de renseigner. Le ménage a consommé Salade (laitue) mais les informations sur la quantité, l'unité ou la taille ne sont pas renseignées.Prière de renseigner. Le ménage a consommé Silure séché mais les informations sur la quantité, l'unité ou la taille ne sont pas renseignées.Prière de renseigner. Le ménage a consommé Spaghettis mais les informations sur la quantité, l'unité ou la taille ne sont pas renseignées.Prière de renseigner. Le ménage a consommé Tamarin noir mais les informations sur la quantité, l'unité ou la taille ne sont pas renseignées.Prière de renseigner. Le ménage a consommé Tomate fraîche mais les informations sur la quantité, l'unité ou la taille ne sont pas renseignées.Prière de renseigner. Le ménage a consommé Tomate séchée mais les informations sur la quantité, l'unité ou la taille ne sont pas renseignées.Prière de renseigner. Le ménage a consommé Viande de poulet entier mais les informations sur la quantité, l'unité ou la taille ne sont pas renseignées.Prière de renseigner. Le ménage a consommé Œufs frais mais les informations sur la quantité, l'unité ou la taille ne sont pas renseignées.Prière de renseigner.</w:t>
-      </w:r>
-    </w:p>
-    <w:p>
-      <w:r>
-        <w:rPr>
-          <w:b/>
-          <w:color w:val="4672C4"/>
-          <w:sz w:val="22"/>
-        </w:rPr>
-        <w:t>&gt;&gt; Section8 - Sécurite alimentaire</w:t>
-      </w:r>
-    </w:p>
-    <w:p>
-      <w:pPr>
-        <w:ind w:left="283"/>
-      </w:pPr>
-      <w:r>
-        <w:rPr>
-          <w:sz w:val="20"/>
-        </w:rPr>
-        <w:t>- Toutes les questions de la section 8 ne sont pas renseignées, prière de renseigner.</w:t>
-      </w:r>
-    </w:p>
-    <w:p>
-      <w:r>
-        <w:rPr>
-          <w:b/>
-          <w:color w:val="4672C4"/>
-          <w:sz w:val="22"/>
-        </w:rPr>
-        <w:t>&gt;&gt; Section9a - Depenses de fetes et ceremonies</w:t>
-      </w:r>
-    </w:p>
-    <w:p>
-      <w:pPr>
-        <w:ind w:left="283"/>
-      </w:pPr>
-      <w:r>
-        <w:rPr>
-          <w:sz w:val="20"/>
-        </w:rPr>
-        <w:t>- Il est improbable d'avoir un ménage qui n'a pas effectué aucune dépense au moins lors d'une de ces fêtes, prière de revoir cette partie pour ce ménage.</w:t>
-      </w:r>
-    </w:p>
-    <w:p>
-      <w:r>
-        <w:rPr>
-          <w:b/>
-          <w:color w:val="4672C4"/>
-          <w:sz w:val="22"/>
-        </w:rPr>
-        <w:t>&gt;&gt; Section9b - Depenses non-alimentaires - 7 jours</w:t>
-      </w:r>
-    </w:p>
-    <w:p>
-      <w:pPr>
-        <w:ind w:left="283"/>
-      </w:pPr>
-      <w:r>
-        <w:rPr>
-          <w:sz w:val="20"/>
-        </w:rPr>
-        <w:t>- Il est difficile d'avoir un ménage qui n'a effectué aucune des dépenses mentionnées au cours de 7 derniers jours, prière de revoir la section 9B pour ce ménage.</w:t>
+        <w:t>- Attention ! Le prix unitaire d'achat (150 Fcfa) de Gingembre frais en Sachets (Petit) est relativement élevé par rapport aux autres prix observés dans cette zone. Prière de corriger ou de confirmer avec le QG. Attention ! Le prix unitaire d'achat (200 Fcfa) de Poireau en Tas (Petit) est relativement élevé par rapport aux autres prix observés dans cette zone. Prière de corriger ou de confirmer avec le QG. Avertissement!!! Le ménage a consommé 11 Pièce Petit de Caramel, bonbons, confiseries, etc., cette quantité semble anormale pour une consommation des 7 derniers jours.Prière de corriger ou de confirmer avec le QG. Avertissement!!! Le ménage a consommé 2 Bidon 20l taille unique de Eau minérale/filtrée en bouteille locale, cette quantité semble anormale pour une consommation des 7 derniers jours, prière de verifier et corriger. Attention ! Le prix unitaire d'achat (300 Fcfa) de Eau minérale/filtrée en bouteille locale en Bidon 20l (taille unique) est relativement élevé par rapport aux autres prix observés dans cette zone. Prière de corriger ou de confirmer avec le QG. Avertissement!!! Le ménage a consommé 8 Boite (Autre que la boite/pot de tomate) Petit de Thé en sachet, cette quantité semble anormale pour une consommation des 7 derniers jours.Les ménages consomment géneralement en sachet ou en paquet, prière de corriger ou de confirmer avec le QG.</w:t>
       </w:r>
     </w:p>
     <w:p>
@@ -969,7 +4947,7 @@
         <w:rPr>
           <w:sz w:val="20"/>
         </w:rPr>
-        <w:t>- Il est moins probable q'un ménage n'ait effectué de dépense sur les produits/services cités au cours de 30 derniers jours, Veuillez revoir la section 9C pour ce ménage.</w:t>
+        <w:t>- La dernière fois que vous avez acheté Frais de coiffure homme et femme (salon, tressage, mèches, coupe, etc.), manucure, pédicure est voisin et semble exister dans les modalités, prière de prendre attache avec le QG pour plus d'explication afin de la classer bien.</w:t>
       </w:r>
     </w:p>
     <w:p>
@@ -979,7 +4957,7 @@
           <w:color w:val="4672C4"/>
           <w:sz w:val="22"/>
         </w:rPr>
-        <w:t>&gt;&gt; Section9d - Depenses non-alimentaires - 3 mois</w:t>
+        <w:t>&gt;&gt; Section10b - caracteristiques entreprise non agricole</w:t>
       </w:r>
     </w:p>
     <w:p>
@@ -990,112 +4968,7 @@
         <w:rPr>
           <w:sz w:val="20"/>
         </w:rPr>
-        <w:t>- Difficile pour un ménage de ne pas avoir effectué de dépenses au cours de 3 derniers mois sur les produits/services cités (Section 9D), prière de revoir la section pour ce ménage.</w:t>
-      </w:r>
-    </w:p>
-    <w:p>
-      <w:r>
-        <w:rPr>
-          <w:b/>
-          <w:color w:val="4672C4"/>
-          <w:sz w:val="22"/>
-        </w:rPr>
-        <w:t>&gt;&gt; Section9e - Depenses non-alimentaires - 6 mois</w:t>
-      </w:r>
-    </w:p>
-    <w:p>
-      <w:pPr>
-        <w:ind w:left="283"/>
-      </w:pPr>
-      <w:r>
-        <w:rPr>
-          <w:sz w:val="20"/>
-        </w:rPr>
-        <w:t>- Moins possible d'avoir un ménage qui n'a effectué aucune des dépenses au cours de 6 derniers mois, prière de revoir la section pour ce ménage</w:t>
-      </w:r>
-    </w:p>
-    <w:p>
-      <w:r>
-        <w:rPr>
-          <w:b/>
-          <w:color w:val="4672C4"/>
-          <w:sz w:val="22"/>
-        </w:rPr>
-        <w:t>&gt;&gt; Section9f - Depenses non-alimentaires - 12 mois</w:t>
-      </w:r>
-    </w:p>
-    <w:p>
-      <w:pPr>
-        <w:ind w:left="283"/>
-      </w:pPr>
-      <w:r>
-        <w:rPr>
-          <w:sz w:val="20"/>
-        </w:rPr>
-        <w:t>- Moins possible d'avoir un ménage qui n'a effectué aucune des dépenses au cours de 12 derniers mois, veuillez revoir la section pour ce ménage.</w:t>
-      </w:r>
-    </w:p>
-    <w:p>
-      <w:r>
-        <w:rPr>
-          <w:b/>
-          <w:color w:val="4672C4"/>
-          <w:sz w:val="22"/>
-        </w:rPr>
-        <w:t>&gt;&gt; Section10a - Existence entreprise non agricole</w:t>
-      </w:r>
-    </w:p>
-    <w:p>
-      <w:pPr>
-        <w:ind w:left="283"/>
-      </w:pPr>
-      <w:r>
-        <w:rPr>
-          <w:sz w:val="20"/>
-        </w:rPr>
-        <w:t>- La section 10a du ménage de ASTOU FAYE n'est pas totalement renseigné ou n'a pas commencé, prière de renseigner toutes les questions de la section 10 avant d'entamer la section 10b</w:t>
-      </w:r>
-    </w:p>
-    <w:p>
-      <w:r>
-        <w:rPr>
-          <w:b/>
-          <w:color w:val="4672C4"/>
-          <w:sz w:val="22"/>
-        </w:rPr>
-        <w:t>&gt;&gt; Section11 - Caracteristiques logement</w:t>
-      </w:r>
-    </w:p>
-    <w:p>
-      <w:pPr>
-        <w:ind w:left="283"/>
-      </w:pPr>
-      <w:r>
-        <w:rPr>
-          <w:sz w:val="20"/>
-        </w:rPr>
-        <w:t>- Le type de logement du ménage doit être renseigné, prière de renseigner</w:t>
-      </w:r>
-    </w:p>
-    <w:p>
-      <w:r>
-        <w:rPr>
-          <w:b/>
-          <w:color w:val="4672C4"/>
-          <w:sz w:val="22"/>
-        </w:rPr>
-        <w:t>&gt;&gt; Section12 - Actifs du menage</w:t>
-      </w:r>
-    </w:p>
-    <w:p>
-      <w:pPr>
-        <w:ind w:left="283"/>
-      </w:pPr>
-      <w:r>
-        <w:rPr>
-          <w:sz w:val="20"/>
-        </w:rPr>
-        <w:t>- La section 12 n'a pas été renseigner ou ce ménage ne possede aucun biens, prière de la renseigner ou de revoir la section 12 de ce ménage.</w:t>
+        <w:t>- Le montant dépensé de L'entreprise Vente d'habillement friperie pour l'achat de ces marchandises revendues en état, sans transformation ne peut être supérieur aux montants obtenus sur la revente de marchandises achetées et revendues en état au cours des 30 derniers jours ou durant le dernier mois où l'entreprise a fonctionné (s10q47 &gt; s10q46), prière de corriger. Le salaire qu'une personne de cette catégorie (10.62) a travaillé(e) dans cette entreprise Vente d'habillement friperie est élevé ou faible. Prière de confirmer cette information avec le QG ou de corriger.</w:t>
       </w:r>
     </w:p>
     <w:p>
@@ -1126,7 +4999,7 @@
           <w:color w:val="4672C4"/>
           <w:sz w:val="22"/>
         </w:rPr>
-        <w:t>&gt;&gt; Section15 - Filets sociaux</w:t>
+        <w:t>&gt;&gt; Section16a - Champs et parcelles</w:t>
       </w:r>
     </w:p>
     <w:p>
@@ -1137,7 +5010,529 @@
         <w:rPr>
           <w:sz w:val="20"/>
         </w:rPr>
-        <w:t>- Avertissement!! Aucun membre dans ce ménage n'a entendu parler d'aucun programme de la section 15, prière de confirmer ce cas avec le QG.</w:t>
+        <w:t>- La section 16 du ménage de ASTOU FAYE n'est pas renseigné, prière de renseigner.</w:t>
+      </w:r>
+    </w:p>
+    <w:p>
+      <w:r>
+        <w:t>________________________________________________________________________________</w:t>
+      </w:r>
+    </w:p>
+    <w:p>
+      <w:pPr>
+        <w:pStyle w:val="Heading2"/>
+      </w:pPr>
+      <w:r>
+        <w:t>Menage 10</w:t>
+      </w:r>
+    </w:p>
+    <w:tbl>
+      <w:tblPr>
+        <w:tblStyle w:val="TableGrid"/>
+        <w:tblW w:type="auto" w:w="0"/>
+        <w:tblLook w:firstColumn="1" w:firstRow="1" w:lastColumn="0" w:lastRow="0" w:noHBand="0" w:noVBand="1" w:val="04A0"/>
+      </w:tblPr>
+      <w:tblGrid>
+        <w:gridCol w:w="1662"/>
+        <w:gridCol w:w="1662"/>
+        <w:gridCol w:w="1662"/>
+        <w:gridCol w:w="1662"/>
+        <w:gridCol w:w="1662"/>
+        <w:gridCol w:w="1662"/>
+      </w:tblGrid>
+      <w:tr>
+        <w:tc>
+          <w:tcPr>
+            <w:tcW w:type="dxa" w:w="1662"/>
+            <w:shd w:fill="5B9BD5"/>
+          </w:tcPr>
+          <w:p>
+            <w:r>
+              <w:rPr>
+                <w:b/>
+                <w:color w:val="FFFFFF"/>
+                <w:sz w:val="16"/>
+              </w:rPr>
+              <w:t>Interview Key</w:t>
+            </w:r>
+          </w:p>
+        </w:tc>
+        <w:tc>
+          <w:tcPr>
+            <w:tcW w:type="dxa" w:w="1662"/>
+            <w:shd w:fill="5B9BD5"/>
+          </w:tcPr>
+          <w:p>
+            <w:r>
+              <w:rPr>
+                <w:b/>
+                <w:color w:val="FFFFFF"/>
+                <w:sz w:val="16"/>
+              </w:rPr>
+              <w:t>Interview ID</w:t>
+            </w:r>
+          </w:p>
+        </w:tc>
+        <w:tc>
+          <w:tcPr>
+            <w:tcW w:type="dxa" w:w="1662"/>
+            <w:shd w:fill="5B9BD5"/>
+          </w:tcPr>
+          <w:p>
+            <w:r>
+              <w:rPr>
+                <w:b/>
+                <w:color w:val="FFFFFF"/>
+                <w:sz w:val="16"/>
+              </w:rPr>
+              <w:t>ID Agent</w:t>
+            </w:r>
+          </w:p>
+        </w:tc>
+        <w:tc>
+          <w:tcPr>
+            <w:tcW w:type="dxa" w:w="1662"/>
+            <w:shd w:fill="5B9BD5"/>
+          </w:tcPr>
+          <w:p>
+            <w:r>
+              <w:rPr>
+                <w:b/>
+                <w:color w:val="FFFFFF"/>
+                <w:sz w:val="16"/>
+              </w:rPr>
+              <w:t>ID Equipe</w:t>
+            </w:r>
+          </w:p>
+        </w:tc>
+        <w:tc>
+          <w:tcPr>
+            <w:tcW w:type="dxa" w:w="1662"/>
+            <w:shd w:fill="5B9BD5"/>
+          </w:tcPr>
+          <w:p>
+            <w:r>
+              <w:rPr>
+                <w:b/>
+                <w:color w:val="FFFFFF"/>
+                <w:sz w:val="16"/>
+              </w:rPr>
+              <w:t>Agent</w:t>
+            </w:r>
+          </w:p>
+        </w:tc>
+        <w:tc>
+          <w:tcPr>
+            <w:tcW w:type="dxa" w:w="1662"/>
+            <w:shd w:fill="5B9BD5"/>
+          </w:tcPr>
+          <w:p>
+            <w:r>
+              <w:rPr>
+                <w:b/>
+                <w:color w:val="FFFFFF"/>
+                <w:sz w:val="16"/>
+              </w:rPr>
+              <w:t>Chef d'equipe</w:t>
+            </w:r>
+          </w:p>
+        </w:tc>
+      </w:tr>
+      <w:tr>
+        <w:tc>
+          <w:tcPr>
+            <w:tcW w:type="dxa" w:w="1662"/>
+          </w:tcPr>
+          <w:p>
+            <w:r>
+              <w:rPr>
+                <w:sz w:val="14"/>
+              </w:rPr>
+              <w:t>39-25-05-75</w:t>
+            </w:r>
+          </w:p>
+        </w:tc>
+        <w:tc>
+          <w:tcPr>
+            <w:tcW w:type="dxa" w:w="1662"/>
+          </w:tcPr>
+          <w:p>
+            <w:r>
+              <w:rPr>
+                <w:sz w:val="14"/>
+              </w:rPr>
+              <w:t>c7af76418868443bbd34e977c97ca3e0</w:t>
+            </w:r>
+          </w:p>
+        </w:tc>
+        <w:tc>
+          <w:tcPr>
+            <w:tcW w:type="dxa" w:w="1662"/>
+          </w:tcPr>
+          <w:p>
+            <w:r>
+              <w:rPr>
+                <w:sz w:val="14"/>
+              </w:rPr>
+              <w:t>EQ24_enq1</w:t>
+            </w:r>
+          </w:p>
+        </w:tc>
+        <w:tc>
+          <w:tcPr>
+            <w:tcW w:type="dxa" w:w="1662"/>
+          </w:tcPr>
+          <w:p>
+            <w:r>
+              <w:rPr>
+                <w:sz w:val="14"/>
+              </w:rPr>
+              <w:t>Equipe24</w:t>
+            </w:r>
+          </w:p>
+        </w:tc>
+        <w:tc>
+          <w:tcPr>
+            <w:tcW w:type="dxa" w:w="1662"/>
+          </w:tcPr>
+          <w:p>
+            <w:r>
+              <w:rPr>
+                <w:sz w:val="14"/>
+              </w:rPr>
+              <w:t>Serigne Modou Bousso GUEYE</w:t>
+            </w:r>
+          </w:p>
+        </w:tc>
+        <w:tc>
+          <w:tcPr>
+            <w:tcW w:type="dxa" w:w="1662"/>
+          </w:tcPr>
+          <w:p>
+            <w:r>
+              <w:rPr>
+                <w:sz w:val="14"/>
+              </w:rPr>
+              <w:t>Bintou SAGNA</w:t>
+            </w:r>
+          </w:p>
+        </w:tc>
+      </w:tr>
+    </w:tbl>
+    <w:p/>
+    <w:tbl>
+      <w:tblPr>
+        <w:tblStyle w:val="TableGrid"/>
+        <w:tblW w:type="auto" w:w="0"/>
+        <w:tblLook w:firstColumn="1" w:firstRow="1" w:lastColumn="0" w:lastRow="0" w:noHBand="0" w:noVBand="1" w:val="04A0"/>
+      </w:tblPr>
+      <w:tblGrid>
+        <w:gridCol w:w="3324"/>
+        <w:gridCol w:w="3324"/>
+        <w:gridCol w:w="3324"/>
+      </w:tblGrid>
+      <w:tr>
+        <w:tc>
+          <w:tcPr>
+            <w:tcW w:type="dxa" w:w="3324"/>
+            <w:shd w:fill="70AD47"/>
+          </w:tcPr>
+          <w:p>
+            <w:r>
+              <w:rPr>
+                <w:b/>
+                <w:color w:val="FFFFFF"/>
+                <w:sz w:val="18"/>
+              </w:rPr>
+              <w:t>Chef de Menage</w:t>
+            </w:r>
+          </w:p>
+        </w:tc>
+        <w:tc>
+          <w:tcPr>
+            <w:tcW w:type="dxa" w:w="3324"/>
+            <w:shd w:fill="70AD47"/>
+          </w:tcPr>
+          <w:p>
+            <w:r>
+              <w:rPr>
+                <w:b/>
+                <w:color w:val="FFFFFF"/>
+                <w:sz w:val="18"/>
+              </w:rPr>
+              <w:t>Quartier/Village (s00q05)</w:t>
+            </w:r>
+          </w:p>
+        </w:tc>
+        <w:tc>
+          <w:tcPr>
+            <w:tcW w:type="dxa" w:w="3324"/>
+            <w:shd w:fill="70AD47"/>
+          </w:tcPr>
+          <w:p>
+            <w:r>
+              <w:rPr>
+                <w:b/>
+                <w:color w:val="FFFFFF"/>
+                <w:sz w:val="18"/>
+              </w:rPr>
+              <w:t>Localisation GPS</w:t>
+            </w:r>
+          </w:p>
+        </w:tc>
+      </w:tr>
+      <w:tr>
+        <w:tc>
+          <w:tcPr>
+            <w:tcW w:type="dxa" w:w="3324"/>
+          </w:tcPr>
+          <w:p>
+            <w:r>
+              <w:rPr>
+                <w:sz w:val="18"/>
+              </w:rPr>
+              <w:t>ROKHY NIANG</w:t>
+            </w:r>
+          </w:p>
+        </w:tc>
+        <w:tc>
+          <w:tcPr>
+            <w:tcW w:type="dxa" w:w="3324"/>
+          </w:tcPr>
+          <w:p>
+            <w:r>
+              <w:rPr>
+                <w:sz w:val="18"/>
+              </w:rPr>
+              <w:t>N/A</w:t>
+            </w:r>
+          </w:p>
+        </w:tc>
+        <w:tc>
+          <w:tcPr>
+            <w:tcW w:type="dxa" w:w="3324"/>
+          </w:tcPr>
+          <w:p>
+            <w:r/>
+            <w:hyperlink r:id="rId17">
+              <w:r>
+                <w:rPr>
+                  <w:color w:val="0563C1"/>
+                  <w:u w:val="single"/>
+                </w:rPr>
+                <w:t>DRC 1ER PORTE A DROITE</w:t>
+              </w:r>
+            </w:hyperlink>
+          </w:p>
+        </w:tc>
+      </w:tr>
+    </w:tbl>
+    <w:p/>
+    <w:p>
+      <w:r>
+        <w:rPr>
+          <w:b/>
+          <w:color w:val="4672C4"/>
+          <w:sz w:val="22"/>
+        </w:rPr>
+        <w:t>&gt;&gt; Section2 - Education</w:t>
+      </w:r>
+    </w:p>
+    <w:p>
+      <w:pPr>
+        <w:ind w:left="283"/>
+      </w:pPr>
+      <w:r>
+        <w:rPr>
+          <w:sz w:val="20"/>
+        </w:rPr>
+        <w:t xml:space="preserve">- Incohérence ! le montant payé de ADJIA FATOU NIASS pour les frais de scolarité est très faible. veuillez, s'il vous plait, confirmer ces informations avec le QG ou apporter les corrections nécessaires. Dans les milieux urbains c'est peu probable de voir une école dont les élèves ou étudiants ne dépensent pas en frais d'uniformes, prière de verifier pour ADJIA FATOU NIASS et corriger ou confirmer avec le QG. Incohérence ! ADJIA FATOU NIASS est âgé de 12 ans et fréquente le fondamental 2, tandis qu'il a débuté l'école à l'âge de 7 ans. Veuillez vérifier les informations renseignées aux questions s02q15, s02q08 ainsi que l'âge de l'individu, et corriger l'incohérence. </w:t>
+        <w:br/>
+        <w:t xml:space="preserve">- Dans les milieux urbains c'est peu probable de voir une école dont les élèves ou étudiants ne dépensent pas en frais d'uniformes, prière de verifier pour FATOU IBRA NIASS et corriger ou confirmer avec le QG. Attention ! Le frais de scolarité (15000 Fcfa) de FATOU IBRA NIASS en 3ème année de Secondaire 1 (Moyen) Général est relativement élevé par rapport aux autres frais de scolarités observés dans cette zone. Prière de corriger ou de confirmer avec le QG. </w:t>
+        <w:br/>
+        <w:t xml:space="preserve">- Dans les milieux urbains c'est peu probable de voir une école dont les élèves ou étudiants ne dépensent pas en frais d'uniformes, prière de verifier pour ROKHAYA NIASS et corriger ou confirmer avec le QG. </w:t>
+        <w:br/>
+        <w:t xml:space="preserve">- Peu probable! ABDOULAYE IZIDINE NIASS  n'arrive pas  à comprendre un petit texte lu dans une langue locale (s02q03). Veuillez corriger ou donner des explications au QG. </w:t>
+        <w:br/>
+        <w:t xml:space="preserve">- Peu probable! ROKHY NIANG  n'arrive pas  à comprendre un petit texte lu dans une langue locale (s02q03). Veuillez corriger ou donner des explications au QG. Avertissement!! ROKHY NIANG qui sait écrire en français doit pouvoir lire en français. </w:t>
+        <w:br/>
+        <w:t>- Peu probable! Rocky NIANG 2  n'arrive pas  à comprendre un petit texte lu dans une langue locale (s02q03). Veuillez corriger ou donner des explications au QG. Peu probable! Rocky NIANG 2  ne sait ni lire, ni écrire, ni comprendre dans aucune des langues  (s02q01,s02q02,s02q03). Veuillez corriger ou donner des explications au QG.</w:t>
+      </w:r>
+    </w:p>
+    <w:p>
+      <w:r>
+        <w:rPr>
+          <w:b/>
+          <w:color w:val="4672C4"/>
+          <w:sz w:val="22"/>
+        </w:rPr>
+        <w:t>&gt;&gt; Section3 - Sante</w:t>
+      </w:r>
+    </w:p>
+    <w:p>
+      <w:pPr>
+        <w:ind w:left="283"/>
+      </w:pPr>
+      <w:r>
+        <w:rPr>
+          <w:sz w:val="20"/>
+        </w:rPr>
+        <w:t xml:space="preserve">- Le montant(350000 FCFA) des frais des médicaments achetés dans les officines privées de ROKHY NIANG semble trop faible ou élevé, veuillez revoir ce montant. </w:t>
+        <w:br/>
+        <w:t>- Le principal problème de santé que ROKHAYA NIASS a eu est Saignements Nasal et semble exister dans les modalités, prière de prendre attache avec le QG pour plus d'explication afin de la classer bien.</w:t>
+      </w:r>
+    </w:p>
+    <w:p>
+      <w:r>
+        <w:rPr>
+          <w:b/>
+          <w:color w:val="4672C4"/>
+          <w:sz w:val="22"/>
+        </w:rPr>
+        <w:t>&gt;&gt; Section4a - Emploi</w:t>
+      </w:r>
+    </w:p>
+    <w:p>
+      <w:pPr>
+        <w:ind w:left="283"/>
+      </w:pPr>
+      <w:r>
+        <w:rPr>
+          <w:sz w:val="20"/>
+        </w:rPr>
+        <w:t xml:space="preserve">- La  raison principale que ROKHY NIANG n'a pas cherché du travail au cours des 30 derniers jours est problème de santé et semble exister dans les modalités, prière de prendre attache avec le QG pour plus d'explication afin de la classer bien. </w:t>
+        <w:br/>
+        <w:t xml:space="preserve">- Avertissement! ABDOULAYE IZIDINE NIASS est trop jeune mais il a plus de 15 ans, prière de corriger ou confirmer. </w:t>
+        <w:br/>
+        <w:t>- Avertissement! CHEIKH ABDOULAYE NIASS est trop jeune mais il a plus de 15 ans, prière de corriger ou confirmer.</w:t>
+      </w:r>
+    </w:p>
+    <w:p>
+      <w:r>
+        <w:rPr>
+          <w:b/>
+          <w:color w:val="4672C4"/>
+          <w:sz w:val="22"/>
+        </w:rPr>
+        <w:t>&gt;&gt; Section7b - Consommation alimentaire - 7 jours</w:t>
+      </w:r>
+    </w:p>
+    <w:p>
+      <w:pPr>
+        <w:ind w:left="283"/>
+      </w:pPr>
+      <w:r>
+        <w:rPr>
+          <w:sz w:val="20"/>
+        </w:rPr>
+        <w:t>- Attention ! Le prix unitaire d'achat (500 Fcfa) de Poivre en Sachets (Moyen) est relativement élevé par rapport aux autres prix observés dans cette zone. Prière de corriger ou de confirmer avec le QG. Avertissement!! La quantité (7 litre) du produit Huile de soja  consommée  par le ménage semble très élevé, prière de corriger ou confirmer avec le QG. Attention ! Soupçons de quantité anormale! Le ménage de ROKHY NIANG avec une taille de 8 personnes a consommé 7 Litre en taille unique de Huile de soja  qui est relativement élevé comme consommation par rapport à la condition de vie des autres ménages de même taille dans cette zone. Prière de corriger ou de confirmer avec le QG.</w:t>
+      </w:r>
+    </w:p>
+    <w:p>
+      <w:r>
+        <w:rPr>
+          <w:b/>
+          <w:color w:val="4672C4"/>
+          <w:sz w:val="22"/>
+        </w:rPr>
+        <w:t>&gt;&gt; Section9c - Depenses non-alimentaires - 30 jours</w:t>
+      </w:r>
+    </w:p>
+    <w:p>
+      <w:pPr>
+        <w:ind w:left="283"/>
+      </w:pPr>
+      <w:r>
+        <w:rPr>
+          <w:sz w:val="20"/>
+        </w:rPr>
+        <w:t>- La dernière fois que vous avez acheté Frais de blanchiment des vêtements, linge, etc. (Pressing) est service personnel particulier et semble exister dans les modalités, prière de prendre attache avec le QG pour plus d'explication afin de la classer bien.</w:t>
+      </w:r>
+    </w:p>
+    <w:p>
+      <w:r>
+        <w:rPr>
+          <w:b/>
+          <w:color w:val="4672C4"/>
+          <w:sz w:val="22"/>
+        </w:rPr>
+        <w:t>&gt;&gt; Section9e - Depenses non-alimentaires - 6 mois</w:t>
+      </w:r>
+    </w:p>
+    <w:p>
+      <w:pPr>
+        <w:ind w:left="283"/>
+      </w:pPr>
+      <w:r>
+        <w:rPr>
+          <w:sz w:val="20"/>
+        </w:rPr>
+        <w:t>- Peu plausible! le montant de la dépense pour Transport inter-localité par voitures semble élevé. Veuillez, s'il vous plaît, confirmer cette information avec le QG ou la corriger.</w:t>
+      </w:r>
+    </w:p>
+    <w:p>
+      <w:r>
+        <w:rPr>
+          <w:b/>
+          <w:color w:val="4672C4"/>
+          <w:sz w:val="22"/>
+        </w:rPr>
+        <w:t>&gt;&gt; Section11 - Caracteristiques logement</w:t>
+      </w:r>
+    </w:p>
+    <w:p>
+      <w:pPr>
+        <w:ind w:left="283"/>
+      </w:pPr>
+      <w:r>
+        <w:rPr>
+          <w:sz w:val="20"/>
+        </w:rPr>
+        <w:t>- Le montant de la dernière facture d'eau avec la périodicité ne peut pas être égale à 0 ou est trop élevé, veuillez revoir la question s11q23a s'il vous plait.</w:t>
+      </w:r>
+    </w:p>
+    <w:p>
+      <w:r>
+        <w:rPr>
+          <w:b/>
+          <w:color w:val="4672C4"/>
+          <w:sz w:val="22"/>
+        </w:rPr>
+        <w:t>&gt;&gt; Section12 - Actifs du menage</w:t>
+      </w:r>
+    </w:p>
+    <w:p>
+      <w:pPr>
+        <w:ind w:left="283"/>
+      </w:pPr>
+      <w:r>
+        <w:rPr>
+          <w:sz w:val="20"/>
+        </w:rPr>
+        <w:t xml:space="preserve">- Attention ! Fer à repasser électrique a été achété à 60000 Fcfa est relativement élevé par rapport aux autres prix d'achat observés dans cette zone. Prière de corriger ou de confirmer avec le QG. </w:t>
+        <w:br/>
+        <w:t>- Avertissement!!! Le prix d'achat (200000) de l'article  Salon  (Fauteuils et table basse) est inférieur aux prix de revente (250000)  avec l'âge du bien atteignant 5 ans. Prière de vérifier ou confirmer avec l'enquêté et mettre les bonnes valeurs après verification, s'il le faut.</w:t>
+      </w:r>
+    </w:p>
+    <w:p>
+      <w:r>
+        <w:rPr>
+          <w:b/>
+          <w:color w:val="4672C4"/>
+          <w:sz w:val="22"/>
+        </w:rPr>
+        <w:t>&gt;&gt; Section13a - Transferts recus</w:t>
+      </w:r>
+    </w:p>
+    <w:p>
+      <w:pPr>
+        <w:ind w:left="283"/>
+      </w:pPr>
+      <w:r>
+        <w:rPr>
+          <w:sz w:val="20"/>
+        </w:rPr>
+        <w:t>- L'enquêteur prière de fournir d'effort pour avoir le niveau d'étude et l'âge de celui qui a envoyé/donné de l'argent dans la section 13a (Transfert reçu). L'âge de celui qui a envoyé/donné de l'argent dans la section 13a (Transfert reçu) semble  élévé, prière de corriger ou confirmer ave le QG.</w:t>
       </w:r>
     </w:p>
     <w:p>
@@ -1158,28 +5553,7 @@
         <w:rPr>
           <w:sz w:val="20"/>
         </w:rPr>
-        <w:t>- La section 16 du ménage de ASTOU FAYE n'est pas renseigné, prière de renseigner.</w:t>
-      </w:r>
-    </w:p>
-    <w:p>
-      <w:r>
-        <w:rPr>
-          <w:b/>
-          <w:color w:val="4672C4"/>
-          <w:sz w:val="22"/>
-        </w:rPr>
-        <w:t>&gt;&gt; Section18b - Chasse</w:t>
-      </w:r>
-    </w:p>
-    <w:p>
-      <w:pPr>
-        <w:ind w:left="283"/>
-      </w:pPr>
-      <w:r>
-        <w:rPr>
-          <w:sz w:val="20"/>
-        </w:rPr>
-        <w:t>- Prière de renseigner la section 18 (La chasse).</w:t>
+        <w:t>- La section 16 du ménage de ROKHY NIANG n'est pas renseigné, prière de renseigner.</w:t>
       </w:r>
     </w:p>
     <w:p>
@@ -1483,7 +5857,7 @@
           </w:tcPr>
           <w:p>
             <w:r/>
-            <w:hyperlink r:id="rId10">
+            <w:hyperlink r:id="rId18">
               <w:r>
                 <w:rPr>
                   <w:color w:val="0563C1"/>
@@ -1596,7 +5970,7 @@
         <w:rPr>
           <w:sz w:val="20"/>
         </w:rPr>
-        <w:t>- La dernière fois que vous avez acheté Jus de fruits type 1 (orange, ananas, bissap, gingembre, jus de cajou, etc.) est voisin et semble exister dans les modalités, prière de prendre attache avec le QG pour plus d'explication afin de la classer bien. Attention ! Le prix unitaire d'achat (1200 Fcfa) de Sucre en poudre  en Kg (taille unique) est relativement élevé par rapport aux autres prix observés dans cette zone. Prière de corriger ou de confirmer avec le QG. Attention ! Le prix unitaire d'achat (150 Fcfa) de Mâchoiron séchée (Kon) en Pièce (Petit) est relativement élevé par rapport aux autres prix observés dans cette zone. Prière de corriger ou de confirmer avec le QG. Attention ! Le prix unitaire d'achat (150 Fcfa) de Patate douce en Pièce (Petit) est relativement élevé par rapport aux autres prix observés dans cette zone. Prière de corriger ou de confirmer avec le QG. Attention ! Le prix unitaire d'achat (150 Fcfa) de Tamarin noir en Sachets (Petit) est relativement élevé par rapport aux autres prix observés dans cette zone. Prière de corriger ou de confirmer avec le QG. Attention ! Le prix unitaire d'achat (200 Fcfa) de Manioc en tubercules en Morceau (Portion) (Petit) est relativement élevé par rapport aux autres prix observés dans cette zone. Prière de corriger ou de confirmer avec le QG. Attention ! Le prix unitaire d'achat (2000 Fcfa) de Poisson frais type 9 en Tas (Moyen) est relativement élevé par rapport aux autres prix observés dans cette zone. Prière de corriger ou de confirmer avec le QG. Attention ! Le prix unitaire d'achat (250 Fcfa) de Feuilles de  Haricot en Tas (Moyen) est relativement élevé par rapport aux autres prix observés dans cette zone. Prière de corriger ou de confirmer avec le QG. Attention ! Le prix unitaire d'achat (4000 Fcfa) de Viande de poulet entier en Pièce (Moyen) est relativement élevé par rapport aux autres prix observés dans cette zone. Prière de corriger ou de confirmer avec le QG. Attention ! Soupçons de quantité anormale! Le ménage de MOUHAMED SEYNABOU THIAM avec une taille de 10 personnes a consommé 11 Tas en Petit de Poireau qui est relativement élevé comme consommation par rapport à la condition de vie des autres ménages de même taille dans cette zone. Prière de corriger ou de confirmer avec le QG. Avertissement!! La quantité (3.5 litre) du produit Huile de soja  consommée  par le ménage semble très élevé, prière de corriger ou confirmer avec le QG. Avertissement!!! Le ménage a consommé 11 Boite (Autre que la boite/pot de tomate) Petit de Thé en sachet, cette quantité semble anormale pour une consommation des 7 derniers jours.Les ménages consomment géneralement en sachet ou en paquet, prière de corriger ou de confirmer avec le QG. Avertissement!!! Le ménage a consommé 2 Bidon 20l taille unique de Eau minérale/filtrée en bouteille locale, cette quantité semble anormale pour une consommation des 7 derniers jours, prière de verifier et corriger.  La dernière fois que vous avez acheté Eau minérale/filtrée en bouteille locale est voisin et semble exister dans les modalités, prière de prendre attache avec le QG pour plus d'explication afin de la classer bien.</w:t>
+        <w:t>- La dernière fois que vous avez acheté Jus de fruits type 1 (orange, ananas, bissap, gingembre, jus de cajou, etc.) est voisin et semble exister dans les modalités, prière de prendre attache avec le QG pour plus d'explication afin de la classer bien. Attention ! Le prix unitaire d'achat (1200 Fcfa) de Sucre en poudre  en Kg (taille unique) est relativement élevé par rapport aux autres prix observés dans cette zone. Prière de corriger ou de confirmer avec le QG. Attention ! Le prix unitaire d'achat (150 Fcfa) de Patate douce en Pièce (Petit) est relativement élevé par rapport aux autres prix observés dans cette zone. Prière de corriger ou de confirmer avec le QG. Attention ! Le prix unitaire d'achat (150 Fcfa) de Tamarin noir en Sachets (Petit) est relativement élevé par rapport aux autres prix observés dans cette zone. Prière de corriger ou de confirmer avec le QG. Attention ! Le prix unitaire d'achat (200 Fcfa) de Manioc en tubercules en Morceau (Portion) (Petit) est relativement élevé par rapport aux autres prix observés dans cette zone. Prière de corriger ou de confirmer avec le QG. Attention ! Le prix unitaire d'achat (800 Fcfa) de Oignon frais en Kg (taille unique) est relativement élevé par rapport aux autres prix observés dans cette zone. Prière de corriger ou de confirmer avec le QG. Attention ! Soupçons de quantité anormale! Le ménage de MOUHAMED SEYNABOU THIAM avec une taille de 10 personnes a consommé 11 Tas en Petit de Poireau qui est relativement élevé comme consommation par rapport à la condition de vie des autres ménages de même taille dans cette zone. Prière de corriger ou de confirmer avec le QG. Avertissement!! La quantité (3.5 litre) du produit Huile de soja  consommée  par le ménage semble très élevé, prière de corriger ou confirmer avec le QG. Avertissement!!! Le ménage a consommé 11 Boite (Autre que la boite/pot de tomate) Petit de Thé en sachet, cette quantité semble anormale pour une consommation des 7 derniers jours.Les ménages consomment géneralement en sachet ou en paquet, prière de corriger ou de confirmer avec le QG. Avertissement!!! Le ménage a consommé 2 Bidon 20l taille unique de Eau minérale/filtrée en bouteille locale, cette quantité semble anormale pour une consommation des 7 derniers jours, prière de verifier et corriger. Attention ! Le prix unitaire d'achat (300 Fcfa) de Eau minérale/filtrée en bouteille locale en Bidon 20l (taille unique) est relativement élevé par rapport aux autres prix observés dans cette zone. Prière de corriger ou de confirmer avec le QG.  La dernière fois que vous avez acheté Eau minérale/filtrée en bouteille locale est voisin et semble exister dans les modalités, prière de prendre attache avec le QG pour plus d'explication afin de la classer bien. Le prix d'achat unitaire (2.5 Fcfa) de Mayonnaise en Sachets de taille Petit  est invraisemblable, prière de regarder les reponses prises dans les questions s07bq07a s07bq07b s07bq07c s07bq08 pour mieux corriger. Attention ! Le prix unitaire d'achat (2.5 Fcfa) de Mayonnaise en Sachets (Petit) est relativement faible par rapport aux autres prix observés dans cette zone. Prière de corriger ou de confirmer avec le QG.</w:t>
       </w:r>
     </w:p>
     <w:p>
@@ -1659,7 +6033,7 @@
         <w:rPr>
           <w:sz w:val="20"/>
         </w:rPr>
-        <w:t>- Attention ! Téléphone portable a été achété à 200000 Fcfa est relativement élevé par rapport aux autres prix d'achat observés dans cette zone. Prière de corriger ou de confirmer avec le QG. Attention ! Téléphone portable a été revendu à 125000 Fcfa qui est relativement élevé par rapport aux autres prix de revente observés dans cette zone. Prière de corriger ou de confirmer avec le QG.</w:t>
+        <w:t>- Attention ! Téléphone portable a été achété à 200000 Fcfa est relativement élevé par rapport aux autres prix d'achat observés dans cette zone. Prière de corriger ou de confirmer avec le QG.</w:t>
       </w:r>
     </w:p>
     <w:p>
@@ -1702,6 +6076,446 @@
           <w:sz w:val="20"/>
         </w:rPr>
         <w:t>- La section 16 du ménage de MOUHAMED SEYNABOU THIAM n'est pas renseigné, prière de renseigner.</w:t>
+      </w:r>
+    </w:p>
+    <w:p>
+      <w:r>
+        <w:t>________________________________________________________________________________</w:t>
+      </w:r>
+    </w:p>
+    <w:p>
+      <w:pPr>
+        <w:pStyle w:val="Heading2"/>
+      </w:pPr>
+      <w:r>
+        <w:t>Menage 12</w:t>
+      </w:r>
+    </w:p>
+    <w:tbl>
+      <w:tblPr>
+        <w:tblStyle w:val="TableGrid"/>
+        <w:tblW w:type="auto" w:w="0"/>
+        <w:tblLook w:firstColumn="1" w:firstRow="1" w:lastColumn="0" w:lastRow="0" w:noHBand="0" w:noVBand="1" w:val="04A0"/>
+      </w:tblPr>
+      <w:tblGrid>
+        <w:gridCol w:w="1662"/>
+        <w:gridCol w:w="1662"/>
+        <w:gridCol w:w="1662"/>
+        <w:gridCol w:w="1662"/>
+        <w:gridCol w:w="1662"/>
+        <w:gridCol w:w="1662"/>
+      </w:tblGrid>
+      <w:tr>
+        <w:tc>
+          <w:tcPr>
+            <w:tcW w:type="dxa" w:w="1662"/>
+            <w:shd w:fill="5B9BD5"/>
+          </w:tcPr>
+          <w:p>
+            <w:r>
+              <w:rPr>
+                <w:b/>
+                <w:color w:val="FFFFFF"/>
+                <w:sz w:val="16"/>
+              </w:rPr>
+              <w:t>Interview Key</w:t>
+            </w:r>
+          </w:p>
+        </w:tc>
+        <w:tc>
+          <w:tcPr>
+            <w:tcW w:type="dxa" w:w="1662"/>
+            <w:shd w:fill="5B9BD5"/>
+          </w:tcPr>
+          <w:p>
+            <w:r>
+              <w:rPr>
+                <w:b/>
+                <w:color w:val="FFFFFF"/>
+                <w:sz w:val="16"/>
+              </w:rPr>
+              <w:t>Interview ID</w:t>
+            </w:r>
+          </w:p>
+        </w:tc>
+        <w:tc>
+          <w:tcPr>
+            <w:tcW w:type="dxa" w:w="1662"/>
+            <w:shd w:fill="5B9BD5"/>
+          </w:tcPr>
+          <w:p>
+            <w:r>
+              <w:rPr>
+                <w:b/>
+                <w:color w:val="FFFFFF"/>
+                <w:sz w:val="16"/>
+              </w:rPr>
+              <w:t>ID Agent</w:t>
+            </w:r>
+          </w:p>
+        </w:tc>
+        <w:tc>
+          <w:tcPr>
+            <w:tcW w:type="dxa" w:w="1662"/>
+            <w:shd w:fill="5B9BD5"/>
+          </w:tcPr>
+          <w:p>
+            <w:r>
+              <w:rPr>
+                <w:b/>
+                <w:color w:val="FFFFFF"/>
+                <w:sz w:val="16"/>
+              </w:rPr>
+              <w:t>ID Equipe</w:t>
+            </w:r>
+          </w:p>
+        </w:tc>
+        <w:tc>
+          <w:tcPr>
+            <w:tcW w:type="dxa" w:w="1662"/>
+            <w:shd w:fill="5B9BD5"/>
+          </w:tcPr>
+          <w:p>
+            <w:r>
+              <w:rPr>
+                <w:b/>
+                <w:color w:val="FFFFFF"/>
+                <w:sz w:val="16"/>
+              </w:rPr>
+              <w:t>Agent</w:t>
+            </w:r>
+          </w:p>
+        </w:tc>
+        <w:tc>
+          <w:tcPr>
+            <w:tcW w:type="dxa" w:w="1662"/>
+            <w:shd w:fill="5B9BD5"/>
+          </w:tcPr>
+          <w:p>
+            <w:r>
+              <w:rPr>
+                <w:b/>
+                <w:color w:val="FFFFFF"/>
+                <w:sz w:val="16"/>
+              </w:rPr>
+              <w:t>Chef d'equipe</w:t>
+            </w:r>
+          </w:p>
+        </w:tc>
+      </w:tr>
+      <w:tr>
+        <w:tc>
+          <w:tcPr>
+            <w:tcW w:type="dxa" w:w="1662"/>
+          </w:tcPr>
+          <w:p>
+            <w:r>
+              <w:rPr>
+                <w:sz w:val="14"/>
+              </w:rPr>
+              <w:t>11-36-69-23</w:t>
+            </w:r>
+          </w:p>
+        </w:tc>
+        <w:tc>
+          <w:tcPr>
+            <w:tcW w:type="dxa" w:w="1662"/>
+          </w:tcPr>
+          <w:p>
+            <w:r>
+              <w:rPr>
+                <w:sz w:val="14"/>
+              </w:rPr>
+              <w:t>b9d9f783a40f447ca5d9c24b7284c6b8</w:t>
+            </w:r>
+          </w:p>
+        </w:tc>
+        <w:tc>
+          <w:tcPr>
+            <w:tcW w:type="dxa" w:w="1662"/>
+          </w:tcPr>
+          <w:p>
+            <w:r>
+              <w:rPr>
+                <w:sz w:val="14"/>
+              </w:rPr>
+              <w:t>EQ24_enq1</w:t>
+            </w:r>
+          </w:p>
+        </w:tc>
+        <w:tc>
+          <w:tcPr>
+            <w:tcW w:type="dxa" w:w="1662"/>
+          </w:tcPr>
+          <w:p>
+            <w:r>
+              <w:rPr>
+                <w:sz w:val="14"/>
+              </w:rPr>
+              <w:t>Equipe24</w:t>
+            </w:r>
+          </w:p>
+        </w:tc>
+        <w:tc>
+          <w:tcPr>
+            <w:tcW w:type="dxa" w:w="1662"/>
+          </w:tcPr>
+          <w:p>
+            <w:r>
+              <w:rPr>
+                <w:sz w:val="14"/>
+              </w:rPr>
+              <w:t>Serigne Modou Bousso GUEYE</w:t>
+            </w:r>
+          </w:p>
+        </w:tc>
+        <w:tc>
+          <w:tcPr>
+            <w:tcW w:type="dxa" w:w="1662"/>
+          </w:tcPr>
+          <w:p>
+            <w:r>
+              <w:rPr>
+                <w:sz w:val="14"/>
+              </w:rPr>
+              <w:t>Bintou SAGNA</w:t>
+            </w:r>
+          </w:p>
+        </w:tc>
+      </w:tr>
+    </w:tbl>
+    <w:p/>
+    <w:tbl>
+      <w:tblPr>
+        <w:tblStyle w:val="TableGrid"/>
+        <w:tblW w:type="auto" w:w="0"/>
+        <w:tblLook w:firstColumn="1" w:firstRow="1" w:lastColumn="0" w:lastRow="0" w:noHBand="0" w:noVBand="1" w:val="04A0"/>
+      </w:tblPr>
+      <w:tblGrid>
+        <w:gridCol w:w="3324"/>
+        <w:gridCol w:w="3324"/>
+        <w:gridCol w:w="3324"/>
+      </w:tblGrid>
+      <w:tr>
+        <w:tc>
+          <w:tcPr>
+            <w:tcW w:type="dxa" w:w="3324"/>
+            <w:shd w:fill="70AD47"/>
+          </w:tcPr>
+          <w:p>
+            <w:r>
+              <w:rPr>
+                <w:b/>
+                <w:color w:val="FFFFFF"/>
+                <w:sz w:val="18"/>
+              </w:rPr>
+              <w:t>Chef de Menage</w:t>
+            </w:r>
+          </w:p>
+        </w:tc>
+        <w:tc>
+          <w:tcPr>
+            <w:tcW w:type="dxa" w:w="3324"/>
+            <w:shd w:fill="70AD47"/>
+          </w:tcPr>
+          <w:p>
+            <w:r>
+              <w:rPr>
+                <w:b/>
+                <w:color w:val="FFFFFF"/>
+                <w:sz w:val="18"/>
+              </w:rPr>
+              <w:t>Quartier/Village (s00q05)</w:t>
+            </w:r>
+          </w:p>
+        </w:tc>
+        <w:tc>
+          <w:tcPr>
+            <w:tcW w:type="dxa" w:w="3324"/>
+            <w:shd w:fill="70AD47"/>
+          </w:tcPr>
+          <w:p>
+            <w:r>
+              <w:rPr>
+                <w:b/>
+                <w:color w:val="FFFFFF"/>
+                <w:sz w:val="18"/>
+              </w:rPr>
+              <w:t>Localisation GPS</w:t>
+            </w:r>
+          </w:p>
+        </w:tc>
+      </w:tr>
+      <w:tr>
+        <w:tc>
+          <w:tcPr>
+            <w:tcW w:type="dxa" w:w="3324"/>
+          </w:tcPr>
+          <w:p>
+            <w:r>
+              <w:rPr>
+                <w:sz w:val="18"/>
+              </w:rPr>
+              <w:t>MOUHAMED MOUHIDINE NIASS</w:t>
+            </w:r>
+          </w:p>
+        </w:tc>
+        <w:tc>
+          <w:tcPr>
+            <w:tcW w:type="dxa" w:w="3324"/>
+          </w:tcPr>
+          <w:p>
+            <w:r>
+              <w:rPr>
+                <w:sz w:val="18"/>
+              </w:rPr>
+              <w:t>N/A</w:t>
+            </w:r>
+          </w:p>
+        </w:tc>
+        <w:tc>
+          <w:tcPr>
+            <w:tcW w:type="dxa" w:w="3324"/>
+          </w:tcPr>
+          <w:p>
+            <w:r/>
+            <w:hyperlink r:id="rId19">
+              <w:r>
+                <w:rPr>
+                  <w:color w:val="0563C1"/>
+                  <w:u w:val="single"/>
+                </w:rPr>
+                <w:t>RDC</w:t>
+              </w:r>
+            </w:hyperlink>
+          </w:p>
+        </w:tc>
+      </w:tr>
+    </w:tbl>
+    <w:p/>
+    <w:p>
+      <w:r>
+        <w:rPr>
+          <w:b/>
+          <w:color w:val="4672C4"/>
+          <w:sz w:val="22"/>
+        </w:rPr>
+        <w:t>&gt;&gt; Section1 - Caracteristiques des membres</w:t>
+      </w:r>
+    </w:p>
+    <w:p>
+      <w:pPr>
+        <w:ind w:left="283"/>
+      </w:pPr>
+      <w:r>
+        <w:rPr>
+          <w:sz w:val="20"/>
+        </w:rPr>
+        <w:t xml:space="preserve">- L'ethni de CHEIKH AHMED TIDIANE NIASS est AHOUSSA, prière de bien classer cet ethni qui existe soit dans la liste des ethni ou n'éxiste pas comme ethni. </w:t>
+        <w:br/>
+        <w:t xml:space="preserve">- L'ethni de CHEIKH MOUHIDINE NIASS est Ahoussa, prière de bien classer cet ethni qui existe soit dans la liste des ethni ou n'éxiste pas comme ethni. Attention ! Le montant (12500 Fcfa) dépensé ou reçu en cadeau pour les cartes prépayées, les transferts de crédit et les abonnements de  CHEIKH MOUHIDINE NIASS est relativement élevé par rapport aux autres montants depansés observés dans cette zone. Prière de corriger ou de confirmer avec le QG. Attention ! Le montant (12500 Fcfa) dépensé ou reçu en cadeau pour les recharges internet ou de forfaits de données mobiles(hors appels vocaux), aucours des 30 derniers jours de  CHEIKH MOUHIDINE NIASS est relativement élevé par rapport aux autres montants depansés observés dans cette zone. Prière de corriger ou de confirmer avec le QG. </w:t>
+        <w:br/>
+        <w:t xml:space="preserve">- L'ethni de KHADIDIATOU NIASS est Ahoussa, prière de bien classer cet ethni qui existe soit dans la liste des ethni ou n'éxiste pas comme ethni. </w:t>
+        <w:br/>
+        <w:t xml:space="preserve">- L'ethni de RACHIDA NIASS est Ahoussa, prière de bien classer cet ethni qui existe soit dans la liste des ethni ou n'éxiste pas comme ethni. La raison principale que RACHIDA NIASS envisage de migrer est pour visite parentale et semble exister dans les modalités, prière de prendre attache avec le QG pour plus d'explication afin de la classer bien. </w:t>
+        <w:br/>
+        <w:t>- Les informations sur l'acte de naissance (ni Jours, ni mois et ni années) de  AHMED TIDIANE NIASS  manquent, s'il vous plait pouvez-vous fournir d'effort pour avoir ces informations.  Avertissement!!!  AHMED TIDIANE NIASS  ne possède pas le téléphone android, n'utilise régulièrement pas un téléphone appartenant à une autre personne mais a accès à l'internet, merci de confirmer cette information avec le QG.</w:t>
+      </w:r>
+    </w:p>
+    <w:p>
+      <w:r>
+        <w:rPr>
+          <w:b/>
+          <w:color w:val="4672C4"/>
+          <w:sz w:val="22"/>
+        </w:rPr>
+        <w:t>&gt;&gt; Section2 - Education</w:t>
+      </w:r>
+    </w:p>
+    <w:p>
+      <w:pPr>
+        <w:ind w:left="283"/>
+      </w:pPr>
+      <w:r>
+        <w:rPr>
+          <w:sz w:val="20"/>
+        </w:rPr>
+        <w:t xml:space="preserve">- Avertissement!!! L'âge de CHEIKH IBRAHIAM NIASS avec son niveau d'étude (Fondamental 1) semble incoherent, veuillez confirmer cette information avec le QG ou corriger l'incohérence. Dans les milieux urbains c'est peu probable de voir une école dont les élèves ou étudiants ne dépensent pas en frais d'uniformes, prière de verifier pour CHEIKH IBRAHIAM NIASS et corriger ou confirmer avec le QG. </w:t>
+        <w:br/>
+        <w:t xml:space="preserve">- Dans les milieux urbains c'est peu probable de voir une école dont les élèves ou étudiants ne dépensent pas en frais d'uniformes, prière de verifier pour CHEIKH AHMED TIDIANE NIASS et corriger ou confirmer avec le QG. Attention ! Le frais de scolarité (18000 Fcfa) de CHEIKH AHMED TIDIANE NIASS en 5ème année de Primaire est relativement élevé par rapport aux autres frais de scolarités observés dans cette zone. Prière de corriger ou de confirmer avec le QG. </w:t>
+        <w:br/>
+        <w:t xml:space="preserve">- La raison principale que KHADIDIATOU NIASS n'a pas été à l'école entre 2024/2025 est Son Mari est malade ( AVC) et semble exister dans les modalités, prière de prendre attache avec le QG pour plus d'explication afin de la classer bien. </w:t>
+        <w:br/>
+        <w:t xml:space="preserve">- Peu probable! AHMED TIDIANE NIASS  n'arrive pas  à comprendre un petit texte lu dans une langue locale (s02q03). Veuillez corriger ou donner des explications au QG. Peu probable! AHMED TIDIANE NIASS  ne sait ni lire, ni écrire, ni comprendre dans aucune des langues  (s02q01,s02q02,s02q03). Veuillez corriger ou donner des explications au QG. La raison principale que AHMED TIDIANE NIASS n'a pas fait des études dans une école formelle est il apprend le coran avant d entrer à l école formelle et semble exister dans les modalités, prière de prendre attache avec le QG pour plus d'explication afin de la classer bien. </w:t>
+        <w:br/>
+        <w:t xml:space="preserve">- Peu probable! CHEIKH MOUHIDINE NIASS  n'arrive pas  à comprendre un petit texte lu dans une langue locale (s02q03). Veuillez corriger ou donner des explications au QG. </w:t>
+        <w:br/>
+        <w:t>- Peu probable! RACHIDA NIASS  n'arrive pas  à comprendre un petit texte lu dans une langue locale (s02q03). Veuillez corriger ou donner des explications au QG.</w:t>
+      </w:r>
+    </w:p>
+    <w:p>
+      <w:r>
+        <w:rPr>
+          <w:b/>
+          <w:color w:val="4672C4"/>
+          <w:sz w:val="22"/>
+        </w:rPr>
+        <w:t>&gt;&gt; Section7b - Consommation alimentaire - 7 jours</w:t>
+      </w:r>
+    </w:p>
+    <w:p>
+      <w:pPr>
+        <w:ind w:left="283"/>
+      </w:pPr>
+      <w:r>
+        <w:rPr>
+          <w:sz w:val="20"/>
+        </w:rPr>
+        <w:t>- Attention ! Le prix unitaire d'achat (200 Fcfa) de Feuilles de  Haricot en Sachets (Petit) est relativement élevé par rapport aux autres prix observés dans cette zone. Prière de corriger ou de confirmer avec le QG. Attention ! Le prix unitaire d'achat (41.66667 Fcfa) de Café en poudre soluble en Sachets industriel (Petit) est relativement faible par rapport aux autres prix observés dans cette zone. Prière de corriger ou de confirmer avec le QG. Avertissement!! La quantité (3.75 litre) du produit Huile de soja  consommée  par le ménage semble très élevé, prière de corriger ou confirmer avec le QG. Avertissement!! le prix unitaire (100 Fcfa) de Thé en sachet (unité: Sachets) de taille Petit est très faible ou élevé. Prière de corriger ou de confirmer avec le QG. Avertissement!!! Le ménage a consommé 2 Bidon 20l taille unique de Eau minérale/filtrée en bouteille locale, cette quantité semble anormale pour une consommation des 7 derniers jours, prière de verifier et corriger.</w:t>
+      </w:r>
+    </w:p>
+    <w:p>
+      <w:r>
+        <w:rPr>
+          <w:b/>
+          <w:color w:val="4672C4"/>
+          <w:sz w:val="22"/>
+        </w:rPr>
+        <w:t>&gt;&gt; Section13a - Transferts recus</w:t>
+      </w:r>
+    </w:p>
+    <w:p>
+      <w:pPr>
+        <w:ind w:left="283"/>
+      </w:pPr>
+      <w:r>
+        <w:rPr>
+          <w:sz w:val="20"/>
+        </w:rPr>
+        <w:t xml:space="preserve">- L'enquêteur prière de fournir d'effort pour avoir le niveau d'étude et l'âge de celui qui a envoyé/donné de l'argent dans la section 13a (Transfert reçu). L'âge de celui qui a envoyé/donné de l'argent dans la section 13a (Transfert reçu) semble  élévé, prière de corriger ou confirmer ave le QG. </w:t>
+        <w:br/>
+        <w:t>- L'enquêteur prière de fournir d'effort pour avoir le niveau d'étude et l'âge de celui qui a envoyé/donné de l'argent dans la section 13a (Transfert reçu). L'âge de celui qui a envoyé/donné de l'argent dans la section 13a (Transfert reçu) semble  élévé, prière de corriger ou confirmer ave le QG.</w:t>
+      </w:r>
+    </w:p>
+    <w:p>
+      <w:r>
+        <w:rPr>
+          <w:b/>
+          <w:color w:val="4672C4"/>
+          <w:sz w:val="22"/>
+        </w:rPr>
+        <w:t>&gt;&gt; Section16a - Champs et parcelles</w:t>
+      </w:r>
+    </w:p>
+    <w:p>
+      <w:pPr>
+        <w:ind w:left="283"/>
+      </w:pPr>
+      <w:r>
+        <w:rPr>
+          <w:sz w:val="20"/>
+        </w:rPr>
+        <w:t>- La section 16 du ménage de MOHAMED MOUHIDINE NIASS n'est pas renseigné, prière de renseigner.</w:t>
       </w:r>
     </w:p>
     <w:p>
@@ -2005,7 +6819,7 @@
           </w:tcPr>
           <w:p>
             <w:r/>
-            <w:hyperlink r:id="rId11">
+            <w:hyperlink r:id="rId20">
               <w:r>
                 <w:rPr>
                   <w:color w:val="0563C1"/>
@@ -2104,7 +6918,7 @@
         <w:rPr>
           <w:sz w:val="20"/>
         </w:rPr>
-        <w:t>- Attention ! Le prix unitaire d'achat (150 Fcfa) de Mâchoiron séchée (Kon) en Pièce (Petit) est relativement élevé par rapport aux autres prix observés dans cette zone. Prière de corriger ou de confirmer avec le QG. Attention ! Le prix unitaire d'achat (4500 Fcfa) de Viande de bœuf: filet, faux-filet en Kg (taille unique) est relativement élevé par rapport aux autres prix observés dans cette zone. Prière de corriger ou de confirmer avec le QG. Attention ! Le prix unitaire d'achat (500 Fcfa) de Poivron frais en Pièce (Moyen) est relativement élevé par rapport aux autres prix observés dans cette zone. Prière de corriger ou de confirmer avec le QG. Attention ! Le prix unitaire d'achat (500 Fcfa) de Spaghettis en Sachets industriel (Petit) est relativement élevé par rapport aux autres prix observés dans cette zone. Prière de corriger ou de confirmer avec le QG. Avertissement!!! Le ménage a consommé 7 Boite (Autre que la boite/pot de tomate) Tres petit de Thé en sachet, cette quantité semble anormale pour une consommation des 7 derniers jours.Les ménages consomment géneralement en sachet ou en paquet, prière de corriger ou de confirmer avec le QG.</w:t>
+        <w:t>- Attention ! Le prix unitaire d'achat (100 Fcfa) de Piment séché en Sachets (Tres petit) est relativement élevé par rapport aux autres prix observés dans cette zone. Prière de corriger ou de confirmer avec le QG. Attention ! Soupçons de quantité anormale! Le ménage de NDEYE MBAYE avec une taille de 5 personnes a consommé 9 Sachets en Tres petit de Piment séché qui est relativement élevé comme consommation par rapport à la condition de vie des autres ménages de même taille dans cette zone. Prière de corriger ou de confirmer avec le QG. Attention ! Le prix unitaire d'achat (100 Fcfa) de Poivre en Sachets (Tres petit) est relativement élevé par rapport aux autres prix observés dans cette zone. Prière de corriger ou de confirmer avec le QG. Attention ! Le prix unitaire d'achat (1000 Fcfa) de Poivron frais en Pièce (Moyen) est relativement élevé par rapport aux autres prix observés dans cette zone. Prière de corriger ou de confirmer avec le QG. Attention ! Le prix unitaire d'achat (200 Fcfa) de Choux en Morceau (Portion) (Petit) est relativement élevé par rapport aux autres prix observés dans cette zone. Prière de corriger ou de confirmer avec le QG. Attention ! Le prix unitaire d'achat (200 Fcfa) de Œufs frais en Pièce (taille unique) est relativement élevé par rapport aux autres prix observés dans cette zone. Prière de corriger ou de confirmer avec le QG. Attention ! Le prix unitaire d'achat (400 Fcfa) de Lait en poudre en Sachets (Petit) est relativement élevé par rapport aux autres prix observés dans cette zone. Prière de corriger ou de confirmer avec le QG. Attention ! Le prix unitaire d'achat (500 Fcfa) de Spaghettis en Sachets industriel (Petit) est relativement élevé par rapport aux autres prix observés dans cette zone. Prière de corriger ou de confirmer avec le QG. Attention ! Soupçons de quantité anormale! Le ménage de NDEYE MBAYE avec une taille de 5 personnes a consommé 5 Kg en taille unique de Pâte d'arachide qui est relativement élevé comme consommation par rapport à la condition de vie des autres ménages de même taille dans cette zone. Prière de corriger ou de confirmer avec le QG. Avertissement!!! Le ménage a consommé 7 Boite (Autre que la boite/pot de tomate) Tres petit de Thé en sachet, cette quantité semble anormale pour une consommation des 7 derniers jours.Les ménages consomment géneralement en sachet ou en paquet, prière de corriger ou de confirmer avec le QG. Le prix d'achat unitaire (6750 Fcfa) de Viande de bœuf: filet, faux-filet en Kg de taille taille unique prière de regarder les reponses prises dans les questions s07bq07a s07bq07b s07bq07c s07bq08 pour mieux corriger. Attention ! Le prix unitaire d'achat (6750 Fcfa) de Viande de bœuf: filet, faux-filet en Kg (taille unique) est relativement élevé par rapport aux autres prix observés dans cette zone. Prière de corriger ou de confirmer avec le QG.</w:t>
       </w:r>
     </w:p>
     <w:p>
@@ -2126,27 +6940,6 @@
           <w:sz w:val="20"/>
         </w:rPr>
         <w:t>- Le salaire qu'une personne de cette catégorie (10.62) a travaillé(e) dans cette entreprise vente de  l'eau est élevé ou faible. Prière de confirmer cette information avec le QG ou de corriger.</w:t>
-      </w:r>
-    </w:p>
-    <w:p>
-      <w:r>
-        <w:rPr>
-          <w:b/>
-          <w:color w:val="4672C4"/>
-          <w:sz w:val="22"/>
-        </w:rPr>
-        <w:t>&gt;&gt; Section12 - Actifs du menage</w:t>
-      </w:r>
-    </w:p>
-    <w:p>
-      <w:pPr>
-        <w:ind w:left="283"/>
-      </w:pPr>
-      <w:r>
-        <w:rPr>
-          <w:sz w:val="20"/>
-        </w:rPr>
-        <w:t>- Avertissement!!! Le prix d'achat (35000) de l'article  Lit est inférieur aux prix de revente (150000)  avec l'âge du bien atteignant 3 ans. Prière de vérifier ou confirmer avec l'enquêté et mettre les bonnes valeurs après verification, s'il le faut.</w:t>
       </w:r>
     </w:p>
     <w:p>
